--- a/results/Тексты/ВКР.docx
+++ b/results/Тексты/ВКР.docx
@@ -298,12 +298,20 @@
         <w:spacing w:after="0"/>
         <w:jc w:val="center"/>
         <w:rPr>
+          <w:sz w:val="24"/>
+          <w:szCs w:val="20"/>
+          <w:lang w:val="ru-RU"/>
+        </w:rPr>
+      </w:pPr>
+      <w:r>
+        <w:rPr>
           <w:b/>
           <w:bCs/>
           <w:szCs w:val="28"/>
           <w:lang w:val="ru-RU"/>
         </w:rPr>
-      </w:pPr>
+        <w:t>Оптимизация аэродинамической формы летательного аппарата на основе решения уравнений Рейнольдса</w:t>
+      </w:r>
       <w:r>
         <w:rPr>
           <w:b/>
@@ -311,26 +319,7 @@
           <w:szCs w:val="28"/>
           <w:lang w:val="ru-RU"/>
         </w:rPr>
-        <w:t>НАЗВАНИЕ ВКР</w:t>
-      </w:r>
-    </w:p>
-    <w:p>
-      <w:pPr>
-        <w:spacing w:after="0"/>
-        <w:jc w:val="center"/>
-        <w:rPr>
-          <w:sz w:val="24"/>
-          <w:szCs w:val="20"/>
-          <w:lang w:val="ru-RU"/>
-        </w:rPr>
-      </w:pPr>
-      <w:r>
-        <w:rPr>
-          <w:sz w:val="24"/>
-          <w:szCs w:val="20"/>
-          <w:lang w:val="ru-RU"/>
-        </w:rPr>
-        <w:t>(магистерская диссертация)</w:t>
+        <w:t xml:space="preserve"> </w:t>
       </w:r>
     </w:p>
     <w:p>
@@ -425,19 +414,8 @@
           <w:szCs w:val="20"/>
           <w:lang w:val="ru-RU"/>
         </w:rPr>
-        <w:t>Фамилия Имя Отчество</w:t>
-      </w:r>
-    </w:p>
-    <w:p>
-      <w:pPr>
-        <w:spacing w:after="0"/>
-        <w:ind w:left="5670"/>
-        <w:jc w:val="left"/>
-        <w:rPr>
-          <w:szCs w:val="20"/>
-          <w:lang w:val="ru-RU"/>
-        </w:rPr>
-      </w:pPr>
+        <w:t>Черных Владимир Владимирович</w:t>
+      </w:r>
     </w:p>
     <w:p>
       <w:pPr>
@@ -487,7 +465,7 @@
           <w:szCs w:val="20"/>
           <w:lang w:val="ru-RU"/>
         </w:rPr>
-        <w:t>Фамилия Имя Отчество</w:t>
+        <w:t>Судаков Виталий Георгиевич</w:t>
       </w:r>
     </w:p>
     <w:p>
@@ -505,7 +483,35 @@
           <w:szCs w:val="20"/>
           <w:lang w:val="ru-RU"/>
         </w:rPr>
-        <w:t>канд. техн. наук</w:t>
+        <w:t>д</w:t>
+      </w:r>
+      <w:r>
+        <w:rPr>
+          <w:szCs w:val="20"/>
+          <w:lang w:val="ru-RU"/>
+        </w:rPr>
+        <w:t>.</w:t>
+      </w:r>
+      <w:r>
+        <w:rPr>
+          <w:szCs w:val="20"/>
+          <w:lang w:val="ru-RU"/>
+        </w:rPr>
+        <w:t xml:space="preserve"> ф.-м.</w:t>
+      </w:r>
+      <w:r>
+        <w:rPr>
+          <w:szCs w:val="20"/>
+          <w:lang w:val="ru-RU"/>
+        </w:rPr>
+        <w:t xml:space="preserve"> н</w:t>
+      </w:r>
+      <w:r>
+        <w:rPr>
+          <w:szCs w:val="20"/>
+          <w:lang w:val="ru-RU"/>
+        </w:rPr>
+        <w:t>.</w:t>
       </w:r>
     </w:p>
     <w:p>
@@ -598,60 +604,262 @@
     <w:p>
       <w:pPr>
         <w:pStyle w:val="Normtext"/>
-      </w:pPr>
-      <w:r>
-        <w:t>Объём аннотации должен составлять не более 1500 знаков. В аннотации необходимо отразить:</w:t>
+        <w:ind w:left="1134"/>
+      </w:pPr>
+      <w:r>
+        <w:t xml:space="preserve">Настоящая работа посвящена разработке и применению автоматизированного вычислительного комплекса для оптимизации аэродинамической формы летательного аппарата на примере минимизации лобового сопротивления профиля в трансзвуковом потоке. В рамках исследования создан программный комплекс расчетного цикла, объединяющий геометрическую параметризацию, автоматическую генерацию расчетной сетки, </w:t>
+      </w:r>
+      <w:r>
+        <w:rPr>
+          <w:lang w:val="en-US"/>
+        </w:rPr>
+        <w:t>RANS</w:t>
+      </w:r>
+      <w:r>
+        <w:t xml:space="preserve">-моделирование и </w:t>
+      </w:r>
+      <w:r>
+        <w:t>алгоритм оптимизации</w:t>
+      </w:r>
+      <w:r>
+        <w:t>, а также проведен сравнительный анализ методов поиска и способов постановки ограничений.</w:t>
       </w:r>
     </w:p>
     <w:p>
       <w:pPr>
         <w:pStyle w:val="Normtext"/>
-        <w:numPr>
-          <w:ilvl w:val="0"/>
-          <w:numId w:val="33"/>
-        </w:numPr>
-        <w:ind w:left="1134" w:hanging="425"/>
-      </w:pPr>
-      <w:r>
-        <w:t>цель и задачи работы;</w:t>
+        <w:ind w:left="1134"/>
+      </w:pPr>
+      <w:r>
+        <w:t>В результате работы создан</w:t>
+      </w:r>
+      <w:r>
+        <w:t xml:space="preserve">, верифицирован и валидирован </w:t>
+      </w:r>
+      <w:r>
+        <w:t xml:space="preserve">устойчивый вычислительный конвейер. </w:t>
+      </w:r>
+      <w:r>
+        <w:t>Использован</w:t>
+      </w:r>
+      <w:r>
+        <w:t xml:space="preserve"> метод </w:t>
+      </w:r>
+      <w:r>
+        <w:t>обработки и</w:t>
+      </w:r>
+      <w:r>
+        <w:t xml:space="preserve"> </w:t>
+      </w:r>
+      <w:proofErr w:type="spellStart"/>
+      <w:r>
+        <w:t>пенализации</w:t>
+      </w:r>
+      <w:proofErr w:type="spellEnd"/>
+      <w:r>
+        <w:t xml:space="preserve"> </w:t>
+      </w:r>
+      <w:proofErr w:type="spellStart"/>
+      <w:r>
+        <w:t>нефизичных</w:t>
+      </w:r>
+      <w:proofErr w:type="spellEnd"/>
+      <w:r>
+        <w:t xml:space="preserve"> </w:t>
+      </w:r>
+      <w:r>
+        <w:t>геометрий</w:t>
+      </w:r>
+      <w:r>
+        <w:t xml:space="preserve"> на основе евклидовой </w:t>
+      </w:r>
+      <m:oMath>
+        <m:sSub>
+          <m:sSubPr>
+            <m:ctrlPr>
+              <w:rPr>
+                <w:rFonts w:ascii="Cambria Math" w:hAnsi="Cambria Math"/>
+                <w:i/>
+              </w:rPr>
+            </m:ctrlPr>
+          </m:sSubPr>
+          <m:e>
+            <m:r>
+              <w:rPr>
+                <w:rFonts w:ascii="Cambria Math" w:hAnsi="Cambria Math"/>
+                <w:lang w:val="en-US"/>
+              </w:rPr>
+              <m:t>L</m:t>
+            </m:r>
+            <m:ctrlPr>
+              <w:rPr>
+                <w:rFonts w:ascii="Cambria Math" w:hAnsi="Cambria Math"/>
+                <w:i/>
+                <w:lang w:val="en-US"/>
+              </w:rPr>
+            </m:ctrlPr>
+          </m:e>
+          <m:sub>
+            <m:r>
+              <w:rPr>
+                <w:rFonts w:ascii="Cambria Math" w:hAnsi="Cambria Math"/>
+              </w:rPr>
+              <m:t>2</m:t>
+            </m:r>
+          </m:sub>
+        </m:sSub>
+      </m:oMath>
+      <w:r>
+        <w:t xml:space="preserve">-нормы расстояния в пространстве профилей, предотвращающий сбои решателя. Предложена модифицированная параметризация Безье </w:t>
+      </w:r>
+      <w:r>
+        <w:t>позволяющая строго выполнить конструкционные ограничения.</w:t>
+      </w:r>
+      <w:r>
+        <w:t xml:space="preserve"> На трансзвуковом расчетном режиме (</w:t>
+      </w:r>
+      <m:oMath>
+        <m:r>
+          <w:rPr>
+            <w:rFonts w:ascii="Cambria Math" w:hAnsi="Cambria Math"/>
+            <w:lang w:val="en-US"/>
+          </w:rPr>
+          <m:t>M</m:t>
+        </m:r>
+        <m:r>
+          <w:rPr>
+            <w:rFonts w:ascii="Cambria Math" w:hAnsi="Cambria Math"/>
+          </w:rPr>
+          <m:t>=0.75,</m:t>
+        </m:r>
+        <m:sSub>
+          <m:sSubPr>
+            <m:ctrlPr>
+              <w:rPr>
+                <w:rFonts w:ascii="Cambria Math" w:hAnsi="Cambria Math"/>
+                <w:i/>
+              </w:rPr>
+            </m:ctrlPr>
+          </m:sSubPr>
+          <m:e>
+            <m:r>
+              <w:rPr>
+                <w:rFonts w:ascii="Cambria Math" w:hAnsi="Cambria Math"/>
+                <w:lang w:val="en-US"/>
+              </w:rPr>
+              <m:t>C</m:t>
+            </m:r>
+          </m:e>
+          <m:sub>
+            <m:r>
+              <w:rPr>
+                <w:rFonts w:ascii="Cambria Math" w:hAnsi="Cambria Math"/>
+                <w:lang w:val="en-US"/>
+              </w:rPr>
+              <m:t>ya</m:t>
+            </m:r>
+          </m:sub>
+        </m:sSub>
+        <m:r>
+          <w:rPr>
+            <w:rFonts w:ascii="Cambria Math" w:hAnsi="Cambria Math"/>
+          </w:rPr>
+          <m:t>=0.5</m:t>
+        </m:r>
+        <m:r>
+          <w:rPr>
+            <w:rFonts w:ascii="Cambria Math" w:hAnsi="Cambria Math"/>
+          </w:rPr>
+          <m:t>)</m:t>
+        </m:r>
+      </m:oMath>
+      <w:r>
+        <w:t xml:space="preserve"> получен профиль с коэффициентом сопротивления </w:t>
+      </w:r>
+      <m:oMath>
+        <m:sSub>
+          <m:sSubPr>
+            <m:ctrlPr>
+              <w:rPr>
+                <w:rFonts w:ascii="Cambria Math" w:hAnsi="Cambria Math"/>
+                <w:i/>
+              </w:rPr>
+            </m:ctrlPr>
+          </m:sSubPr>
+          <m:e>
+            <m:r>
+              <w:rPr>
+                <w:rFonts w:ascii="Cambria Math" w:hAnsi="Cambria Math"/>
+                <w:lang w:val="en-US"/>
+              </w:rPr>
+              <m:t>C</m:t>
+            </m:r>
+            <m:ctrlPr>
+              <w:rPr>
+                <w:rFonts w:ascii="Cambria Math" w:hAnsi="Cambria Math"/>
+                <w:i/>
+                <w:lang w:val="en-US"/>
+              </w:rPr>
+            </m:ctrlPr>
+          </m:e>
+          <m:sub>
+            <m:r>
+              <w:rPr>
+                <w:rFonts w:ascii="Cambria Math" w:hAnsi="Cambria Math"/>
+                <w:lang w:val="en-US"/>
+              </w:rPr>
+              <m:t>xa</m:t>
+            </m:r>
+          </m:sub>
+        </m:sSub>
+        <m:r>
+          <w:rPr>
+            <w:rFonts w:ascii="Cambria Math" w:hAnsi="Cambria Math"/>
+          </w:rPr>
+          <m:t>=0.0094</m:t>
+        </m:r>
+      </m:oMath>
+      <w:r>
+        <w:t xml:space="preserve">, что на 13 единиц меньше базового профиля </w:t>
+      </w:r>
+      <w:r>
+        <w:rPr>
+          <w:lang w:val="en-US"/>
+        </w:rPr>
+        <w:t>RAE</w:t>
+      </w:r>
+      <w:r>
+        <w:t xml:space="preserve"> 2822. Волновое сопротивление практически полностью устранено за счет реализации </w:t>
+      </w:r>
+      <w:proofErr w:type="spellStart"/>
+      <w:r>
+        <w:t>бесскачкового</w:t>
+      </w:r>
+      <w:proofErr w:type="spellEnd"/>
+      <w:r>
+        <w:t xml:space="preserve"> обтекания.</w:t>
       </w:r>
     </w:p>
     <w:p>
       <w:pPr>
         <w:pStyle w:val="Normtext"/>
-        <w:numPr>
-          <w:ilvl w:val="0"/>
-          <w:numId w:val="33"/>
-        </w:numPr>
-        <w:ind w:left="1134" w:hanging="425"/>
-      </w:pPr>
-      <w:r>
-        <w:t>полученные результаты;</w:t>
-      </w:r>
-    </w:p>
-    <w:p>
-      <w:pPr>
-        <w:pStyle w:val="Normtext"/>
-        <w:numPr>
-          <w:ilvl w:val="0"/>
-          <w:numId w:val="33"/>
-        </w:numPr>
-        <w:ind w:left="1134" w:hanging="425"/>
-      </w:pPr>
-      <w:r>
-        <w:t>рекомендации, предложенные на основании данной работы.</w:t>
-      </w:r>
-    </w:p>
-    <w:p>
-      <w:pPr>
-        <w:pStyle w:val="Normtext"/>
-        <w:ind w:left="1134" w:firstLine="0"/>
-      </w:pPr>
-    </w:p>
-    <w:p>
-      <w:pPr>
-        <w:pStyle w:val="Normtext"/>
-      </w:pPr>
+        <w:ind w:left="1134"/>
+      </w:pPr>
+      <w:r>
+        <w:t xml:space="preserve">Разработанный комплекс </w:t>
+      </w:r>
+      <w:r>
+        <w:t>возможно</w:t>
+      </w:r>
+      <w:r>
+        <w:t xml:space="preserve"> применять для проектирования аэродинамических </w:t>
+      </w:r>
+      <w:r>
+        <w:t>форм летательных аппаратов</w:t>
+      </w:r>
+      <w:r>
+        <w:t>. В качестве направлений дальнейшего развития предложен переход к решению трехмерных задач оптимизации формы крыла, внедрение многокритериального поиска и учет дополнительных ограничений.</w:t>
+      </w:r>
     </w:p>
     <w:p>
       <w:pPr>
@@ -662,9 +870,6 @@
         </w:rPr>
       </w:pPr>
       <w:r>
-        <w:rPr>
-          <w:lang w:val="ru-RU"/>
-        </w:rPr>
         <w:br w:type="page"/>
       </w:r>
     </w:p>
@@ -731,7 +936,7 @@
           <w:r>
             <w:fldChar w:fldCharType="separate"/>
           </w:r>
-          <w:hyperlink w:anchor="_Toc232574796" w:history="1">
+          <w:hyperlink w:anchor="_Toc232614411" w:history="1">
             <w:r>
               <w:rPr>
                 <w:rStyle w:val="Hyperlink"/>
@@ -758,7 +963,7 @@
                 <w:noProof/>
                 <w:webHidden/>
               </w:rPr>
-              <w:instrText xml:space="preserve"> PAGEREF _Toc232574796 \h </w:instrText>
+              <w:instrText xml:space="preserve"> PAGEREF _Toc232614411 \h </w:instrText>
             </w:r>
             <w:r>
               <w:rPr>
@@ -803,7 +1008,7 @@
               <w14:ligatures w14:val="standardContextual"/>
             </w:rPr>
           </w:pPr>
-          <w:hyperlink w:anchor="_Toc232574797" w:history="1">
+          <w:hyperlink w:anchor="_Toc232614412" w:history="1">
             <w:r>
               <w:rPr>
                 <w:rStyle w:val="Hyperlink"/>
@@ -850,7 +1055,7 @@
                 <w:noProof/>
                 <w:webHidden/>
               </w:rPr>
-              <w:instrText xml:space="preserve"> PAGEREF _Toc232574797 \h </w:instrText>
+              <w:instrText xml:space="preserve"> PAGEREF _Toc232614412 \h </w:instrText>
             </w:r>
             <w:r>
               <w:rPr>
@@ -893,7 +1098,7 @@
               <w14:ligatures w14:val="standardContextual"/>
             </w:rPr>
           </w:pPr>
-          <w:hyperlink w:anchor="_Toc232574798" w:history="1">
+          <w:hyperlink w:anchor="_Toc232614413" w:history="1">
             <w:r>
               <w:rPr>
                 <w:rStyle w:val="Hyperlink"/>
@@ -938,7 +1143,7 @@
                 <w:noProof/>
                 <w:webHidden/>
               </w:rPr>
-              <w:instrText xml:space="preserve"> PAGEREF _Toc232574798 \h </w:instrText>
+              <w:instrText xml:space="preserve"> PAGEREF _Toc232614413 \h </w:instrText>
             </w:r>
             <w:r>
               <w:rPr>
@@ -981,7 +1186,7 @@
               <w14:ligatures w14:val="standardContextual"/>
             </w:rPr>
           </w:pPr>
-          <w:hyperlink w:anchor="_Toc232574799" w:history="1">
+          <w:hyperlink w:anchor="_Toc232614414" w:history="1">
             <w:r>
               <w:rPr>
                 <w:rStyle w:val="Hyperlink"/>
@@ -1026,7 +1231,7 @@
                 <w:noProof/>
                 <w:webHidden/>
               </w:rPr>
-              <w:instrText xml:space="preserve"> PAGEREF _Toc232574799 \h </w:instrText>
+              <w:instrText xml:space="preserve"> PAGEREF _Toc232614414 \h </w:instrText>
             </w:r>
             <w:r>
               <w:rPr>
@@ -1069,7 +1274,7 @@
               <w14:ligatures w14:val="standardContextual"/>
             </w:rPr>
           </w:pPr>
-          <w:hyperlink w:anchor="_Toc232574800" w:history="1">
+          <w:hyperlink w:anchor="_Toc232614415" w:history="1">
             <w:r>
               <w:rPr>
                 <w:rStyle w:val="Hyperlink"/>
@@ -1114,7 +1319,7 @@
                 <w:noProof/>
                 <w:webHidden/>
               </w:rPr>
-              <w:instrText xml:space="preserve"> PAGEREF _Toc232574800 \h </w:instrText>
+              <w:instrText xml:space="preserve"> PAGEREF _Toc232614415 \h </w:instrText>
             </w:r>
             <w:r>
               <w:rPr>
@@ -1160,7 +1365,7 @@
               <w14:ligatures w14:val="standardContextual"/>
             </w:rPr>
           </w:pPr>
-          <w:hyperlink w:anchor="_Toc232574801" w:history="1">
+          <w:hyperlink w:anchor="_Toc232614416" w:history="1">
             <w:r>
               <w:rPr>
                 <w:rStyle w:val="Hyperlink"/>
@@ -1205,7 +1410,7 @@
                 <w:noProof/>
                 <w:webHidden/>
               </w:rPr>
-              <w:instrText xml:space="preserve"> PAGEREF _Toc232574801 \h </w:instrText>
+              <w:instrText xml:space="preserve"> PAGEREF _Toc232614416 \h </w:instrText>
             </w:r>
             <w:r>
               <w:rPr>
@@ -1251,7 +1456,7 @@
               <w14:ligatures w14:val="standardContextual"/>
             </w:rPr>
           </w:pPr>
-          <w:hyperlink w:anchor="_Toc232574802" w:history="1">
+          <w:hyperlink w:anchor="_Toc232614417" w:history="1">
             <w:r>
               <w:rPr>
                 <w:rStyle w:val="Hyperlink"/>
@@ -1296,7 +1501,7 @@
                 <w:noProof/>
                 <w:webHidden/>
               </w:rPr>
-              <w:instrText xml:space="preserve"> PAGEREF _Toc232574802 \h </w:instrText>
+              <w:instrText xml:space="preserve"> PAGEREF _Toc232614417 \h </w:instrText>
             </w:r>
             <w:r>
               <w:rPr>
@@ -1342,7 +1547,7 @@
               <w14:ligatures w14:val="standardContextual"/>
             </w:rPr>
           </w:pPr>
-          <w:hyperlink w:anchor="_Toc232574803" w:history="1">
+          <w:hyperlink w:anchor="_Toc232614418" w:history="1">
             <w:r>
               <w:rPr>
                 <w:rStyle w:val="Hyperlink"/>
@@ -1387,7 +1592,7 @@
                 <w:noProof/>
                 <w:webHidden/>
               </w:rPr>
-              <w:instrText xml:space="preserve"> PAGEREF _Toc232574803 \h </w:instrText>
+              <w:instrText xml:space="preserve"> PAGEREF _Toc232614418 \h </w:instrText>
             </w:r>
             <w:r>
               <w:rPr>
@@ -1432,7 +1637,7 @@
               <w14:ligatures w14:val="standardContextual"/>
             </w:rPr>
           </w:pPr>
-          <w:hyperlink w:anchor="_Toc232574804" w:history="1">
+          <w:hyperlink w:anchor="_Toc232614419" w:history="1">
             <w:r>
               <w:rPr>
                 <w:rStyle w:val="Hyperlink"/>
@@ -1479,7 +1684,7 @@
                 <w:noProof/>
                 <w:webHidden/>
               </w:rPr>
-              <w:instrText xml:space="preserve"> PAGEREF _Toc232574804 \h </w:instrText>
+              <w:instrText xml:space="preserve"> PAGEREF _Toc232614419 \h </w:instrText>
             </w:r>
             <w:r>
               <w:rPr>
@@ -1522,7 +1727,7 @@
               <w14:ligatures w14:val="standardContextual"/>
             </w:rPr>
           </w:pPr>
-          <w:hyperlink w:anchor="_Toc232574805" w:history="1">
+          <w:hyperlink w:anchor="_Toc232614420" w:history="1">
             <w:r>
               <w:rPr>
                 <w:rStyle w:val="Hyperlink"/>
@@ -1567,7 +1772,7 @@
                 <w:noProof/>
                 <w:webHidden/>
               </w:rPr>
-              <w:instrText xml:space="preserve"> PAGEREF _Toc232574805 \h </w:instrText>
+              <w:instrText xml:space="preserve"> PAGEREF _Toc232614420 \h </w:instrText>
             </w:r>
             <w:r>
               <w:rPr>
@@ -1610,7 +1815,7 @@
               <w14:ligatures w14:val="standardContextual"/>
             </w:rPr>
           </w:pPr>
-          <w:hyperlink w:anchor="_Toc232574806" w:history="1">
+          <w:hyperlink w:anchor="_Toc232614421" w:history="1">
             <w:r>
               <w:rPr>
                 <w:rStyle w:val="Hyperlink"/>
@@ -1655,7 +1860,7 @@
                 <w:noProof/>
                 <w:webHidden/>
               </w:rPr>
-              <w:instrText xml:space="preserve"> PAGEREF _Toc232574806 \h </w:instrText>
+              <w:instrText xml:space="preserve"> PAGEREF _Toc232614421 \h </w:instrText>
             </w:r>
             <w:r>
               <w:rPr>
@@ -1698,7 +1903,7 @@
               <w14:ligatures w14:val="standardContextual"/>
             </w:rPr>
           </w:pPr>
-          <w:hyperlink w:anchor="_Toc232574807" w:history="1">
+          <w:hyperlink w:anchor="_Toc232614422" w:history="1">
             <w:r>
               <w:rPr>
                 <w:rStyle w:val="Hyperlink"/>
@@ -1743,7 +1948,7 @@
                 <w:noProof/>
                 <w:webHidden/>
               </w:rPr>
-              <w:instrText xml:space="preserve"> PAGEREF _Toc232574807 \h </w:instrText>
+              <w:instrText xml:space="preserve"> PAGEREF _Toc232614422 \h </w:instrText>
             </w:r>
             <w:r>
               <w:rPr>
@@ -1764,6 +1969,94 @@
                 <w:webHidden/>
               </w:rPr>
               <w:t>26</w:t>
+            </w:r>
+            <w:r>
+              <w:rPr>
+                <w:noProof/>
+                <w:webHidden/>
+              </w:rPr>
+              <w:fldChar w:fldCharType="end"/>
+            </w:r>
+          </w:hyperlink>
+        </w:p>
+        <w:p>
+          <w:pPr>
+            <w:pStyle w:val="TOC2"/>
+            <w:rPr>
+              <w:rFonts w:asciiTheme="minorHAnsi" w:eastAsiaTheme="minorEastAsia" w:hAnsiTheme="minorHAnsi"/>
+              <w:noProof/>
+              <w:kern w:val="2"/>
+              <w:sz w:val="24"/>
+              <w:lang w:eastAsia="en-US"/>
+              <w14:ligatures w14:val="standardContextual"/>
+            </w:rPr>
+          </w:pPr>
+          <w:hyperlink w:anchor="_Toc232614423" w:history="1">
+            <w:r>
+              <w:rPr>
+                <w:rStyle w:val="Hyperlink"/>
+                <w:noProof/>
+              </w:rPr>
+              <w:t>2.4</w:t>
+            </w:r>
+            <w:r>
+              <w:rPr>
+                <w:rFonts w:asciiTheme="minorHAnsi" w:eastAsiaTheme="minorEastAsia" w:hAnsiTheme="minorHAnsi"/>
+                <w:noProof/>
+                <w:kern w:val="2"/>
+                <w:sz w:val="24"/>
+                <w:lang w:eastAsia="en-US"/>
+                <w14:ligatures w14:val="standardContextual"/>
+              </w:rPr>
+              <w:tab/>
+            </w:r>
+            <w:r>
+              <w:rPr>
+                <w:rStyle w:val="Hyperlink"/>
+                <w:noProof/>
+              </w:rPr>
+              <w:t>Вычисление целевой функции в области вырожденных геометрий профилей</w:t>
+            </w:r>
+            <w:r>
+              <w:rPr>
+                <w:noProof/>
+                <w:webHidden/>
+              </w:rPr>
+              <w:tab/>
+            </w:r>
+            <w:r>
+              <w:rPr>
+                <w:noProof/>
+                <w:webHidden/>
+              </w:rPr>
+              <w:fldChar w:fldCharType="begin"/>
+            </w:r>
+            <w:r>
+              <w:rPr>
+                <w:noProof/>
+                <w:webHidden/>
+              </w:rPr>
+              <w:instrText xml:space="preserve"> PAGEREF _Toc232614423 \h </w:instrText>
+            </w:r>
+            <w:r>
+              <w:rPr>
+                <w:noProof/>
+                <w:webHidden/>
+              </w:rPr>
+            </w:r>
+            <w:r>
+              <w:rPr>
+                <w:noProof/>
+                <w:webHidden/>
+              </w:rPr>
+              <w:fldChar w:fldCharType="separate"/>
+            </w:r>
+            <w:r>
+              <w:rPr>
+                <w:noProof/>
+                <w:webHidden/>
+              </w:rPr>
+              <w:t>28</w:t>
             </w:r>
             <w:r>
               <w:rPr>
@@ -1788,7 +2081,7 @@
               <w14:ligatures w14:val="standardContextual"/>
             </w:rPr>
           </w:pPr>
-          <w:hyperlink w:anchor="_Toc232574808" w:history="1">
+          <w:hyperlink w:anchor="_Toc232614424" w:history="1">
             <w:r>
               <w:rPr>
                 <w:rStyle w:val="Hyperlink"/>
@@ -1814,7 +2107,7 @@
                 <w:rStyle w:val="Hyperlink"/>
                 <w:noProof/>
               </w:rPr>
-              <w:t>Оформление</w:t>
+              <w:t>Получение и анализ решений оптимизационной задачи</w:t>
             </w:r>
             <w:r>
               <w:rPr>
@@ -1835,7 +2128,7 @@
                 <w:noProof/>
                 <w:webHidden/>
               </w:rPr>
-              <w:instrText xml:space="preserve"> PAGEREF _Toc232574808 \h </w:instrText>
+              <w:instrText xml:space="preserve"> PAGEREF _Toc232614424 \h </w:instrText>
             </w:r>
             <w:r>
               <w:rPr>
@@ -1878,7 +2171,7 @@
               <w14:ligatures w14:val="standardContextual"/>
             </w:rPr>
           </w:pPr>
-          <w:hyperlink w:anchor="_Toc232574809" w:history="1">
+          <w:hyperlink w:anchor="_Toc232614425" w:history="1">
             <w:r>
               <w:rPr>
                 <w:rStyle w:val="Hyperlink"/>
@@ -1902,7 +2195,7 @@
                 <w:rStyle w:val="Hyperlink"/>
                 <w:noProof/>
               </w:rPr>
-              <w:t>Стили</w:t>
+              <w:t>Рассматриваемый случай</w:t>
             </w:r>
             <w:r>
               <w:rPr>
@@ -1923,7 +2216,7 @@
                 <w:noProof/>
                 <w:webHidden/>
               </w:rPr>
-              <w:instrText xml:space="preserve"> PAGEREF _Toc232574809 \h </w:instrText>
+              <w:instrText xml:space="preserve"> PAGEREF _Toc232614425 \h </w:instrText>
             </w:r>
             <w:r>
               <w:rPr>
@@ -1966,7 +2259,7 @@
               <w14:ligatures w14:val="standardContextual"/>
             </w:rPr>
           </w:pPr>
-          <w:hyperlink w:anchor="_Toc232574810" w:history="1">
+          <w:hyperlink w:anchor="_Toc232614426" w:history="1">
             <w:r>
               <w:rPr>
                 <w:rStyle w:val="Hyperlink"/>
@@ -1990,7 +2283,7 @@
                 <w:rStyle w:val="Hyperlink"/>
                 <w:noProof/>
               </w:rPr>
-              <w:t>Рисунки и таблицы</w:t>
+              <w:t>Влияние числа параметров</w:t>
             </w:r>
             <w:r>
               <w:rPr>
@@ -2011,7 +2304,7 @@
                 <w:noProof/>
                 <w:webHidden/>
               </w:rPr>
-              <w:instrText xml:space="preserve"> PAGEREF _Toc232574810 \h </w:instrText>
+              <w:instrText xml:space="preserve"> PAGEREF _Toc232614426 \h </w:instrText>
             </w:r>
             <w:r>
               <w:rPr>
@@ -2031,7 +2324,7 @@
                 <w:noProof/>
                 <w:webHidden/>
               </w:rPr>
-              <w:t>30</w:t>
+              <w:t>31</w:t>
             </w:r>
             <w:r>
               <w:rPr>
@@ -2054,7 +2347,7 @@
               <w14:ligatures w14:val="standardContextual"/>
             </w:rPr>
           </w:pPr>
-          <w:hyperlink w:anchor="_Toc232574811" w:history="1">
+          <w:hyperlink w:anchor="_Toc232614427" w:history="1">
             <w:r>
               <w:rPr>
                 <w:rStyle w:val="Hyperlink"/>
@@ -2078,7 +2371,7 @@
                 <w:rStyle w:val="Hyperlink"/>
                 <w:noProof/>
               </w:rPr>
-              <w:t>Формулы</w:t>
+              <w:t>Результаты работы EGO</w:t>
             </w:r>
             <w:r>
               <w:rPr>
@@ -2099,7 +2392,7 @@
                 <w:noProof/>
                 <w:webHidden/>
               </w:rPr>
-              <w:instrText xml:space="preserve"> PAGEREF _Toc232574811 \h </w:instrText>
+              <w:instrText xml:space="preserve"> PAGEREF _Toc232614427 \h </w:instrText>
             </w:r>
             <w:r>
               <w:rPr>
@@ -2119,7 +2412,271 @@
                 <w:noProof/>
                 <w:webHidden/>
               </w:rPr>
-              <w:t>31</w:t>
+              <w:t>32</w:t>
+            </w:r>
+            <w:r>
+              <w:rPr>
+                <w:noProof/>
+                <w:webHidden/>
+              </w:rPr>
+              <w:fldChar w:fldCharType="end"/>
+            </w:r>
+          </w:hyperlink>
+        </w:p>
+        <w:p>
+          <w:pPr>
+            <w:pStyle w:val="TOC2"/>
+            <w:rPr>
+              <w:rFonts w:asciiTheme="minorHAnsi" w:eastAsiaTheme="minorEastAsia" w:hAnsiTheme="minorHAnsi"/>
+              <w:noProof/>
+              <w:kern w:val="2"/>
+              <w:sz w:val="24"/>
+              <w:lang w:eastAsia="en-US"/>
+              <w14:ligatures w14:val="standardContextual"/>
+            </w:rPr>
+          </w:pPr>
+          <w:hyperlink w:anchor="_Toc232614428" w:history="1">
+            <w:r>
+              <w:rPr>
+                <w:rStyle w:val="Hyperlink"/>
+                <w:noProof/>
+              </w:rPr>
+              <w:t>3.4</w:t>
+            </w:r>
+            <w:r>
+              <w:rPr>
+                <w:rFonts w:asciiTheme="minorHAnsi" w:eastAsiaTheme="minorEastAsia" w:hAnsiTheme="minorHAnsi"/>
+                <w:noProof/>
+                <w:kern w:val="2"/>
+                <w:sz w:val="24"/>
+                <w:lang w:eastAsia="en-US"/>
+                <w14:ligatures w14:val="standardContextual"/>
+              </w:rPr>
+              <w:tab/>
+            </w:r>
+            <w:r>
+              <w:rPr>
+                <w:rStyle w:val="Hyperlink"/>
+                <w:noProof/>
+              </w:rPr>
+              <w:t>EGO c выдерживанием толщины методом варьирования точки</w:t>
+            </w:r>
+            <w:r>
+              <w:rPr>
+                <w:noProof/>
+                <w:webHidden/>
+              </w:rPr>
+              <w:tab/>
+            </w:r>
+            <w:r>
+              <w:rPr>
+                <w:noProof/>
+                <w:webHidden/>
+              </w:rPr>
+              <w:fldChar w:fldCharType="begin"/>
+            </w:r>
+            <w:r>
+              <w:rPr>
+                <w:noProof/>
+                <w:webHidden/>
+              </w:rPr>
+              <w:instrText xml:space="preserve"> PAGEREF _Toc232614428 \h </w:instrText>
+            </w:r>
+            <w:r>
+              <w:rPr>
+                <w:noProof/>
+                <w:webHidden/>
+              </w:rPr>
+            </w:r>
+            <w:r>
+              <w:rPr>
+                <w:noProof/>
+                <w:webHidden/>
+              </w:rPr>
+              <w:fldChar w:fldCharType="separate"/>
+            </w:r>
+            <w:r>
+              <w:rPr>
+                <w:noProof/>
+                <w:webHidden/>
+              </w:rPr>
+              <w:t>35</w:t>
+            </w:r>
+            <w:r>
+              <w:rPr>
+                <w:noProof/>
+                <w:webHidden/>
+              </w:rPr>
+              <w:fldChar w:fldCharType="end"/>
+            </w:r>
+          </w:hyperlink>
+        </w:p>
+        <w:p>
+          <w:pPr>
+            <w:pStyle w:val="TOC2"/>
+            <w:rPr>
+              <w:rFonts w:asciiTheme="minorHAnsi" w:eastAsiaTheme="minorEastAsia" w:hAnsiTheme="minorHAnsi"/>
+              <w:noProof/>
+              <w:kern w:val="2"/>
+              <w:sz w:val="24"/>
+              <w:lang w:eastAsia="en-US"/>
+              <w14:ligatures w14:val="standardContextual"/>
+            </w:rPr>
+          </w:pPr>
+          <w:hyperlink w:anchor="_Toc232614429" w:history="1">
+            <w:r>
+              <w:rPr>
+                <w:rStyle w:val="Hyperlink"/>
+                <w:noProof/>
+              </w:rPr>
+              <w:t>3.5</w:t>
+            </w:r>
+            <w:r>
+              <w:rPr>
+                <w:rFonts w:asciiTheme="minorHAnsi" w:eastAsiaTheme="minorEastAsia" w:hAnsiTheme="minorHAnsi"/>
+                <w:noProof/>
+                <w:kern w:val="2"/>
+                <w:sz w:val="24"/>
+                <w:lang w:eastAsia="en-US"/>
+                <w14:ligatures w14:val="standardContextual"/>
+              </w:rPr>
+              <w:tab/>
+            </w:r>
+            <w:r>
+              <w:rPr>
+                <w:rStyle w:val="Hyperlink"/>
+                <w:noProof/>
+              </w:rPr>
+              <w:t>Влияние постановки ограничений на результат</w:t>
+            </w:r>
+            <w:r>
+              <w:rPr>
+                <w:noProof/>
+                <w:webHidden/>
+              </w:rPr>
+              <w:tab/>
+            </w:r>
+            <w:r>
+              <w:rPr>
+                <w:noProof/>
+                <w:webHidden/>
+              </w:rPr>
+              <w:fldChar w:fldCharType="begin"/>
+            </w:r>
+            <w:r>
+              <w:rPr>
+                <w:noProof/>
+                <w:webHidden/>
+              </w:rPr>
+              <w:instrText xml:space="preserve"> PAGEREF _Toc232614429 \h </w:instrText>
+            </w:r>
+            <w:r>
+              <w:rPr>
+                <w:noProof/>
+                <w:webHidden/>
+              </w:rPr>
+            </w:r>
+            <w:r>
+              <w:rPr>
+                <w:noProof/>
+                <w:webHidden/>
+              </w:rPr>
+              <w:fldChar w:fldCharType="separate"/>
+            </w:r>
+            <w:r>
+              <w:rPr>
+                <w:noProof/>
+                <w:webHidden/>
+              </w:rPr>
+              <w:t>37</w:t>
+            </w:r>
+            <w:r>
+              <w:rPr>
+                <w:noProof/>
+                <w:webHidden/>
+              </w:rPr>
+              <w:fldChar w:fldCharType="end"/>
+            </w:r>
+          </w:hyperlink>
+        </w:p>
+        <w:p>
+          <w:pPr>
+            <w:pStyle w:val="TOC2"/>
+            <w:rPr>
+              <w:rFonts w:asciiTheme="minorHAnsi" w:eastAsiaTheme="minorEastAsia" w:hAnsiTheme="minorHAnsi"/>
+              <w:noProof/>
+              <w:kern w:val="2"/>
+              <w:sz w:val="24"/>
+              <w:lang w:eastAsia="en-US"/>
+              <w14:ligatures w14:val="standardContextual"/>
+            </w:rPr>
+          </w:pPr>
+          <w:hyperlink w:anchor="_Toc232614430" w:history="1">
+            <w:r>
+              <w:rPr>
+                <w:rStyle w:val="Hyperlink"/>
+                <w:noProof/>
+              </w:rPr>
+              <w:t>3.6</w:t>
+            </w:r>
+            <w:r>
+              <w:rPr>
+                <w:rFonts w:asciiTheme="minorHAnsi" w:eastAsiaTheme="minorEastAsia" w:hAnsiTheme="minorHAnsi"/>
+                <w:noProof/>
+                <w:kern w:val="2"/>
+                <w:sz w:val="24"/>
+                <w:lang w:eastAsia="en-US"/>
+                <w14:ligatures w14:val="standardContextual"/>
+              </w:rPr>
+              <w:tab/>
+            </w:r>
+            <w:r>
+              <w:rPr>
+                <w:rStyle w:val="Hyperlink"/>
+                <w:noProof/>
+              </w:rPr>
+              <w:t>Мультимодальность функции и лучшее полученное решение</w:t>
+            </w:r>
+            <w:r>
+              <w:rPr>
+                <w:noProof/>
+                <w:webHidden/>
+              </w:rPr>
+              <w:tab/>
+            </w:r>
+            <w:r>
+              <w:rPr>
+                <w:noProof/>
+                <w:webHidden/>
+              </w:rPr>
+              <w:fldChar w:fldCharType="begin"/>
+            </w:r>
+            <w:r>
+              <w:rPr>
+                <w:noProof/>
+                <w:webHidden/>
+              </w:rPr>
+              <w:instrText xml:space="preserve"> PAGEREF _Toc232614430 \h </w:instrText>
+            </w:r>
+            <w:r>
+              <w:rPr>
+                <w:noProof/>
+                <w:webHidden/>
+              </w:rPr>
+            </w:r>
+            <w:r>
+              <w:rPr>
+                <w:noProof/>
+                <w:webHidden/>
+              </w:rPr>
+              <w:fldChar w:fldCharType="separate"/>
+            </w:r>
+            <w:r>
+              <w:rPr>
+                <w:noProof/>
+                <w:webHidden/>
+              </w:rPr>
+              <w:t>38</w:t>
             </w:r>
             <w:r>
               <w:rPr>
@@ -2144,43 +2701,23 @@
               <w14:ligatures w14:val="standardContextual"/>
             </w:rPr>
           </w:pPr>
-          <w:hyperlink w:anchor="_Toc232574812" w:history="1">
+          <w:hyperlink w:anchor="_Toc232614431" w:history="1">
             <w:r>
               <w:rPr>
                 <w:rStyle w:val="Hyperlink"/>
                 <w:noProof/>
               </w:rPr>
-              <w:t>4</w:t>
+              <w:t>ЗАКЛЮЧЕНИЕ</w:t>
             </w:r>
             <w:r>
               <w:rPr>
-                <w:rFonts w:asciiTheme="minorHAnsi" w:eastAsiaTheme="minorEastAsia" w:hAnsiTheme="minorHAnsi"/>
-                <w:bCs w:val="0"/>
                 <w:noProof/>
-                <w:kern w:val="2"/>
-                <w:sz w:val="24"/>
-                <w:szCs w:val="24"/>
-                <w:lang w:eastAsia="en-US"/>
-                <w14:ligatures w14:val="standardContextual"/>
+                <w:webHidden/>
               </w:rPr>
               <w:tab/>
             </w:r>
             <w:r>
               <w:rPr>
-                <w:rStyle w:val="Hyperlink"/>
-                <w:noProof/>
-              </w:rPr>
-              <w:t>Библиография</w:t>
-            </w:r>
-            <w:r>
-              <w:rPr>
-                <w:noProof/>
-                <w:webHidden/>
-              </w:rPr>
-              <w:tab/>
-            </w:r>
-            <w:r>
-              <w:rPr>
                 <w:noProof/>
                 <w:webHidden/>
               </w:rPr>
@@ -2191,7 +2728,7 @@
                 <w:noProof/>
                 <w:webHidden/>
               </w:rPr>
-              <w:instrText xml:space="preserve"> PAGEREF _Toc232574812 \h </w:instrText>
+              <w:instrText xml:space="preserve"> PAGEREF _Toc232614431 \h </w:instrText>
             </w:r>
             <w:r>
               <w:rPr>
@@ -2211,7 +2748,7 @@
                 <w:noProof/>
                 <w:webHidden/>
               </w:rPr>
-              <w:t>31</w:t>
+              <w:t>42</w:t>
             </w:r>
             <w:r>
               <w:rPr>
@@ -2236,13 +2773,13 @@
               <w14:ligatures w14:val="standardContextual"/>
             </w:rPr>
           </w:pPr>
-          <w:hyperlink w:anchor="_Toc232574813" w:history="1">
+          <w:hyperlink w:anchor="_Toc232614432" w:history="1">
             <w:r>
               <w:rPr>
                 <w:rStyle w:val="Hyperlink"/>
                 <w:noProof/>
               </w:rPr>
-              <w:t>ЗАКЛЮЧЕНИЕ</w:t>
+              <w:t>СПИСОК ИСПОЛЬЗОВАННЫХ ИСТОЧНИКОВ</w:t>
             </w:r>
             <w:r>
               <w:rPr>
@@ -2263,7 +2800,7 @@
                 <w:noProof/>
                 <w:webHidden/>
               </w:rPr>
-              <w:instrText xml:space="preserve"> PAGEREF _Toc232574813 \h </w:instrText>
+              <w:instrText xml:space="preserve"> PAGEREF _Toc232614432 \h </w:instrText>
             </w:r>
             <w:r>
               <w:rPr>
@@ -2283,79 +2820,7 @@
                 <w:noProof/>
                 <w:webHidden/>
               </w:rPr>
-              <w:t>32</w:t>
-            </w:r>
-            <w:r>
-              <w:rPr>
-                <w:noProof/>
-                <w:webHidden/>
-              </w:rPr>
-              <w:fldChar w:fldCharType="end"/>
-            </w:r>
-          </w:hyperlink>
-        </w:p>
-        <w:p>
-          <w:pPr>
-            <w:pStyle w:val="TOC1"/>
-            <w:rPr>
-              <w:rFonts w:asciiTheme="minorHAnsi" w:eastAsiaTheme="minorEastAsia" w:hAnsiTheme="minorHAnsi"/>
-              <w:bCs w:val="0"/>
-              <w:noProof/>
-              <w:kern w:val="2"/>
-              <w:sz w:val="24"/>
-              <w:szCs w:val="24"/>
-              <w:lang w:eastAsia="en-US"/>
-              <w14:ligatures w14:val="standardContextual"/>
-            </w:rPr>
-          </w:pPr>
-          <w:hyperlink w:anchor="_Toc232574814" w:history="1">
-            <w:r>
-              <w:rPr>
-                <w:rStyle w:val="Hyperlink"/>
-                <w:noProof/>
-              </w:rPr>
-              <w:t>СПИСОК ИСПОЛЬЗОВАННЫХ ИСТОЧНИКОВ</w:t>
-            </w:r>
-            <w:r>
-              <w:rPr>
-                <w:noProof/>
-                <w:webHidden/>
-              </w:rPr>
-              <w:tab/>
-            </w:r>
-            <w:r>
-              <w:rPr>
-                <w:noProof/>
-                <w:webHidden/>
-              </w:rPr>
-              <w:fldChar w:fldCharType="begin"/>
-            </w:r>
-            <w:r>
-              <w:rPr>
-                <w:noProof/>
-                <w:webHidden/>
-              </w:rPr>
-              <w:instrText xml:space="preserve"> PAGEREF _Toc232574814 \h </w:instrText>
-            </w:r>
-            <w:r>
-              <w:rPr>
-                <w:noProof/>
-                <w:webHidden/>
-              </w:rPr>
-            </w:r>
-            <w:r>
-              <w:rPr>
-                <w:noProof/>
-                <w:webHidden/>
-              </w:rPr>
-              <w:fldChar w:fldCharType="separate"/>
-            </w:r>
-            <w:r>
-              <w:rPr>
-                <w:noProof/>
-                <w:webHidden/>
-              </w:rPr>
-              <w:t>33</w:t>
+              <w:t>44</w:t>
             </w:r>
             <w:r>
               <w:rPr>
@@ -2396,7 +2861,7 @@
           <w:b w:val="0"/>
         </w:rPr>
       </w:pPr>
-      <w:bookmarkStart w:id="0" w:name="_Toc232574796"/>
+      <w:bookmarkStart w:id="0" w:name="_Toc232614411"/>
       <w:r>
         <w:rPr>
           <w:b w:val="0"/>
@@ -2999,7 +3464,7 @@
       <w:pPr>
         <w:pStyle w:val="Heading1"/>
       </w:pPr>
-      <w:bookmarkStart w:id="1" w:name="_Toc232574797"/>
+      <w:bookmarkStart w:id="1" w:name="_Toc232614412"/>
       <w:r>
         <w:lastRenderedPageBreak/>
         <w:t>Постановка задачи и методология</w:t>
@@ -3013,7 +3478,7 @@
       <w:pPr>
         <w:pStyle w:val="Heading2"/>
       </w:pPr>
-      <w:bookmarkStart w:id="2" w:name="_Toc232574798"/>
+      <w:bookmarkStart w:id="2" w:name="_Toc232614413"/>
       <w:r>
         <w:t>Формальная постановка задачи аэродинамической оптимизации</w:t>
       </w:r>
@@ -3355,6 +3820,7 @@
         </w:rPr>
         <w:tab/>
       </w:r>
+      <w:bookmarkStart w:id="3" w:name="eq_1"/>
       <w:r>
         <w:rPr>
           <w:rFonts w:eastAsiaTheme="minorEastAsia"/>
@@ -3398,6 +3864,7 @@
       <w:r>
         <w:rPr>
           <w:noProof/>
+          <w:lang w:val="en-US"/>
         </w:rPr>
         <w:t>1</w:t>
       </w:r>
@@ -3408,6 +3875,7 @@
         <w:t>)</w:t>
       </w:r>
     </w:p>
+    <w:bookmarkEnd w:id="3"/>
     <w:p>
       <w:pPr>
         <w:pStyle w:val="Formula"/>
@@ -3854,7 +4322,19 @@
         <w:rPr>
           <w:rFonts w:eastAsiaTheme="minorEastAsia"/>
         </w:rPr>
-        <w:t xml:space="preserve"> — минимальная толщина профиля, геометрическое ограничение </w:t>
+        <w:t xml:space="preserve"> — минимальная </w:t>
+      </w:r>
+      <w:r>
+        <w:rPr>
+          <w:rFonts w:eastAsiaTheme="minorEastAsia"/>
+        </w:rPr>
+        <w:t xml:space="preserve">относительная </w:t>
+      </w:r>
+      <w:r>
+        <w:rPr>
+          <w:rFonts w:eastAsiaTheme="minorEastAsia"/>
+        </w:rPr>
+        <w:t xml:space="preserve">толщина профиля, геометрическое ограничение </w:t>
       </w:r>
     </w:p>
     <w:p>
@@ -3970,11 +4450,11 @@
       <w:pPr>
         <w:pStyle w:val="Heading2"/>
       </w:pPr>
-      <w:bookmarkStart w:id="3" w:name="_Toc232574799"/>
+      <w:bookmarkStart w:id="4" w:name="_Toc232614414"/>
       <w:r>
         <w:t>Геометрическая параметризация аэродинамического профиля</w:t>
       </w:r>
-      <w:bookmarkEnd w:id="3"/>
+      <w:bookmarkEnd w:id="4"/>
     </w:p>
     <w:p>
       <w:pPr>
@@ -4369,7 +4849,7 @@
         </w:rPr>
         <w:tab/>
       </w:r>
-      <w:bookmarkStart w:id="4" w:name="eq_bez"/>
+      <w:bookmarkStart w:id="5" w:name="eq_bez"/>
       <w:r>
         <w:rPr>
           <w:rFonts w:eastAsiaTheme="minorEastAsia"/>
@@ -4412,6 +4892,7 @@
       <w:r>
         <w:rPr>
           <w:noProof/>
+          <w:lang w:val="en-US"/>
         </w:rPr>
         <w:t>2</w:t>
       </w:r>
@@ -4421,7 +4902,7 @@
       <w:r>
         <w:t>)</w:t>
       </w:r>
-      <w:bookmarkEnd w:id="4"/>
+      <w:bookmarkEnd w:id="5"/>
     </w:p>
     <w:p>
       <w:pPr>
@@ -5444,7 +5925,7 @@
         </w:rPr>
         <w:tab/>
       </w:r>
-      <w:bookmarkStart w:id="5" w:name="eq_r"/>
+      <w:bookmarkStart w:id="6" w:name="eq_r"/>
       <w:r>
         <w:rPr>
           <w:rFonts w:eastAsiaTheme="minorEastAsia"/>
@@ -5487,6 +5968,7 @@
       <w:r>
         <w:rPr>
           <w:noProof/>
+          <w:lang w:val="en-US"/>
         </w:rPr>
         <w:t>3</w:t>
       </w:r>
@@ -5496,7 +5978,7 @@
       <w:r>
         <w:t>)</w:t>
       </w:r>
-      <w:bookmarkEnd w:id="5"/>
+      <w:bookmarkEnd w:id="6"/>
     </w:p>
     <w:p>
       <w:pPr>
@@ -6364,6 +6846,7 @@
       <w:r>
         <w:rPr>
           <w:noProof/>
+          <w:lang w:val="en-US"/>
         </w:rPr>
         <w:t>5</w:t>
       </w:r>
@@ -6817,11 +7300,11 @@
       <w:r>
         <w:t xml:space="preserve">Рисунок </w:t>
       </w:r>
-      <w:bookmarkStart w:id="6" w:name="fig_пример_профиля"/>
+      <w:bookmarkStart w:id="7" w:name="fig_пример_профиля"/>
       <w:r>
         <w:t>1</w:t>
       </w:r>
-      <w:bookmarkEnd w:id="6"/>
+      <w:bookmarkEnd w:id="7"/>
       <w:r>
         <w:t xml:space="preserve"> — </w:t>
       </w:r>
@@ -6920,46 +7403,36 @@
           </w:rPr>
           <m:t>=</m:t>
         </m:r>
-        <m:acc>
-          <m:accPr>
-            <m:chr m:val="̅"/>
+        <m:sSub>
+          <m:sSubPr>
             <m:ctrlPr>
               <w:rPr>
                 <w:rFonts w:ascii="Cambria Math" w:hAnsi="Cambria Math"/>
                 <w:i/>
               </w:rPr>
             </m:ctrlPr>
-          </m:accPr>
+          </m:sSubPr>
           <m:e>
-            <m:sSub>
-              <m:sSubPr>
-                <m:ctrlPr>
-                  <w:rPr>
-                    <w:rFonts w:ascii="Cambria Math" w:hAnsi="Cambria Math"/>
-                    <w:i/>
-                  </w:rPr>
-                </m:ctrlPr>
-              </m:sSubPr>
-              <m:e>
-                <m:r>
-                  <w:rPr>
-                    <w:rFonts w:ascii="Cambria Math" w:hAnsi="Cambria Math"/>
-                  </w:rPr>
-                  <m:t>p</m:t>
-                </m:r>
-              </m:e>
-              <m:sub>
-                <m:r>
-                  <w:rPr>
-                    <w:rFonts w:ascii="Cambria Math" w:hAnsi="Cambria Math"/>
-                  </w:rPr>
-                  <m:t>0</m:t>
-                </m:r>
-              </m:sub>
-            </m:sSub>
+            <m:r>
+              <w:rPr>
+                <w:rFonts w:ascii="Cambria Math" w:hAnsi="Cambria Math"/>
+              </w:rPr>
+              <m:t>p</m:t>
+            </m:r>
           </m:e>
-        </m:acc>
+          <m:sub>
+            <m:r>
+              <w:rPr>
+                <w:rFonts w:ascii="Cambria Math" w:hAnsi="Cambria Math"/>
+              </w:rPr>
+              <m:t>0</m:t>
+            </m:r>
+          </m:sub>
+        </m:sSub>
         <m:r>
+          <m:rPr>
+            <m:sty m:val="p"/>
+          </m:rPr>
           <w:rPr>
             <w:rFonts w:ascii="Cambria Math" w:hAnsi="Cambria Math"/>
           </w:rPr>
@@ -6981,6 +7454,11 @@
               </w:rPr>
               <m:t>R</m:t>
             </m:r>
+            <m:ctrlPr>
+              <w:rPr>
+                <w:rFonts w:ascii="Cambria Math" w:hAnsi="Cambria Math"/>
+              </w:rPr>
+            </m:ctrlPr>
           </m:e>
           <m:sub>
             <m:r>
@@ -7022,11 +7500,22 @@
           </m:sSupPr>
           <m:e>
             <m:r>
+              <m:rPr>
+                <m:sty m:val="bi"/>
+              </m:rPr>
               <w:rPr>
                 <w:rFonts w:ascii="Cambria Math" w:hAnsi="Cambria Math"/>
               </w:rPr>
               <m:t>y</m:t>
             </m:r>
+            <m:ctrlPr>
+              <w:rPr>
+                <w:rFonts w:ascii="Cambria Math" w:hAnsi="Cambria Math"/>
+                <w:b/>
+                <w:bCs/>
+                <w:i/>
+              </w:rPr>
+            </m:ctrlPr>
           </m:e>
           <m:sup>
             <m:r>
@@ -7054,25 +7543,22 @@
             </m:ctrlPr>
           </m:sSubPr>
           <m:e>
-            <m:acc>
-              <m:accPr>
-                <m:chr m:val="̅"/>
-                <m:ctrlPr>
-                  <w:rPr>
-                    <w:rFonts w:ascii="Cambria Math" w:hAnsi="Cambria Math"/>
-                    <w:i/>
-                  </w:rPr>
-                </m:ctrlPr>
-              </m:accPr>
-              <m:e>
-                <m:r>
-                  <w:rPr>
-                    <w:rFonts w:ascii="Cambria Math" w:hAnsi="Cambria Math"/>
-                  </w:rPr>
-                  <m:t>p</m:t>
-                </m:r>
-              </m:e>
-            </m:acc>
+            <m:r>
+              <m:rPr>
+                <m:sty m:val="bi"/>
+              </m:rPr>
+              <w:rPr>
+                <w:rFonts w:ascii="Cambria Math" w:hAnsi="Cambria Math"/>
+              </w:rPr>
+              <m:t>p</m:t>
+            </m:r>
+            <m:ctrlPr>
+              <w:rPr>
+                <w:rFonts w:ascii="Cambria Math" w:hAnsi="Cambria Math"/>
+                <w:i/>
+                <w:lang w:val="en-US"/>
+              </w:rPr>
+            </m:ctrlPr>
           </m:e>
           <m:sub>
             <m:r>
@@ -7084,6 +7570,9 @@
           </m:sub>
         </m:sSub>
         <m:r>
+          <m:rPr>
+            <m:sty m:val="p"/>
+          </m:rPr>
           <w:rPr>
             <w:rFonts w:ascii="Cambria Math" w:hAnsi="Cambria Math"/>
             <w:lang w:val="en-US"/>
@@ -7106,6 +7595,12 @@
               </w:rPr>
               <m:t>Y</m:t>
             </m:r>
+            <m:ctrlPr>
+              <w:rPr>
+                <w:rFonts w:ascii="Cambria Math" w:hAnsi="Cambria Math"/>
+                <w:lang w:val="en-US"/>
+              </w:rPr>
+            </m:ctrlPr>
           </m:e>
           <m:sub>
             <m:r>
@@ -7210,11 +7705,22 @@
           </m:sSupPr>
           <m:e>
             <m:r>
+              <m:rPr>
+                <m:sty m:val="bi"/>
+              </m:rPr>
               <w:rPr>
                 <w:rFonts w:ascii="Cambria Math" w:hAnsi="Cambria Math"/>
               </w:rPr>
               <m:t>y</m:t>
             </m:r>
+            <m:ctrlPr>
+              <w:rPr>
+                <w:rFonts w:ascii="Cambria Math" w:hAnsi="Cambria Math"/>
+                <w:b/>
+                <w:bCs/>
+                <w:i/>
+              </w:rPr>
+            </m:ctrlPr>
           </m:e>
           <m:sup>
             <m:r>
@@ -7241,25 +7747,15 @@
             </m:ctrlPr>
           </m:sSubPr>
           <m:e>
-            <m:acc>
-              <m:accPr>
-                <m:chr m:val="̅"/>
-                <m:ctrlPr>
-                  <w:rPr>
-                    <w:rFonts w:ascii="Cambria Math" w:hAnsi="Cambria Math"/>
-                    <w:i/>
-                  </w:rPr>
-                </m:ctrlPr>
-              </m:accPr>
-              <m:e>
-                <m:r>
-                  <w:rPr>
-                    <w:rFonts w:ascii="Cambria Math" w:hAnsi="Cambria Math"/>
-                  </w:rPr>
-                  <m:t>p</m:t>
-                </m:r>
-              </m:e>
-            </m:acc>
+            <m:r>
+              <m:rPr>
+                <m:sty m:val="bi"/>
+              </m:rPr>
+              <w:rPr>
+                <w:rFonts w:ascii="Cambria Math" w:hAnsi="Cambria Math"/>
+              </w:rPr>
+              <m:t>p</m:t>
+            </m:r>
           </m:e>
           <m:sub>
             <m:r>
@@ -7271,6 +7767,9 @@
           </m:sub>
         </m:sSub>
         <m:r>
+          <m:rPr>
+            <m:sty m:val="p"/>
+          </m:rPr>
           <w:rPr>
             <w:rFonts w:ascii="Cambria Math" w:hAnsi="Cambria Math"/>
           </w:rPr>
@@ -7292,6 +7791,11 @@
               </w:rPr>
               <m:t>Y</m:t>
             </m:r>
+            <m:ctrlPr>
+              <w:rPr>
+                <w:rFonts w:ascii="Cambria Math" w:hAnsi="Cambria Math"/>
+              </w:rPr>
+            </m:ctrlPr>
           </m:e>
           <m:sub>
             <m:r>
@@ -7329,52 +7833,54 @@
         <w:tab/>
       </w:r>
       <m:oMath>
+        <m:r>
+          <m:rPr>
+            <m:sty m:val="p"/>
+          </m:rPr>
+          <w:rPr>
+            <w:rFonts w:ascii="Cambria Math" w:hAnsi="Cambria Math"/>
+          </w:rPr>
+          <m:t>θ</m:t>
+        </m:r>
         <m:r>
           <w:rPr>
             <w:rFonts w:ascii="Cambria Math" w:hAnsi="Cambria Math"/>
           </w:rPr>
-          <m:t>θ=</m:t>
+          <m:t>=</m:t>
         </m:r>
-        <m:acc>
-          <m:accPr>
-            <m:chr m:val="̅"/>
+        <m:sSub>
+          <m:sSubPr>
             <m:ctrlPr>
               <w:rPr>
                 <w:rFonts w:ascii="Cambria Math" w:hAnsi="Cambria Math"/>
                 <w:i/>
               </w:rPr>
             </m:ctrlPr>
-          </m:accPr>
+          </m:sSubPr>
           <m:e>
-            <m:sSub>
-              <m:sSubPr>
-                <m:ctrlPr>
-                  <w:rPr>
-                    <w:rFonts w:ascii="Cambria Math" w:hAnsi="Cambria Math"/>
-                    <w:i/>
-                  </w:rPr>
-                </m:ctrlPr>
-              </m:sSubPr>
-              <m:e>
-                <m:r>
-                  <w:rPr>
-                    <w:rFonts w:ascii="Cambria Math" w:hAnsi="Cambria Math"/>
-                  </w:rPr>
-                  <m:t>p</m:t>
-                </m:r>
-              </m:e>
-              <m:sub>
-                <m:r>
-                  <w:rPr>
-                    <w:rFonts w:ascii="Cambria Math" w:hAnsi="Cambria Math"/>
-                  </w:rPr>
-                  <m:t>θ</m:t>
-                </m:r>
-              </m:sub>
-            </m:sSub>
+            <m:r>
+              <w:rPr>
+                <w:rFonts w:ascii="Cambria Math" w:hAnsi="Cambria Math"/>
+              </w:rPr>
+              <m:t>p</m:t>
+            </m:r>
           </m:e>
-        </m:acc>
+          <m:sub>
+            <m:r>
+              <m:rPr>
+                <m:sty m:val="p"/>
+              </m:rPr>
+              <w:rPr>
+                <w:rFonts w:ascii="Cambria Math" w:hAnsi="Cambria Math"/>
+              </w:rPr>
+              <m:t>θ</m:t>
+            </m:r>
+          </m:sub>
+        </m:sSub>
         <m:r>
+          <m:rPr>
+            <m:sty m:val="p"/>
+          </m:rPr>
           <w:rPr>
             <w:rFonts w:ascii="Cambria Math" w:hAnsi="Cambria Math"/>
           </w:rPr>
@@ -7385,12 +7891,14 @@
             <m:ctrlPr>
               <w:rPr>
                 <w:rFonts w:ascii="Cambria Math" w:hAnsi="Cambria Math"/>
-                <w:i/>
               </w:rPr>
             </m:ctrlPr>
           </m:sSubPr>
           <m:e>
             <m:r>
+              <m:rPr>
+                <m:nor/>
+              </m:rPr>
               <w:rPr>
                 <w:rFonts w:ascii="Cambria Math" w:hAnsi="Cambria Math"/>
               </w:rPr>
@@ -7398,12 +7906,17 @@
             </m:r>
           </m:e>
           <m:sub>
-            <m:r>
+            <w:proofErr w:type="spellStart"/>
+            <m:r>
+              <m:rPr>
+                <m:nor/>
+              </m:rPr>
               <w:rPr>
                 <w:rFonts w:ascii="Cambria Math" w:hAnsi="Cambria Math"/>
               </w:rPr>
               <m:t>bound</m:t>
             </m:r>
+            <w:proofErr w:type="spellEnd"/>
           </m:sub>
         </m:sSub>
       </m:oMath>
@@ -7435,12 +7948,12 @@
       <w:pPr>
         <w:pStyle w:val="Heading2"/>
       </w:pPr>
-      <w:bookmarkStart w:id="7" w:name="_Toc232574800"/>
+      <w:bookmarkStart w:id="8" w:name="_Toc232614415"/>
       <w:r>
         <w:lastRenderedPageBreak/>
         <w:t>Численное моделирование обтекания</w:t>
       </w:r>
-      <w:bookmarkEnd w:id="7"/>
+      <w:bookmarkEnd w:id="8"/>
       <w:r>
         <w:t xml:space="preserve"> </w:t>
       </w:r>
@@ -7449,11 +7962,11 @@
       <w:pPr>
         <w:pStyle w:val="Heading3"/>
       </w:pPr>
-      <w:bookmarkStart w:id="8" w:name="_Toc232574801"/>
+      <w:bookmarkStart w:id="9" w:name="_Toc232614416"/>
       <w:r>
         <w:t>Топология и автоматизированная генерация расчетной сетки</w:t>
       </w:r>
-      <w:bookmarkEnd w:id="8"/>
+      <w:bookmarkEnd w:id="9"/>
     </w:p>
     <w:p>
       <w:pPr>
@@ -7572,7 +8085,7 @@
       <w:pPr>
         <w:pStyle w:val="Piccapt"/>
       </w:pPr>
-      <w:bookmarkStart w:id="9" w:name="fig_2"/>
+      <w:bookmarkStart w:id="10" w:name="fig_2"/>
       <w:r>
         <w:t xml:space="preserve">Рисунок </w:t>
       </w:r>
@@ -7580,7 +8093,7 @@
         <w:t>2 — Деление расчетной области на блоки</w:t>
       </w:r>
     </w:p>
-    <w:bookmarkEnd w:id="9"/>
+    <w:bookmarkEnd w:id="10"/>
     <w:p>
       <w:pPr>
         <w:pStyle w:val="Picture"/>
@@ -7637,7 +8150,7 @@
       <w:pPr>
         <w:pStyle w:val="Piccapt"/>
       </w:pPr>
-      <w:bookmarkStart w:id="10" w:name="fig_3"/>
+      <w:bookmarkStart w:id="11" w:name="fig_3"/>
       <w:r>
         <w:t xml:space="preserve">Рисунок </w:t>
       </w:r>
@@ -7651,7 +8164,7 @@
         <w:t>Деление расчетной области на блоки вблизи профиля</w:t>
       </w:r>
     </w:p>
-    <w:bookmarkEnd w:id="10"/>
+    <w:bookmarkEnd w:id="11"/>
     <w:p>
       <w:pPr>
         <w:pStyle w:val="Normtext"/>
@@ -7755,7 +8268,7 @@
       <w:pPr>
         <w:pStyle w:val="Piccapt"/>
       </w:pPr>
-      <w:bookmarkStart w:id="11" w:name="fig_4"/>
+      <w:bookmarkStart w:id="12" w:name="fig_4"/>
       <w:r>
         <w:t xml:space="preserve">Рисунок 4 — </w:t>
       </w:r>
@@ -7766,7 +8279,7 @@
         <w:t>2822</w:t>
       </w:r>
     </w:p>
-    <w:bookmarkEnd w:id="11"/>
+    <w:bookmarkEnd w:id="12"/>
     <w:p>
       <w:pPr>
         <w:pStyle w:val="Normtext"/>
@@ -7929,12 +8442,12 @@
       <w:pPr>
         <w:pStyle w:val="Piccapt"/>
       </w:pPr>
-      <w:bookmarkStart w:id="12" w:name="fig_5"/>
+      <w:bookmarkStart w:id="13" w:name="fig_5"/>
       <w:r>
         <w:t>Рисунок 5 — Результат исследования сеточной сходимости</w:t>
       </w:r>
     </w:p>
-    <w:bookmarkEnd w:id="12"/>
+    <w:bookmarkEnd w:id="13"/>
     <w:p>
       <w:pPr>
         <w:pStyle w:val="Tablecapt"/>
@@ -7950,7 +8463,7 @@
       <w:r>
         <w:t xml:space="preserve"> </w:t>
       </w:r>
-      <w:bookmarkStart w:id="13" w:name="_Toc232574802"/>
+      <w:bookmarkStart w:id="14" w:name="_Toc232614417"/>
       <w:r>
         <w:t xml:space="preserve">Проведение </w:t>
       </w:r>
@@ -7963,7 +8476,7 @@
       <w:r>
         <w:t xml:space="preserve"> расчета</w:t>
       </w:r>
-      <w:bookmarkEnd w:id="13"/>
+      <w:bookmarkEnd w:id="14"/>
       <w:r>
         <w:t xml:space="preserve"> </w:t>
       </w:r>
@@ -8309,6 +8822,7 @@
       <w:r>
         <w:rPr>
           <w:noProof/>
+          <w:lang w:val="en-US"/>
         </w:rPr>
         <w:t>7</w:t>
       </w:r>
@@ -11921,6 +12435,7 @@
       <w:r>
         <w:rPr>
           <w:noProof/>
+          <w:lang w:val="en-US"/>
         </w:rPr>
         <w:t>11</w:t>
       </w:r>
@@ -12457,6 +12972,7 @@
       <w:r>
         <w:rPr>
           <w:noProof/>
+          <w:lang w:val="en-US"/>
         </w:rPr>
         <w:t>12</w:t>
       </w:r>
@@ -12847,7 +13363,7 @@
       <w:pPr>
         <w:pStyle w:val="Piccapt"/>
       </w:pPr>
-      <w:bookmarkStart w:id="14" w:name="fig_6_conv"/>
+      <w:bookmarkStart w:id="15" w:name="fig_6_conv"/>
       <w:r>
         <w:t xml:space="preserve">Рисунок </w:t>
       </w:r>
@@ -12865,12 +13381,12 @@
       <w:pPr>
         <w:pStyle w:val="Heading3"/>
       </w:pPr>
-      <w:bookmarkStart w:id="15" w:name="_Toc232574803"/>
-      <w:bookmarkEnd w:id="14"/>
+      <w:bookmarkStart w:id="16" w:name="_Toc232614418"/>
+      <w:bookmarkEnd w:id="15"/>
       <w:r>
         <w:t>Валидация расчетного метода</w:t>
       </w:r>
-      <w:bookmarkEnd w:id="15"/>
+      <w:bookmarkEnd w:id="16"/>
     </w:p>
     <w:p>
       <w:pPr>
@@ -13224,7 +13740,7 @@
           <w:lang w:val="ru-RU"/>
         </w:rPr>
       </w:pPr>
-      <w:bookmarkStart w:id="16" w:name="valid_table"/>
+      <w:bookmarkStart w:id="17" w:name="valid_table"/>
       <w:r>
         <w:rPr>
           <w:lang w:val="ru-RU"/>
@@ -13255,7 +13771,7 @@
           <w:tcPr>
             <w:tcW w:w="2430" w:type="dxa"/>
           </w:tcPr>
-          <w:bookmarkEnd w:id="16"/>
+          <w:bookmarkEnd w:id="17"/>
           <w:p>
             <w:pPr>
               <w:pStyle w:val="Normtext"/>
@@ -14325,7 +14841,7 @@
       <w:pPr>
         <w:pStyle w:val="Piccapt"/>
       </w:pPr>
-      <w:bookmarkStart w:id="17" w:name="fig_7"/>
+      <w:bookmarkStart w:id="18" w:name="fig_7"/>
       <w:r>
         <w:t xml:space="preserve">Рисунок </w:t>
       </w:r>
@@ -14333,7 +14849,7 @@
         <w:t>7</w:t>
       </w:r>
     </w:p>
-    <w:bookmarkEnd w:id="17"/>
+    <w:bookmarkEnd w:id="18"/>
     <w:p>
       <w:pPr>
         <w:pStyle w:val="Picture"/>
@@ -14389,7 +14905,7 @@
           <w:lang w:val="en-US"/>
         </w:rPr>
       </w:pPr>
-      <w:bookmarkStart w:id="18" w:name="fig_8"/>
+      <w:bookmarkStart w:id="19" w:name="fig_8"/>
       <w:r>
         <w:t xml:space="preserve">Рисунок </w:t>
       </w:r>
@@ -14397,7 +14913,7 @@
         <w:t>8</w:t>
       </w:r>
     </w:p>
-    <w:bookmarkEnd w:id="18"/>
+    <w:bookmarkEnd w:id="19"/>
     <w:p>
       <w:pPr>
         <w:pStyle w:val="Picture"/>
@@ -14454,12 +14970,12 @@
       <w:pPr>
         <w:pStyle w:val="Piccapt"/>
       </w:pPr>
-      <w:bookmarkStart w:id="19" w:name="fig_9"/>
+      <w:bookmarkStart w:id="20" w:name="fig_9"/>
       <w:r>
         <w:t>Рисунок 9</w:t>
       </w:r>
     </w:p>
-    <w:bookmarkEnd w:id="19"/>
+    <w:bookmarkEnd w:id="20"/>
     <w:p>
       <w:pPr>
         <w:pStyle w:val="Normtext"/>
@@ -14548,12 +15064,12 @@
       <w:pPr>
         <w:pStyle w:val="Heading1"/>
       </w:pPr>
-      <w:bookmarkStart w:id="20" w:name="_Toc232574804"/>
+      <w:bookmarkStart w:id="21" w:name="_Toc232614419"/>
       <w:r>
         <w:lastRenderedPageBreak/>
         <w:t>Используемые методы оптимизации</w:t>
       </w:r>
-      <w:bookmarkEnd w:id="20"/>
+      <w:bookmarkEnd w:id="21"/>
     </w:p>
     <w:p>
       <w:pPr>
@@ -14670,7 +15186,7 @@
       <w:pPr>
         <w:pStyle w:val="Heading2"/>
       </w:pPr>
-      <w:bookmarkStart w:id="21" w:name="_Toc232574805"/>
+      <w:bookmarkStart w:id="22" w:name="_Toc232614420"/>
       <w:r>
         <w:lastRenderedPageBreak/>
         <w:t>Метод сопряженных градиентов Флетчера-</w:t>
@@ -14679,7 +15195,7 @@
       <w:r>
         <w:t>Ривса</w:t>
       </w:r>
-      <w:bookmarkEnd w:id="21"/>
+      <w:bookmarkEnd w:id="22"/>
       <w:proofErr w:type="spellEnd"/>
     </w:p>
     <w:p>
@@ -16174,6 +16690,7 @@
       <w:r>
         <w:rPr>
           <w:noProof/>
+          <w:lang w:val="en-US"/>
         </w:rPr>
         <w:t>15</w:t>
       </w:r>
@@ -17066,6 +17583,7 @@
       <w:r>
         <w:rPr>
           <w:noProof/>
+          <w:lang w:val="en-US"/>
         </w:rPr>
         <w:t>17</w:t>
       </w:r>
@@ -17499,6 +18017,7 @@
       <w:r>
         <w:rPr>
           <w:noProof/>
+          <w:lang w:val="en-US"/>
         </w:rPr>
         <w:t>18</w:t>
       </w:r>
@@ -17771,7 +18290,7 @@
           <w:lang w:val="en-US"/>
         </w:rPr>
       </w:pPr>
-      <w:bookmarkStart w:id="22" w:name="_Toc232574806"/>
+      <w:bookmarkStart w:id="23" w:name="_Toc232614421"/>
       <w:r>
         <w:rPr>
           <w:lang w:val="en-US"/>
@@ -17779,7 +18298,7 @@
         <w:lastRenderedPageBreak/>
         <w:t>Mesh Adaptive Direct Search</w:t>
       </w:r>
-      <w:bookmarkEnd w:id="22"/>
+      <w:bookmarkEnd w:id="23"/>
     </w:p>
     <w:p>
       <w:pPr>
@@ -19692,7 +20211,7 @@
       <w:pPr>
         <w:pStyle w:val="Heading2"/>
       </w:pPr>
-      <w:bookmarkStart w:id="23" w:name="_Toc232574807"/>
+      <w:bookmarkStart w:id="24" w:name="_Toc232614422"/>
       <w:r>
         <w:rPr>
           <w:lang w:val="en-US"/>
@@ -19706,7 +20225,7 @@
         </w:rPr>
         <w:t>Optimisation</w:t>
       </w:r>
-      <w:bookmarkEnd w:id="23"/>
+      <w:bookmarkEnd w:id="24"/>
       <w:proofErr w:type="spellEnd"/>
       <w:r>
         <w:rPr>
@@ -20818,6 +21337,7 @@
       <w:r>
         <w:rPr>
           <w:noProof/>
+          <w:lang w:val="en-US"/>
         </w:rPr>
         <w:t>22</w:t>
       </w:r>
@@ -21151,6 +21671,19 @@
     </w:p>
     <w:p>
       <w:pPr>
+        <w:pStyle w:val="Heading2"/>
+      </w:pPr>
+      <w:bookmarkStart w:id="25" w:name="_Toc232614423"/>
+      <w:r>
+        <w:t>Вычисление</w:t>
+      </w:r>
+      <w:r>
+        <w:t xml:space="preserve"> целевой функции в области вырожденных геометрий профилей</w:t>
+      </w:r>
+      <w:bookmarkEnd w:id="25"/>
+    </w:p>
+    <w:p>
+      <w:pPr>
         <w:pStyle w:val="Normtext"/>
       </w:pPr>
       <w:r>
@@ -21225,7 +21758,11 @@
         <w:t xml:space="preserve">. </w:t>
       </w:r>
       <w:r>
-        <w:t xml:space="preserve">Для обработки таких ошибочных конфигураций предлагается ввести пространство геометрии профилей </w:t>
+        <w:t xml:space="preserve">Для обработки таких ошибочных </w:t>
+      </w:r>
+      <w:r>
+        <w:lastRenderedPageBreak/>
+        <w:t xml:space="preserve">конфигураций предлагается ввести пространство геометрии профилей </w:t>
       </w:r>
       <m:oMath>
         <m:r>
@@ -21290,7 +21827,6 @@
         <w:pStyle w:val="Normtext"/>
       </w:pPr>
       <w:r>
-        <w:lastRenderedPageBreak/>
         <w:t>Кажд</w:t>
       </w:r>
       <w:r>
@@ -22524,6 +23060,7 @@
         </w:rPr>
         <w:tab/>
       </w:r>
+      <w:bookmarkStart w:id="26" w:name="eq_24"/>
       <w:r>
         <w:rPr>
           <w:rFonts w:eastAsiaTheme="minorEastAsia" w:cs="Times New Roman"/>
@@ -22566,6 +23103,7 @@
       <w:r>
         <w:rPr>
           <w:noProof/>
+          <w:lang w:val="en-US"/>
         </w:rPr>
         <w:t>24</w:t>
       </w:r>
@@ -22579,6 +23117,7 @@
         <w:t>)</w:t>
       </w:r>
     </w:p>
+    <w:bookmarkEnd w:id="26"/>
     <w:p>
       <w:pPr>
         <w:pStyle w:val="Formula"/>
@@ -22629,7 +23168,30 @@
         </m:sSub>
       </m:oMath>
       <w:r>
-        <w:t xml:space="preserve"> — базовый уровень пенализации, заведомо превышающий максимальное физическое значение минимизируемого коэффициента сопротивления, а </w:t>
+        <w:t xml:space="preserve"> — базовый уровень </w:t>
+      </w:r>
+      <w:proofErr w:type="spellStart"/>
+      <w:r>
+        <w:t>пенализации</w:t>
+      </w:r>
+      <w:proofErr w:type="spellEnd"/>
+      <w:r>
+        <w:t>, заведомо превышающий максимальное физическое значение коэффициента сопротивления</w:t>
+      </w:r>
+      <w:r>
+        <w:rPr>
+          <w:lang w:val="en-US"/>
+        </w:rPr>
+        <w:t>e</w:t>
+      </w:r>
+      <w:r>
+        <w:t xml:space="preserve"> </w:t>
+      </w:r>
+      <w:r>
+        <w:t>у допустимых геометрий</w:t>
+      </w:r>
+      <w:r>
+        <w:t xml:space="preserve">, а </w:t>
       </w:r>
       <m:oMath>
         <m:r>
@@ -22649,7 +23211,11 @@
         <w:t xml:space="preserve">Такой подход позволяет </w:t>
       </w:r>
       <w:r>
-        <w:t xml:space="preserve">гладко продолжить суррогатную модель в области пространства параметров с экстремальными геометриями, при этом любые локальные минимумы модели целевой функции будут расположены в подпространстве </w:t>
+        <w:t xml:space="preserve">гладко продолжить суррогатную модель в области пространства параметров с экстремальными геометриями, при этом любые локальные </w:t>
+      </w:r>
+      <w:r>
+        <w:lastRenderedPageBreak/>
+        <w:t xml:space="preserve">минимумы модели целевой функции будут расположены в подпространстве </w:t>
       </w:r>
       <m:oMath>
         <m:sSub>
@@ -22715,44 +23281,492 @@
     </w:p>
     <w:p>
       <w:pPr>
+        <w:pStyle w:val="Heading1"/>
+      </w:pPr>
+      <w:bookmarkStart w:id="27" w:name="_Toc232614424"/>
+      <w:r>
+        <w:t>Получение и анализ решений оптимизационной задачи</w:t>
+      </w:r>
+      <w:bookmarkEnd w:id="27"/>
+      <w:r>
+        <w:t xml:space="preserve"> </w:t>
+      </w:r>
+    </w:p>
+    <w:p>
+      <w:pPr>
+        <w:pStyle w:val="Heading2"/>
+        <w:rPr>
+          <w:lang w:val="en-US"/>
+        </w:rPr>
+      </w:pPr>
+      <w:bookmarkStart w:id="28" w:name="_Toc232614425"/>
+      <w:r>
+        <w:t>Рассматриваемый случай</w:t>
+      </w:r>
+      <w:bookmarkEnd w:id="28"/>
+      <w:r>
+        <w:t xml:space="preserve"> </w:t>
+      </w:r>
+    </w:p>
+    <w:p>
+      <w:pPr>
         <w:pStyle w:val="Normtext"/>
-      </w:pPr>
-    </w:p>
-    <w:p>
-      <w:pPr>
-        <w:pStyle w:val="Heading1"/>
-      </w:pPr>
-      <w:bookmarkStart w:id="24" w:name="_Toc232574808"/>
-      <w:r>
-        <w:t>Оформление</w:t>
-      </w:r>
-      <w:bookmarkEnd w:id="24"/>
-    </w:p>
-    <w:p>
-      <w:pPr>
-        <w:pStyle w:val="Heading2"/>
-      </w:pPr>
-      <w:bookmarkStart w:id="25" w:name="_Toc232574809"/>
-      <w:r>
-        <w:t>Стили</w:t>
-      </w:r>
-      <w:bookmarkEnd w:id="25"/>
+        <w:rPr>
+          <w:rFonts w:eastAsiaTheme="minorEastAsia"/>
+        </w:rPr>
+      </w:pPr>
+      <w:r>
+        <w:t xml:space="preserve">Задача оптимизации, сформулированная </w:t>
+      </w:r>
+      <w:r>
+        <w:t xml:space="preserve">в </w:t>
+      </w:r>
+      <w:hyperlink w:anchor="eq_1" w:history="1">
+        <w:r>
+          <w:t>(</w:t>
+        </w:r>
+        <w:r>
+          <w:t>1</w:t>
+        </w:r>
+        <w:r>
+          <w:t>)</w:t>
+        </w:r>
+        <w:r>
+          <w:t>,</w:t>
+        </w:r>
+      </w:hyperlink>
+      <w:r>
+        <w:t xml:space="preserve"> решалась для следующего случая: </w:t>
+      </w:r>
+      <w:r>
+        <w:rPr>
+          <w:lang w:val="en-US"/>
+        </w:rPr>
+        <w:t>M</w:t>
+      </w:r>
+      <w:r>
+        <w:t xml:space="preserve"> = 0.75, </w:t>
+      </w:r>
+      <w:r>
+        <w:rPr>
+          <w:lang w:val="en-US"/>
+        </w:rPr>
+        <w:t>Re</w:t>
+      </w:r>
+      <w:r>
+        <w:t xml:space="preserve"> = 6500000, </w:t>
+      </w:r>
+      <w:r>
+        <w:rPr>
+          <w:lang w:val="en-US"/>
+        </w:rPr>
+        <w:t>T</w:t>
+      </w:r>
+      <w:proofErr w:type="spellStart"/>
+      <w:r>
+        <w:rPr>
+          <w:vertAlign w:val="subscript"/>
+        </w:rPr>
+        <w:t>стат</w:t>
+      </w:r>
+      <w:proofErr w:type="spellEnd"/>
+      <w:r>
+        <w:t xml:space="preserve"> = 300К, </w:t>
+      </w:r>
+      <w:r>
+        <w:rPr>
+          <w:lang w:val="en-US"/>
+        </w:rPr>
+        <w:t>L</w:t>
+      </w:r>
+      <w:r>
+        <w:t xml:space="preserve"> = 1</w:t>
+      </w:r>
+      <w:r>
+        <w:t xml:space="preserve"> м. </w:t>
+      </w:r>
+      <m:oMath>
+        <m:sSub>
+          <m:sSubPr>
+            <m:ctrlPr>
+              <w:rPr>
+                <w:rFonts w:ascii="Cambria Math" w:eastAsiaTheme="minorEastAsia" w:hAnsi="Cambria Math"/>
+                <w:i/>
+                <w:lang w:val="en-US"/>
+              </w:rPr>
+            </m:ctrlPr>
+          </m:sSubPr>
+          <m:e>
+            <m:r>
+              <w:rPr>
+                <w:rFonts w:ascii="Cambria Math" w:eastAsiaTheme="minorEastAsia" w:hAnsi="Cambria Math"/>
+                <w:lang w:val="en-US"/>
+              </w:rPr>
+              <m:t>R</m:t>
+            </m:r>
+          </m:e>
+          <m:sub>
+            <m:r>
+              <w:rPr>
+                <w:rFonts w:ascii="Cambria Math" w:eastAsiaTheme="minorEastAsia" w:hAnsi="Cambria Math"/>
+                <w:lang w:val="en-US"/>
+              </w:rPr>
+              <m:t>min</m:t>
+            </m:r>
+            <m:r>
+              <w:rPr>
+                <w:rFonts w:ascii="Cambria Math" w:eastAsiaTheme="minorEastAsia" w:hAnsi="Cambria Math"/>
+                <w:lang w:val="en-US"/>
+              </w:rPr>
+              <m:t xml:space="preserve"> </m:t>
+            </m:r>
+          </m:sub>
+        </m:sSub>
+        <m:r>
+          <w:rPr>
+            <w:rFonts w:ascii="Cambria Math" w:eastAsiaTheme="minorEastAsia" w:hAnsi="Cambria Math"/>
+            <w:lang w:val="en-US"/>
+          </w:rPr>
+          <m:t xml:space="preserve">= 0.007, </m:t>
+        </m:r>
+        <m:sSub>
+          <m:sSubPr>
+            <m:ctrlPr>
+              <w:rPr>
+                <w:rFonts w:ascii="Cambria Math" w:eastAsiaTheme="minorEastAsia" w:hAnsi="Cambria Math"/>
+                <w:i/>
+                <w:lang w:val="en-US"/>
+              </w:rPr>
+            </m:ctrlPr>
+          </m:sSubPr>
+          <m:e>
+            <m:r>
+              <w:rPr>
+                <w:rFonts w:ascii="Cambria Math" w:eastAsiaTheme="minorEastAsia" w:hAnsi="Cambria Math"/>
+                <w:lang w:val="en-US"/>
+              </w:rPr>
+              <m:t>t</m:t>
+            </m:r>
+          </m:e>
+          <m:sub>
+            <m:r>
+              <w:rPr>
+                <w:rFonts w:ascii="Cambria Math" w:eastAsiaTheme="minorEastAsia" w:hAnsi="Cambria Math"/>
+                <w:lang w:val="en-US"/>
+              </w:rPr>
+              <m:t>min</m:t>
+            </m:r>
+          </m:sub>
+        </m:sSub>
+        <m:r>
+          <w:rPr>
+            <w:rFonts w:ascii="Cambria Math" w:eastAsiaTheme="minorEastAsia" w:hAnsi="Cambria Math"/>
+            <w:lang w:val="en-US"/>
+          </w:rPr>
+          <m:t xml:space="preserve"> = 12%. </m:t>
+        </m:r>
+      </m:oMath>
     </w:p>
     <w:p>
       <w:pPr>
         <w:pStyle w:val="Normtext"/>
-      </w:pPr>
-      <w:r>
-        <w:t xml:space="preserve">Для оформления текста используем </w:t>
-      </w:r>
-      <w:r>
-        <w:t>следующие</w:t>
-      </w:r>
-      <w:r>
-        <w:t xml:space="preserve"> </w:t>
-      </w:r>
-      <w:r>
-        <w:t>стили:</w:t>
+        <w:rPr>
+          <w:lang w:val="en-US"/>
+        </w:rPr>
+      </w:pPr>
+      <w:r>
+        <w:rPr>
+          <w:rFonts w:eastAsiaTheme="minorEastAsia"/>
+        </w:rPr>
+        <w:t xml:space="preserve">При проведении исследования проводилось сравнение с характеристиками профиля </w:t>
+      </w:r>
+      <w:r>
+        <w:rPr>
+          <w:rFonts w:eastAsiaTheme="minorEastAsia"/>
+          <w:lang w:val="en-US"/>
+        </w:rPr>
+        <w:t>RAE</w:t>
+      </w:r>
+      <w:r>
+        <w:rPr>
+          <w:rFonts w:eastAsiaTheme="minorEastAsia"/>
+        </w:rPr>
+        <w:t>2822</w:t>
+      </w:r>
+      <w:r>
+        <w:rPr>
+          <w:rFonts w:eastAsiaTheme="minorEastAsia"/>
+        </w:rPr>
+        <w:t xml:space="preserve"> на данном режиме для получения относительных величин уменьшения сопротивления оптимальных профилей. При валидации данный профиль показал достаточное для этого совпадение результатов расчета с экспериментом на близких режимах. Для </w:t>
+      </w:r>
+      <w:r>
+        <w:rPr>
+          <w:rFonts w:eastAsiaTheme="minorEastAsia"/>
+          <w:lang w:val="en-US"/>
+        </w:rPr>
+        <w:t>RAE</w:t>
+      </w:r>
+      <w:r>
+        <w:rPr>
+          <w:rFonts w:eastAsiaTheme="minorEastAsia"/>
+        </w:rPr>
+        <w:t xml:space="preserve">2822 </w:t>
+      </w:r>
+      <w:r>
+        <w:rPr>
+          <w:rFonts w:eastAsiaTheme="minorEastAsia"/>
+        </w:rPr>
+        <w:t xml:space="preserve">на этом режиме </w:t>
+      </w:r>
+      <m:oMath>
+        <m:sSub>
+          <m:sSubPr>
+            <m:ctrlPr>
+              <w:rPr>
+                <w:rFonts w:ascii="Cambria Math" w:hAnsi="Cambria Math"/>
+                <w:i/>
+                <w:iCs/>
+                <w:lang w:val="en-US"/>
+              </w:rPr>
+            </m:ctrlPr>
+          </m:sSubPr>
+          <m:e>
+            <m:r>
+              <w:rPr>
+                <w:rFonts w:ascii="Cambria Math" w:hAnsi="Cambria Math"/>
+                <w:lang w:val="en-US"/>
+              </w:rPr>
+              <m:t>C</m:t>
+            </m:r>
+          </m:e>
+          <m:sub>
+            <m:r>
+              <w:rPr>
+                <w:rFonts w:ascii="Cambria Math" w:hAnsi="Cambria Math"/>
+                <w:vertAlign w:val="subscript"/>
+                <w:lang w:val="en-US"/>
+              </w:rPr>
+              <m:t>xa</m:t>
+            </m:r>
+          </m:sub>
+        </m:sSub>
+      </m:oMath>
+      <w:r>
+        <w:rPr>
+          <w:rFonts w:eastAsiaTheme="minorEastAsia"/>
+          <w:iCs/>
+        </w:rPr>
+        <w:t xml:space="preserve"> = 0</w:t>
+      </w:r>
+      <w:r>
+        <w:rPr>
+          <w:rFonts w:eastAsiaTheme="minorEastAsia"/>
+          <w:iCs/>
+          <w:lang w:val="en-US"/>
+        </w:rPr>
+        <w:t>.0107</w:t>
+      </w:r>
+    </w:p>
+    <w:p>
+      <w:pPr>
+        <w:pStyle w:val="Normtext"/>
+        <w:rPr>
+          <w:i/>
+        </w:rPr>
+      </w:pPr>
+      <w:r>
+        <w:t>Ограничение на радиус передней кромки выполнялось через ограничение пространства параметров</w:t>
+      </w:r>
+      <w:r>
+        <w:t xml:space="preserve">: </w:t>
+      </w:r>
+      <m:oMath>
+        <m:sSub>
+          <m:sSubPr>
+            <m:ctrlPr>
+              <w:rPr>
+                <w:rFonts w:ascii="Cambria Math" w:hAnsi="Cambria Math"/>
+                <w:i/>
+              </w:rPr>
+            </m:ctrlPr>
+          </m:sSubPr>
+          <m:e>
+            <m:r>
+              <w:rPr>
+                <w:rFonts w:ascii="Cambria Math" w:hAnsi="Cambria Math"/>
+              </w:rPr>
+              <m:t>p</m:t>
+            </m:r>
+          </m:e>
+          <m:sub>
+            <m:r>
+              <w:rPr>
+                <w:rFonts w:ascii="Cambria Math" w:hAnsi="Cambria Math"/>
+              </w:rPr>
+              <m:t>0</m:t>
+            </m:r>
+            <m:r>
+              <w:rPr>
+                <w:rFonts w:ascii="Cambria Math" w:hAnsi="Cambria Math"/>
+              </w:rPr>
+              <m:t xml:space="preserve"> </m:t>
+            </m:r>
+          </m:sub>
+        </m:sSub>
+        <m:r>
+          <w:rPr>
+            <w:rFonts w:ascii="Cambria Math" w:hAnsi="Cambria Math"/>
+          </w:rPr>
+          <m:t>ϵ</m:t>
+        </m:r>
+        <m:d>
+          <m:dPr>
+            <m:begChr m:val="["/>
+            <m:endChr m:val="]"/>
+            <m:ctrlPr>
+              <w:rPr>
+                <w:rFonts w:ascii="Cambria Math" w:hAnsi="Cambria Math"/>
+                <w:i/>
+              </w:rPr>
+            </m:ctrlPr>
+          </m:dPr>
+          <m:e>
+            <m:r>
+              <w:rPr>
+                <w:rFonts w:ascii="Cambria Math" w:hAnsi="Cambria Math"/>
+              </w:rPr>
+              <m:t>0.1;1</m:t>
+            </m:r>
+          </m:e>
+        </m:d>
+        <m:r>
+          <m:rPr>
+            <m:sty m:val="p"/>
+          </m:rPr>
+          <w:rPr>
+            <w:rFonts w:ascii="Cambria Math" w:hAnsi="Cambria Math"/>
+          </w:rPr>
+          <m:t>,</m:t>
+        </m:r>
+        <m:sSub>
+          <m:sSubPr>
+            <m:ctrlPr>
+              <w:rPr>
+                <w:rFonts w:ascii="Cambria Math" w:hAnsi="Cambria Math"/>
+                <w:i/>
+              </w:rPr>
+            </m:ctrlPr>
+          </m:sSubPr>
+          <m:e>
+            <m:r>
+              <w:rPr>
+                <w:rFonts w:ascii="Cambria Math" w:hAnsi="Cambria Math"/>
+              </w:rPr>
+              <m:t xml:space="preserve"> </m:t>
+            </m:r>
+            <m:r>
+              <w:rPr>
+                <w:rFonts w:ascii="Cambria Math" w:hAnsi="Cambria Math"/>
+              </w:rPr>
+              <m:t>R</m:t>
+            </m:r>
+            <m:ctrlPr>
+              <w:rPr>
+                <w:rFonts w:ascii="Cambria Math" w:hAnsi="Cambria Math"/>
+              </w:rPr>
+            </m:ctrlPr>
+          </m:e>
+          <m:sub>
+            <m:r>
+              <w:rPr>
+                <w:rFonts w:ascii="Cambria Math" w:hAnsi="Cambria Math"/>
+              </w:rPr>
+              <m:t>bound</m:t>
+            </m:r>
+            <m:r>
+              <w:rPr>
+                <w:rFonts w:ascii="Cambria Math" w:hAnsi="Cambria Math"/>
+              </w:rPr>
+              <m:t xml:space="preserve"> </m:t>
+            </m:r>
+          </m:sub>
+        </m:sSub>
+        <m:r>
+          <w:rPr>
+            <w:rFonts w:ascii="Cambria Math" w:hAnsi="Cambria Math"/>
+          </w:rPr>
+          <m:t>=</m:t>
+        </m:r>
+        <m:r>
+          <w:rPr>
+            <w:rFonts w:ascii="Cambria Math" w:hAnsi="Cambria Math"/>
+          </w:rPr>
+          <m:t xml:space="preserve"> </m:t>
+        </m:r>
+        <m:sSub>
+          <m:sSubPr>
+            <m:ctrlPr>
+              <w:rPr>
+                <w:rFonts w:ascii="Cambria Math" w:hAnsi="Cambria Math"/>
+                <w:i/>
+              </w:rPr>
+            </m:ctrlPr>
+          </m:sSubPr>
+          <m:e>
+            <m:r>
+              <w:rPr>
+                <w:rFonts w:ascii="Cambria Math" w:hAnsi="Cambria Math"/>
+              </w:rPr>
+              <m:t xml:space="preserve"> </m:t>
+            </m:r>
+            <m:r>
+              <w:rPr>
+                <w:rFonts w:ascii="Cambria Math" w:hAnsi="Cambria Math"/>
+              </w:rPr>
+              <m:t>1</m:t>
+            </m:r>
+            <m:r>
+              <w:rPr>
+                <w:rFonts w:ascii="Cambria Math" w:hAnsi="Cambria Math"/>
+              </w:rPr>
+              <m:t>0</m:t>
+            </m:r>
+            <m:r>
+              <w:rPr>
+                <w:rFonts w:ascii="Cambria Math" w:hAnsi="Cambria Math"/>
+              </w:rPr>
+              <m:t>R</m:t>
+            </m:r>
+            <m:ctrlPr>
+              <w:rPr>
+                <w:rFonts w:ascii="Cambria Math" w:hAnsi="Cambria Math"/>
+              </w:rPr>
+            </m:ctrlPr>
+          </m:e>
+          <m:sub>
+            <m:r>
+              <w:rPr>
+                <w:rFonts w:ascii="Cambria Math" w:hAnsi="Cambria Math"/>
+              </w:rPr>
+              <m:t>m</m:t>
+            </m:r>
+            <m:r>
+              <w:rPr>
+                <w:rFonts w:ascii="Cambria Math" w:hAnsi="Cambria Math"/>
+                <w:lang w:val="en-US"/>
+              </w:rPr>
+              <m:t>in</m:t>
+            </m:r>
+          </m:sub>
+        </m:sSub>
+      </m:oMath>
+    </w:p>
+    <w:p>
+      <w:pPr>
+        <w:pStyle w:val="Normtext"/>
+      </w:pPr>
+      <w:r>
+        <w:t xml:space="preserve">Ограничение на минимальную толщину профиля выполнялось тремя способами: </w:t>
       </w:r>
     </w:p>
     <w:p>
@@ -22760,36 +23774,17 @@
         <w:pStyle w:val="Normtext"/>
         <w:numPr>
           <w:ilvl w:val="0"/>
-          <w:numId w:val="31"/>
+          <w:numId w:val="45"/>
         </w:numPr>
       </w:pPr>
-      <w:proofErr w:type="spellStart"/>
-      <w:r>
-        <w:rPr>
-          <w:lang w:val="en-US"/>
-        </w:rPr>
-        <w:t>Norm_text</w:t>
-      </w:r>
-      <w:proofErr w:type="spellEnd"/>
-      <w:r>
-        <w:rPr>
-          <w:lang w:val="en-US"/>
-        </w:rPr>
-        <w:t xml:space="preserve"> — </w:t>
-      </w:r>
-      <w:proofErr w:type="spellStart"/>
-      <w:r>
-        <w:rPr>
-          <w:lang w:val="en-US"/>
-        </w:rPr>
-        <w:t>основно</w:t>
-      </w:r>
-      <w:proofErr w:type="spellEnd"/>
-      <w:r>
-        <w:t xml:space="preserve">й </w:t>
-      </w:r>
-      <w:r>
-        <w:t>текст,</w:t>
+      <w:r>
+        <w:t>Штрафная функция — д</w:t>
+      </w:r>
+      <w:r>
+        <w:t xml:space="preserve">обавление квадратичной штрафной функции к </w:t>
+      </w:r>
+      <w:r>
+        <w:t>целевой функции.</w:t>
       </w:r>
     </w:p>
     <w:p>
@@ -22797,335 +23792,1025 @@
         <w:pStyle w:val="Normtext"/>
         <w:numPr>
           <w:ilvl w:val="0"/>
-          <w:numId w:val="31"/>
+          <w:numId w:val="45"/>
         </w:numPr>
       </w:pPr>
       <w:r>
-        <w:t>Picture — рисунок,</w:t>
-      </w:r>
+        <w:t xml:space="preserve">Метод </w:t>
+      </w:r>
+      <w:r>
+        <w:t>коррекции</w:t>
+      </w:r>
+      <w:r>
+        <w:t xml:space="preserve"> — о</w:t>
+      </w:r>
+      <w:r>
+        <w:t xml:space="preserve">тображение слишком тонких профилей </w:t>
+      </w:r>
+      <w:proofErr w:type="gramStart"/>
+      <w:r>
+        <w:t>на область</w:t>
+      </w:r>
+      <w:proofErr w:type="gramEnd"/>
+      <w:r>
+        <w:t xml:space="preserve"> разрешенных</w:t>
+      </w:r>
+      <w:r>
+        <w:t xml:space="preserve"> путем вытягивания: </w:t>
+      </w:r>
+    </w:p>
+    <w:p>
+      <w:pPr>
+        <w:pStyle w:val="Formula"/>
+      </w:pPr>
+    </w:p>
+    <w:p>
+      <w:pPr>
+        <w:pStyle w:val="Formula"/>
+        <w:rPr>
+          <w:rFonts w:ascii="Cambria Math" w:hAnsi="Cambria Math"/>
+          <w:oMath/>
+        </w:rPr>
+      </w:pPr>
+      <w:r>
+        <w:rPr>
+          <w:rFonts w:eastAsiaTheme="minorEastAsia"/>
+        </w:rPr>
+        <w:tab/>
+      </w:r>
+      <m:oMath>
+        <m:sSubSup>
+          <m:sSubSupPr>
+            <m:ctrlPr>
+              <w:rPr>
+                <w:rFonts w:ascii="Cambria Math" w:hAnsi="Cambria Math"/>
+              </w:rPr>
+            </m:ctrlPr>
+          </m:sSubSupPr>
+          <m:e>
+            <m:r>
+              <w:rPr>
+                <w:rFonts w:ascii="Cambria Math" w:hAnsi="Cambria Math"/>
+              </w:rPr>
+              <m:t>y</m:t>
+            </m:r>
+            <m:ctrlPr>
+              <w:rPr>
+                <w:rFonts w:ascii="Cambria Math" w:hAnsi="Cambria Math"/>
+                <w:i/>
+                <w:iCs/>
+              </w:rPr>
+            </m:ctrlPr>
+          </m:e>
+          <m:sub>
+            <m:r>
+              <w:rPr>
+                <w:rFonts w:ascii="Cambria Math" w:hAnsi="Cambria Math"/>
+              </w:rPr>
+              <m:t>i</m:t>
+            </m:r>
+            <m:r>
+              <m:rPr>
+                <m:sty m:val="p"/>
+              </m:rPr>
+              <w:rPr>
+                <w:rFonts w:ascii="Cambria Math" w:hAnsi="Cambria Math"/>
+              </w:rPr>
+              <m:t>,</m:t>
+            </m:r>
+            <m:r>
+              <w:rPr>
+                <w:rFonts w:ascii="Cambria Math" w:hAnsi="Cambria Math"/>
+              </w:rPr>
+              <m:t>co</m:t>
+            </m:r>
+            <m:r>
+              <w:rPr>
+                <w:rFonts w:ascii="Cambria Math" w:hAnsi="Cambria Math"/>
+              </w:rPr>
+              <m:t>r</m:t>
+            </m:r>
+            <m:r>
+              <w:rPr>
+                <w:rFonts w:ascii="Cambria Math" w:hAnsi="Cambria Math"/>
+                <w:lang w:val="en-US"/>
+              </w:rPr>
+              <m:t>r</m:t>
+            </m:r>
+          </m:sub>
+          <m:sup>
+            <m:r>
+              <w:rPr>
+                <w:rFonts w:ascii="Cambria Math" w:hAnsi="Cambria Math"/>
+              </w:rPr>
+              <m:t>up</m:t>
+            </m:r>
+          </m:sup>
+        </m:sSubSup>
+        <m:r>
+          <m:rPr>
+            <m:sty m:val="p"/>
+          </m:rPr>
+          <w:rPr>
+            <w:rFonts w:ascii="Cambria Math" w:hAnsi="Cambria Math"/>
+          </w:rPr>
+          <m:t>=</m:t>
+        </m:r>
+        <m:sSubSup>
+          <m:sSubSupPr>
+            <m:ctrlPr>
+              <w:rPr>
+                <w:rFonts w:ascii="Cambria Math" w:hAnsi="Cambria Math"/>
+              </w:rPr>
+            </m:ctrlPr>
+          </m:sSubSupPr>
+          <m:e>
+            <m:r>
+              <w:rPr>
+                <w:rFonts w:ascii="Cambria Math" w:hAnsi="Cambria Math"/>
+              </w:rPr>
+              <m:t>y</m:t>
+            </m:r>
+          </m:e>
+          <m:sub>
+            <m:r>
+              <w:rPr>
+                <w:rFonts w:ascii="Cambria Math" w:hAnsi="Cambria Math"/>
+              </w:rPr>
+              <m:t>i</m:t>
+            </m:r>
+          </m:sub>
+          <m:sup>
+            <m:r>
+              <w:rPr>
+                <w:rFonts w:ascii="Cambria Math" w:hAnsi="Cambria Math"/>
+              </w:rPr>
+              <m:t>up</m:t>
+            </m:r>
+          </m:sup>
+        </m:sSubSup>
+        <m:r>
+          <m:rPr>
+            <m:sty m:val="p"/>
+          </m:rPr>
+          <w:rPr>
+            <w:rFonts w:ascii="Cambria Math" w:hAnsi="Cambria Math"/>
+          </w:rPr>
+          <m:t>+Δ</m:t>
+        </m:r>
+        <m:r>
+          <w:rPr>
+            <w:rFonts w:ascii="Cambria Math" w:hAnsi="Cambria Math"/>
+          </w:rPr>
+          <m:t>y</m:t>
+        </m:r>
+      </m:oMath>
+      <w:r>
+        <w:rPr>
+          <w:rFonts w:eastAsiaTheme="minorEastAsia"/>
+        </w:rPr>
+        <w:tab/>
+      </w:r>
+      <w:r>
+        <w:rPr>
+          <w:rFonts w:eastAsiaTheme="minorEastAsia" w:cs="Times New Roman"/>
+        </w:rPr>
+        <w:t>(</w:t>
+      </w:r>
+      <w:r>
+        <w:fldChar w:fldCharType="begin"/>
+      </w:r>
+      <w:r>
+        <w:instrText xml:space="preserve"> </w:instrText>
+      </w:r>
+      <w:r>
+        <w:rPr>
+          <w:lang w:val="en-US"/>
+        </w:rPr>
+        <w:instrText>SEQ</w:instrText>
+      </w:r>
+      <w:r>
+        <w:instrText xml:space="preserve"> </w:instrText>
+      </w:r>
+      <w:r>
+        <w:instrText>Формула</w:instrText>
+      </w:r>
+      <w:r>
+        <w:instrText xml:space="preserve"> \* </w:instrText>
+      </w:r>
+      <w:r>
+        <w:rPr>
+          <w:lang w:val="en-US"/>
+        </w:rPr>
+        <w:instrText>ARABIC</w:instrText>
+      </w:r>
+      <w:r>
+        <w:instrText xml:space="preserve"> </w:instrText>
+      </w:r>
+      <w:r>
+        <w:fldChar w:fldCharType="separate"/>
+      </w:r>
+      <w:r>
+        <w:rPr>
+          <w:noProof/>
+          <w:lang w:val="en-US"/>
+        </w:rPr>
+        <w:t>25</w:t>
+      </w:r>
+      <w:r>
+        <w:fldChar w:fldCharType="end"/>
+      </w:r>
+      <w:r>
+        <w:rPr>
+          <w:rFonts w:eastAsiaTheme="minorEastAsia" w:cs="Times New Roman"/>
+        </w:rPr>
+        <w:t>)</w:t>
+      </w:r>
+    </w:p>
+    <w:p>
+      <w:pPr>
+        <w:pStyle w:val="Formula"/>
+        <w:rPr>
+          <w:rFonts w:ascii="Cambria Math" w:hAnsi="Cambria Math"/>
+          <w:oMath/>
+        </w:rPr>
+      </w:pPr>
+      <w:r>
+        <w:rPr>
+          <w:rFonts w:eastAsiaTheme="minorEastAsia"/>
+        </w:rPr>
+        <w:tab/>
+      </w:r>
+      <m:oMath>
+        <m:sSubSup>
+          <m:sSubSupPr>
+            <m:ctrlPr>
+              <w:rPr>
+                <w:rFonts w:ascii="Cambria Math" w:hAnsi="Cambria Math"/>
+              </w:rPr>
+            </m:ctrlPr>
+          </m:sSubSupPr>
+          <m:e>
+            <m:r>
+              <w:rPr>
+                <w:rFonts w:ascii="Cambria Math" w:hAnsi="Cambria Math"/>
+              </w:rPr>
+              <m:t>y</m:t>
+            </m:r>
+            <m:ctrlPr>
+              <w:rPr>
+                <w:rFonts w:ascii="Cambria Math" w:hAnsi="Cambria Math"/>
+                <w:i/>
+                <w:iCs/>
+              </w:rPr>
+            </m:ctrlPr>
+          </m:e>
+          <m:sub>
+            <m:r>
+              <w:rPr>
+                <w:rFonts w:ascii="Cambria Math" w:hAnsi="Cambria Math"/>
+              </w:rPr>
+              <m:t>i</m:t>
+            </m:r>
+            <m:r>
+              <m:rPr>
+                <m:sty m:val="p"/>
+              </m:rPr>
+              <w:rPr>
+                <w:rFonts w:ascii="Cambria Math" w:hAnsi="Cambria Math"/>
+              </w:rPr>
+              <m:t>,</m:t>
+            </m:r>
+            <m:r>
+              <w:rPr>
+                <w:rFonts w:ascii="Cambria Math" w:hAnsi="Cambria Math"/>
+              </w:rPr>
+              <m:t>co</m:t>
+            </m:r>
+            <m:r>
+              <w:rPr>
+                <w:rFonts w:ascii="Cambria Math" w:hAnsi="Cambria Math"/>
+                <w:lang w:val="en-US"/>
+              </w:rPr>
+              <m:t>rr</m:t>
+            </m:r>
+          </m:sub>
+          <m:sup>
+            <m:r>
+              <w:rPr>
+                <w:rFonts w:ascii="Cambria Math" w:hAnsi="Cambria Math"/>
+              </w:rPr>
+              <m:t>down</m:t>
+            </m:r>
+          </m:sup>
+        </m:sSubSup>
+        <m:r>
+          <m:rPr>
+            <m:sty m:val="p"/>
+          </m:rPr>
+          <w:rPr>
+            <w:rFonts w:ascii="Cambria Math" w:hAnsi="Cambria Math"/>
+          </w:rPr>
+          <m:t>=</m:t>
+        </m:r>
+        <m:sSubSup>
+          <m:sSubSupPr>
+            <m:ctrlPr>
+              <w:rPr>
+                <w:rFonts w:ascii="Cambria Math" w:hAnsi="Cambria Math"/>
+              </w:rPr>
+            </m:ctrlPr>
+          </m:sSubSupPr>
+          <m:e>
+            <m:r>
+              <w:rPr>
+                <w:rFonts w:ascii="Cambria Math" w:hAnsi="Cambria Math"/>
+              </w:rPr>
+              <m:t>y</m:t>
+            </m:r>
+          </m:e>
+          <m:sub>
+            <m:r>
+              <w:rPr>
+                <w:rFonts w:ascii="Cambria Math" w:hAnsi="Cambria Math"/>
+              </w:rPr>
+              <m:t>i</m:t>
+            </m:r>
+          </m:sub>
+          <m:sup>
+            <m:r>
+              <w:rPr>
+                <w:rFonts w:ascii="Cambria Math" w:hAnsi="Cambria Math"/>
+              </w:rPr>
+              <m:t>down</m:t>
+            </m:r>
+          </m:sup>
+        </m:sSubSup>
+        <m:r>
+          <m:rPr>
+            <m:sty m:val="p"/>
+          </m:rPr>
+          <w:rPr>
+            <w:rFonts w:ascii="Cambria Math" w:hAnsi="Cambria Math"/>
+          </w:rPr>
+          <m:t>-Δ</m:t>
+        </m:r>
+        <m:r>
+          <w:rPr>
+            <w:rFonts w:ascii="Cambria Math" w:hAnsi="Cambria Math"/>
+          </w:rPr>
+          <m:t>y</m:t>
+        </m:r>
+      </m:oMath>
+      <w:r>
+        <w:rPr>
+          <w:rFonts w:eastAsiaTheme="minorEastAsia"/>
+        </w:rPr>
+        <w:tab/>
+      </w:r>
+    </w:p>
+    <w:p>
+      <w:pPr>
+        <w:pStyle w:val="Formula"/>
+      </w:pPr>
+    </w:p>
+    <w:p>
+      <w:pPr>
+        <w:pStyle w:val="Normtext"/>
+      </w:pPr>
+      <m:oMath>
+        <m:r>
+          <m:rPr>
+            <m:sty m:val="p"/>
+          </m:rPr>
+          <w:rPr>
+            <w:rFonts w:ascii="Cambria Math" w:hAnsi="Cambria Math"/>
+          </w:rPr>
+          <m:t>Δ</m:t>
+        </m:r>
+        <m:r>
+          <w:rPr>
+            <w:rFonts w:ascii="Cambria Math" w:hAnsi="Cambria Math"/>
+          </w:rPr>
+          <m:t>y</m:t>
+        </m:r>
+      </m:oMath>
+      <w:r>
+        <w:t xml:space="preserve"> </w:t>
+      </w:r>
+      <w:r>
+        <w:t xml:space="preserve">— </w:t>
+      </w:r>
+      <w:r>
+        <w:t xml:space="preserve">величина, при которой </w:t>
+      </w:r>
+      <m:oMath>
+        <m:r>
+          <w:rPr>
+            <w:rFonts w:ascii="Cambria Math" w:hAnsi="Cambria Math"/>
+            <w:lang w:val="en-US"/>
+          </w:rPr>
+          <m:t>t</m:t>
+        </m:r>
+        <m:d>
+          <m:dPr>
+            <m:ctrlPr>
+              <w:rPr>
+                <w:rFonts w:ascii="Cambria Math" w:hAnsi="Cambria Math"/>
+                <w:i/>
+              </w:rPr>
+            </m:ctrlPr>
+          </m:dPr>
+          <m:e>
+            <m:sSub>
+              <m:sSubPr>
+                <m:ctrlPr>
+                  <w:rPr>
+                    <w:rFonts w:ascii="Cambria Math" w:hAnsi="Cambria Math"/>
+                    <w:i/>
+                  </w:rPr>
+                </m:ctrlPr>
+              </m:sSubPr>
+              <m:e>
+                <m:r>
+                  <m:rPr>
+                    <m:sty m:val="b"/>
+                  </m:rPr>
+                  <w:rPr>
+                    <w:rFonts w:ascii="Cambria Math" w:hAnsi="Cambria Math"/>
+                    <w:lang w:val="en-US"/>
+                  </w:rPr>
+                  <m:t>x</m:t>
+                </m:r>
+              </m:e>
+              <m:sub>
+                <m:r>
+                  <w:rPr>
+                    <w:rFonts w:ascii="Cambria Math" w:hAnsi="Cambria Math"/>
+                    <w:lang w:val="en-US"/>
+                  </w:rPr>
+                  <m:t>corr</m:t>
+                </m:r>
+              </m:sub>
+            </m:sSub>
+          </m:e>
+        </m:d>
+        <m:r>
+          <w:rPr>
+            <w:rFonts w:ascii="Cambria Math" w:hAnsi="Cambria Math"/>
+          </w:rPr>
+          <m:t>=</m:t>
+        </m:r>
+        <m:sSub>
+          <m:sSubPr>
+            <m:ctrlPr>
+              <w:rPr>
+                <w:rFonts w:ascii="Cambria Math" w:hAnsi="Cambria Math"/>
+                <w:i/>
+              </w:rPr>
+            </m:ctrlPr>
+          </m:sSubPr>
+          <m:e>
+            <m:r>
+              <w:rPr>
+                <w:rFonts w:ascii="Cambria Math" w:hAnsi="Cambria Math"/>
+                <w:lang w:val="en-US"/>
+              </w:rPr>
+              <m:t>t</m:t>
+            </m:r>
+          </m:e>
+          <m:sub>
+            <m:r>
+              <w:rPr>
+                <w:rFonts w:ascii="Cambria Math" w:hAnsi="Cambria Math"/>
+                <w:lang w:val="en-US"/>
+              </w:rPr>
+              <m:t>min</m:t>
+            </m:r>
+          </m:sub>
+        </m:sSub>
+      </m:oMath>
     </w:p>
     <w:p>
       <w:pPr>
         <w:pStyle w:val="Normtext"/>
         <w:numPr>
           <w:ilvl w:val="0"/>
-          <w:numId w:val="31"/>
+          <w:numId w:val="45"/>
         </w:numPr>
       </w:pPr>
-      <w:proofErr w:type="spellStart"/>
-      <w:r>
-        <w:t>Pic_capt</w:t>
-      </w:r>
-      <w:proofErr w:type="spellEnd"/>
-      <w:r>
-        <w:t> —</w:t>
+      <w:r>
+        <w:lastRenderedPageBreak/>
+        <w:t xml:space="preserve">Метод </w:t>
+      </w:r>
+      <w:r>
+        <w:t>зависимой</w:t>
+      </w:r>
+      <w:r>
+        <w:t xml:space="preserve"> точки — строгое выдерживание толщины профиля заданием координаты точки на верхней поверхности. При этом эта точка удалялась из вектора параметров, что сокращало его размерность до </w:t>
+      </w:r>
+      <m:oMath>
+        <m:r>
+          <w:rPr>
+            <w:rFonts w:ascii="Cambria Math" w:hAnsi="Cambria Math"/>
+          </w:rPr>
+          <m:t>2</m:t>
+        </m:r>
+        <m:r>
+          <w:rPr>
+            <w:rFonts w:ascii="Cambria Math" w:hAnsi="Cambria Math"/>
+            <w:lang w:val="en-US"/>
+          </w:rPr>
+          <m:t>N</m:t>
+        </m:r>
+      </m:oMath>
+      <w:r>
+        <w:t xml:space="preserve">, </w:t>
+      </w:r>
+      <m:oMath>
+        <m:r>
+          <w:rPr>
+            <w:rFonts w:ascii="Cambria Math" w:hAnsi="Cambria Math"/>
+          </w:rPr>
+          <m:t>N</m:t>
+        </m:r>
+        <m:r>
+          <m:rPr>
+            <m:scr m:val="double-struck"/>
+          </m:rPr>
+          <w:rPr>
+            <w:rFonts w:ascii="Cambria Math" w:hAnsi="Cambria Math"/>
+          </w:rPr>
+          <m:t>∈N</m:t>
+        </m:r>
+      </m:oMath>
+      <w:r>
+        <w:t>.</w:t>
       </w:r>
       <w:r>
         <w:t xml:space="preserve"> </w:t>
       </w:r>
       <w:r>
-        <w:t>подпис</w:t>
-      </w:r>
-      <w:r>
-        <w:t>ь</w:t>
-      </w:r>
-      <w:r>
-        <w:t xml:space="preserve"> под рисунком</w:t>
-      </w:r>
-      <w:r>
-        <w:t>,</w:t>
+        <w:t xml:space="preserve">Если для выдерживания толщины </w:t>
+      </w:r>
+      <w:r>
+        <w:t xml:space="preserve">варьируемая </w:t>
+      </w:r>
+      <w:r>
+        <w:t>координата точки у</w:t>
+      </w:r>
+      <w:r>
+        <w:t>ходит</w:t>
+      </w:r>
+      <w:r>
+        <w:t xml:space="preserve"> за пределы</w:t>
+      </w:r>
+      <w:r>
+        <w:t xml:space="preserve"> </w:t>
+      </w:r>
+      <m:oMath>
+        <m:sSub>
+          <m:sSubPr>
+            <m:ctrlPr>
+              <w:rPr>
+                <w:rFonts w:ascii="Cambria Math" w:hAnsi="Cambria Math"/>
+                <w:i/>
+              </w:rPr>
+            </m:ctrlPr>
+          </m:sSubPr>
+          <m:e>
+            <m:r>
+              <w:rPr>
+                <w:rFonts w:ascii="Cambria Math" w:hAnsi="Cambria Math"/>
+              </w:rPr>
+              <m:t>Y</m:t>
+            </m:r>
+            <m:ctrlPr>
+              <w:rPr>
+                <w:rFonts w:ascii="Cambria Math" w:hAnsi="Cambria Math"/>
+              </w:rPr>
+            </m:ctrlPr>
+          </m:e>
+          <m:sub>
+            <m:r>
+              <w:rPr>
+                <w:rFonts w:ascii="Cambria Math" w:hAnsi="Cambria Math"/>
+              </w:rPr>
+              <m:t>bound</m:t>
+            </m:r>
+          </m:sub>
+        </m:sSub>
+      </m:oMath>
+      <w:r>
+        <w:rPr>
+          <w:rFonts w:eastAsiaTheme="minorEastAsia"/>
+        </w:rPr>
+        <w:t xml:space="preserve">, то данные набор параметров признается некорректным и возвращается штраф по </w:t>
+      </w:r>
+      <w:r>
+        <w:t xml:space="preserve">формуле </w:t>
+      </w:r>
+      <w:hyperlink w:anchor="eq_24" w:history="1">
+        <w:r>
+          <w:t>(24).</w:t>
+        </w:r>
+      </w:hyperlink>
+      <w:r>
+        <w:t xml:space="preserve"> </w:t>
+      </w:r>
+    </w:p>
+    <w:p>
+      <w:pPr>
+        <w:pStyle w:val="Heading2"/>
+      </w:pPr>
+      <w:bookmarkStart w:id="29" w:name="_Toc232614426"/>
+      <w:r>
+        <w:t>Влияние числа параметров</w:t>
+      </w:r>
+      <w:bookmarkEnd w:id="29"/>
+      <w:r>
+        <w:t xml:space="preserve"> </w:t>
       </w:r>
     </w:p>
     <w:p>
       <w:pPr>
         <w:pStyle w:val="Normtext"/>
-        <w:numPr>
-          <w:ilvl w:val="0"/>
-          <w:numId w:val="31"/>
-        </w:numPr>
-      </w:pPr>
-      <w:proofErr w:type="spellStart"/>
-      <w:r>
-        <w:t>Table_capt</w:t>
-      </w:r>
-      <w:proofErr w:type="spellEnd"/>
-      <w:r>
-        <w:t> —</w:t>
+      </w:pPr>
+      <w:r>
+        <w:t xml:space="preserve">Размерность вектора параметров сильно влияет на результат оптимизации и на продолжительность решения задачи. Задача была решена с помощью метода сопряженных градиентов для векторов размерности </w:t>
+      </w:r>
+      <w:r>
+        <w:t>2</w:t>
+      </w:r>
+      <w:r>
+        <w:rPr>
+          <w:lang w:val="en-US"/>
+        </w:rPr>
+        <w:t>N</w:t>
+      </w:r>
+      <w:r>
+        <w:t>+1</w:t>
+      </w:r>
+      <w:r>
+        <w:t xml:space="preserve">, </w:t>
+      </w:r>
+      <w:r>
+        <w:rPr>
+          <w:lang w:val="en-US"/>
+        </w:rPr>
+        <w:t>N</w:t>
+      </w:r>
+      <w:r>
+        <w:t xml:space="preserve"> = 1</w:t>
+      </w:r>
+      <w:r>
+        <w:t>…</w:t>
+      </w:r>
+      <w:r>
+        <w:t>5</w:t>
+      </w:r>
+      <w:r>
+        <w:t>, для соблюдения ограничения на толщину использовался метод коррекции</w:t>
+      </w:r>
+      <w:r>
+        <w:t xml:space="preserve">. </w:t>
+      </w:r>
+      <w:r>
+        <w:t>Стартовая точка — симметричный профиль толщиной 12%</w:t>
+      </w:r>
+      <w:r>
+        <w:t xml:space="preserve">, подобный </w:t>
+      </w:r>
+      <w:r>
+        <w:rPr>
+          <w:lang w:val="en-US"/>
+        </w:rPr>
+        <w:t>NACA</w:t>
+      </w:r>
+      <w:r>
+        <w:t xml:space="preserve">0012. </w:t>
       </w:r>
       <w:r>
         <w:t xml:space="preserve"> </w:t>
       </w:r>
       <w:r>
-        <w:t>подпис</w:t>
-      </w:r>
-      <w:r>
-        <w:t>ь</w:t>
-      </w:r>
-      <w:r>
-        <w:t xml:space="preserve"> над таблицей</w:t>
-      </w:r>
-      <w:r>
-        <w:t>,</w:t>
-      </w:r>
-    </w:p>
+        <w:t xml:space="preserve">Результаты исследования приведены </w:t>
+      </w:r>
+      <w:r>
+        <w:t xml:space="preserve">в </w:t>
+      </w:r>
+      <w:hyperlink w:anchor="tab_2" w:history="1">
+        <w:r>
+          <w:t>таблице 2</w:t>
+        </w:r>
+      </w:hyperlink>
+      <w:r>
+        <w:t>.</w:t>
+      </w:r>
+      <w:r>
+        <w:t xml:space="preserve"> </w:t>
+      </w:r>
+    </w:p>
+    <w:p>
+      <w:pPr>
+        <w:pStyle w:val="Tablecapt"/>
+        <w:rPr>
+          <w:lang w:val="ru-RU"/>
+        </w:rPr>
+      </w:pPr>
+      <w:bookmarkStart w:id="30" w:name="tab_2"/>
+      <w:r>
+        <w:rPr>
+          <w:lang w:val="ru-RU"/>
+        </w:rPr>
+        <w:t xml:space="preserve">Таблица </w:t>
+      </w:r>
+      <w:r>
+        <w:rPr>
+          <w:lang w:val="ru-RU"/>
+        </w:rPr>
+        <w:t>2</w:t>
+      </w:r>
+      <w:r>
+        <w:rPr>
+          <w:lang w:val="ru-RU"/>
+        </w:rPr>
+        <w:t>.</w:t>
+      </w:r>
+      <w:r>
+        <w:rPr>
+          <w:lang w:val="ru-RU"/>
+        </w:rPr>
+        <w:t xml:space="preserve"> </w:t>
+      </w:r>
+      <w:r>
+        <w:rPr>
+          <w:lang w:val="ru-RU"/>
+        </w:rPr>
+        <w:t>Зависимость результата оптимизации от числа варьируемых параметров</w:t>
+      </w:r>
+    </w:p>
+    <w:tbl>
+      <w:tblPr>
+        <w:tblStyle w:val="TableGrid"/>
+        <w:tblW w:w="0" w:type="auto"/>
+        <w:tblLook w:val="04A0" w:firstRow="1" w:lastRow="0" w:firstColumn="1" w:lastColumn="0" w:noHBand="0" w:noVBand="1"/>
+      </w:tblPr>
+      <w:tblGrid>
+        <w:gridCol w:w="1897"/>
+        <w:gridCol w:w="1227"/>
+        <w:gridCol w:w="1554"/>
+        <w:gridCol w:w="1555"/>
+        <w:gridCol w:w="1556"/>
+        <w:gridCol w:w="1555"/>
+      </w:tblGrid>
+      <w:tr>
+        <w:tc>
+          <w:tcPr>
+            <w:tcW w:w="1897" w:type="dxa"/>
+          </w:tcPr>
+          <w:bookmarkEnd w:id="30"/>
+          <w:p>
+            <w:pPr>
+              <w:pStyle w:val="Normtext"/>
+              <w:ind w:firstLine="0"/>
+            </w:pPr>
+            <w:r>
+              <w:t>Число параметров</w:t>
+            </w:r>
+          </w:p>
+        </w:tc>
+        <w:tc>
+          <w:tcPr>
+            <w:tcW w:w="1227" w:type="dxa"/>
+          </w:tcPr>
+          <w:p>
+            <w:pPr>
+              <w:pStyle w:val="Normtext"/>
+              <w:ind w:firstLine="0"/>
+            </w:pPr>
+            <w:r>
+              <w:t>3</w:t>
+            </w:r>
+          </w:p>
+        </w:tc>
+        <w:tc>
+          <w:tcPr>
+            <w:tcW w:w="1554" w:type="dxa"/>
+          </w:tcPr>
+          <w:p>
+            <w:pPr>
+              <w:pStyle w:val="Normtext"/>
+              <w:ind w:firstLine="0"/>
+            </w:pPr>
+            <w:r>
+              <w:t>5</w:t>
+            </w:r>
+          </w:p>
+        </w:tc>
+        <w:tc>
+          <w:tcPr>
+            <w:tcW w:w="1555" w:type="dxa"/>
+          </w:tcPr>
+          <w:p>
+            <w:pPr>
+              <w:pStyle w:val="Normtext"/>
+              <w:ind w:firstLine="0"/>
+            </w:pPr>
+            <w:r>
+              <w:t>7</w:t>
+            </w:r>
+          </w:p>
+        </w:tc>
+        <w:tc>
+          <w:tcPr>
+            <w:tcW w:w="1556" w:type="dxa"/>
+          </w:tcPr>
+          <w:p>
+            <w:pPr>
+              <w:pStyle w:val="Normtext"/>
+              <w:ind w:firstLine="0"/>
+            </w:pPr>
+            <w:r>
+              <w:t>9</w:t>
+            </w:r>
+          </w:p>
+        </w:tc>
+        <w:tc>
+          <w:tcPr>
+            <w:tcW w:w="1555" w:type="dxa"/>
+          </w:tcPr>
+          <w:p>
+            <w:pPr>
+              <w:pStyle w:val="Normtext"/>
+              <w:ind w:firstLine="0"/>
+            </w:pPr>
+            <w:r>
+              <w:t>11</w:t>
+            </w:r>
+          </w:p>
+        </w:tc>
+      </w:tr>
+      <w:tr>
+        <w:tc>
+          <w:tcPr>
+            <w:tcW w:w="1897" w:type="dxa"/>
+          </w:tcPr>
+          <w:p>
+            <w:pPr>
+              <w:pStyle w:val="Normtext"/>
+              <w:ind w:firstLine="0"/>
+              <w:rPr>
+                <w:lang w:val="en-US"/>
+              </w:rPr>
+            </w:pPr>
+            <w:r>
+              <w:rPr>
+                <w:rFonts w:eastAsiaTheme="minorEastAsia"/>
+                <w:iCs/>
+              </w:rPr>
+              <w:t xml:space="preserve">Оптимальный </w:t>
+            </w:r>
+            <m:oMath>
+              <m:sSub>
+                <m:sSubPr>
+                  <m:ctrlPr>
+                    <w:rPr>
+                      <w:rFonts w:ascii="Cambria Math" w:hAnsi="Cambria Math"/>
+                      <w:i/>
+                      <w:iCs/>
+                      <w:lang w:val="en-US"/>
+                    </w:rPr>
+                  </m:ctrlPr>
+                </m:sSubPr>
+                <m:e>
+                  <m:r>
+                    <w:rPr>
+                      <w:rFonts w:ascii="Cambria Math" w:hAnsi="Cambria Math"/>
+                      <w:lang w:val="en-US"/>
+                    </w:rPr>
+                    <m:t>C</m:t>
+                  </m:r>
+                </m:e>
+                <m:sub>
+                  <m:r>
+                    <w:rPr>
+                      <w:rFonts w:ascii="Cambria Math" w:hAnsi="Cambria Math"/>
+                      <w:vertAlign w:val="subscript"/>
+                      <w:lang w:val="en-US"/>
+                    </w:rPr>
+                    <m:t>xa</m:t>
+                  </m:r>
+                </m:sub>
+              </m:sSub>
+            </m:oMath>
+          </w:p>
+        </w:tc>
+        <w:tc>
+          <w:tcPr>
+            <w:tcW w:w="1227" w:type="dxa"/>
+          </w:tcPr>
+          <w:p>
+            <w:pPr>
+              <w:pStyle w:val="Normtext"/>
+              <w:ind w:firstLine="0"/>
+            </w:pPr>
+            <w:r>
+              <w:t>0.0168</w:t>
+            </w:r>
+          </w:p>
+        </w:tc>
+        <w:tc>
+          <w:tcPr>
+            <w:tcW w:w="1554" w:type="dxa"/>
+          </w:tcPr>
+          <w:p>
+            <w:pPr>
+              <w:pStyle w:val="Normtext"/>
+              <w:ind w:firstLine="0"/>
+            </w:pPr>
+            <w:r>
+              <w:t>0.00997</w:t>
+            </w:r>
+          </w:p>
+        </w:tc>
+        <w:tc>
+          <w:tcPr>
+            <w:tcW w:w="1555" w:type="dxa"/>
+          </w:tcPr>
+          <w:p>
+            <w:pPr>
+              <w:pStyle w:val="Normtext"/>
+              <w:ind w:firstLine="0"/>
+            </w:pPr>
+            <w:r>
+              <w:t>0.0096</w:t>
+            </w:r>
+            <w:r>
+              <w:t>4</w:t>
+            </w:r>
+          </w:p>
+        </w:tc>
+        <w:tc>
+          <w:tcPr>
+            <w:tcW w:w="1556" w:type="dxa"/>
+          </w:tcPr>
+          <w:p>
+            <w:pPr>
+              <w:pStyle w:val="Normtext"/>
+              <w:ind w:firstLine="0"/>
+            </w:pPr>
+            <w:r>
+              <w:t>0.00977</w:t>
+            </w:r>
+          </w:p>
+        </w:tc>
+        <w:tc>
+          <w:tcPr>
+            <w:tcW w:w="1555" w:type="dxa"/>
+          </w:tcPr>
+          <w:p>
+            <w:pPr>
+              <w:pStyle w:val="Normtext"/>
+              <w:ind w:firstLine="0"/>
+            </w:pPr>
+            <w:r>
+              <w:t>0.0967</w:t>
+            </w:r>
+          </w:p>
+        </w:tc>
+      </w:tr>
+    </w:tbl>
     <w:p>
       <w:pPr>
         <w:pStyle w:val="Normtext"/>
-        <w:numPr>
-          <w:ilvl w:val="0"/>
-          <w:numId w:val="31"/>
-        </w:numPr>
-      </w:pPr>
-      <w:r>
-        <w:t>Formula —</w:t>
-      </w:r>
-      <w:r>
-        <w:t xml:space="preserve"> </w:t>
-      </w:r>
-      <w:proofErr w:type="spellStart"/>
-      <w:r>
-        <w:rPr>
-          <w:lang w:val="en-US"/>
-        </w:rPr>
-        <w:t>формулы</w:t>
-      </w:r>
-      <w:proofErr w:type="spellEnd"/>
-      <w:r>
-        <w:t>,</w:t>
-      </w:r>
-    </w:p>
-    <w:p>
-      <w:pPr>
-        <w:pStyle w:val="Normtext"/>
-        <w:numPr>
-          <w:ilvl w:val="0"/>
-          <w:numId w:val="31"/>
-        </w:numPr>
-      </w:pPr>
-      <w:proofErr w:type="spellStart"/>
-      <w:r>
-        <w:t>Heading</w:t>
-      </w:r>
-      <w:proofErr w:type="spellEnd"/>
-      <w:r>
-        <w:t xml:space="preserve"> 1 (2, 3) —</w:t>
-      </w:r>
-      <w:r>
-        <w:t xml:space="preserve"> </w:t>
-      </w:r>
-      <w:r>
-        <w:t>стили заголовков первого, второго и третьего уровней</w:t>
-      </w:r>
+      </w:pPr>
+      <w:r>
+        <w:t xml:space="preserve">Полученные формы профилей можно видеть </w:t>
+      </w:r>
+      <w:r>
+        <w:t xml:space="preserve">на </w:t>
+      </w:r>
+      <w:hyperlink w:anchor="fig_10" w:history="1">
+        <w:r>
+          <w:t>рисунке 10</w:t>
+        </w:r>
+      </w:hyperlink>
       <w:r>
         <w:t>.</w:t>
       </w:r>
     </w:p>
     <w:p>
       <w:pPr>
-        <w:pStyle w:val="Heading2"/>
-      </w:pPr>
-      <w:bookmarkStart w:id="26" w:name="_Toc232574810"/>
-      <w:r>
-        <w:t>Рисунки и таблицы</w:t>
-      </w:r>
-      <w:bookmarkEnd w:id="26"/>
-    </w:p>
-    <w:p>
-      <w:pPr>
-        <w:pStyle w:val="Normtext"/>
-      </w:pPr>
-      <w:r>
-        <w:t>Для создания ссылок на рисунки и таблицы рекомендуется следующий алгоритм</w:t>
-      </w:r>
-      <w:r>
-        <w:t>:</w:t>
-      </w:r>
-    </w:p>
-    <w:p>
-      <w:pPr>
-        <w:pStyle w:val="Normtext"/>
-        <w:numPr>
-          <w:ilvl w:val="0"/>
-          <w:numId w:val="29"/>
-        </w:numPr>
-      </w:pPr>
-      <w:r>
-        <w:t xml:space="preserve">добавляем </w:t>
-      </w:r>
-      <w:r>
-        <w:t xml:space="preserve">подпись </w:t>
-      </w:r>
-      <w:r>
-        <w:t>к рисунку (</w:t>
-      </w:r>
-      <w:r>
-        <w:rPr>
-          <w:lang w:val="en-US"/>
-        </w:rPr>
-        <w:t>Insert</w:t>
-      </w:r>
-      <w:r>
-        <w:t xml:space="preserve"> </w:t>
-      </w:r>
-      <w:r>
-        <w:rPr>
-          <w:lang w:val="en-US"/>
-        </w:rPr>
-        <w:t>Caption</w:t>
-      </w:r>
-      <w:r>
-        <w:t>),</w:t>
-      </w:r>
-    </w:p>
-    <w:p>
-      <w:pPr>
-        <w:pStyle w:val="Normtext"/>
-        <w:numPr>
-          <w:ilvl w:val="0"/>
-          <w:numId w:val="29"/>
-        </w:numPr>
-      </w:pPr>
-      <w:r>
-        <w:t>добавляем закладку (</w:t>
-      </w:r>
-      <w:r>
-        <w:rPr>
-          <w:lang w:val="en-US"/>
-        </w:rPr>
-        <w:t>Bookmark</w:t>
-      </w:r>
-      <w:r>
-        <w:t>),</w:t>
-      </w:r>
-    </w:p>
-    <w:p>
-      <w:pPr>
-        <w:pStyle w:val="Normtext"/>
-        <w:numPr>
-          <w:ilvl w:val="0"/>
-          <w:numId w:val="29"/>
-        </w:numPr>
-      </w:pPr>
-      <w:r>
-        <w:t>делаем перекрёстную ссылку на закладку (</w:t>
-      </w:r>
-      <w:r>
-        <w:rPr>
-          <w:lang w:val="en-US"/>
-        </w:rPr>
-        <w:t>Cross</w:t>
-      </w:r>
-      <w:r>
-        <w:t>-</w:t>
-      </w:r>
-      <w:r>
-        <w:rPr>
-          <w:lang w:val="en-US"/>
-        </w:rPr>
-        <w:t>reference</w:t>
-      </w:r>
-      <w:r>
-        <w:t>).</w:t>
-      </w:r>
-    </w:p>
-    <w:p>
-      <w:pPr>
-        <w:pStyle w:val="Normtext"/>
-      </w:pPr>
-      <w:r>
-        <w:t>Получается гибкий и удобный результат: на рисунке </w:t>
-      </w:r>
-      <w:r>
-        <w:fldChar w:fldCharType="begin"/>
-      </w:r>
-      <w:r>
-        <w:instrText xml:space="preserve"> REF fig_обводы_RRJ \h </w:instrText>
-      </w:r>
-      <w:r>
-        <w:fldChar w:fldCharType="separate"/>
-      </w:r>
-      <w:r>
-        <w:rPr>
-          <w:noProof/>
-        </w:rPr>
-        <w:t>1</w:t>
-      </w:r>
-      <w:r>
-        <w:fldChar w:fldCharType="end"/>
-      </w:r>
-      <w:r>
-        <w:t>, в таблице </w:t>
-      </w:r>
-      <w:r>
-        <w:fldChar w:fldCharType="begin"/>
-      </w:r>
-      <w:r>
-        <w:instrText xml:space="preserve"> REF tab_пример_таблицы \h </w:instrText>
-      </w:r>
-      <w:r>
-        <w:fldChar w:fldCharType="separate"/>
-      </w:r>
-      <w:r>
-        <w:rPr>
-          <w:noProof/>
-        </w:rPr>
-        <w:t>1</w:t>
-      </w:r>
-      <w:r>
-        <w:fldChar w:fldCharType="end"/>
-      </w:r>
-      <w:r>
-        <w:t>.</w:t>
-      </w:r>
-      <w:r>
-        <w:t xml:space="preserve"> </w:t>
-      </w:r>
-      <w:r>
-        <w:t>Добавление подписей к последующим рисункам выполняется простым копированием существующей подписи. Для обновления ссылки необходимо выделить фрагмент текста, содержащий ссылку, нажать правую кнопку мыши и выбрать команду</w:t>
-      </w:r>
-      <w:r>
-        <w:t xml:space="preserve"> </w:t>
-      </w:r>
-      <w:r>
-        <w:rPr>
-          <w:lang w:val="en-US"/>
-        </w:rPr>
-        <w:t>Update</w:t>
-      </w:r>
-      <w:r>
-        <w:t xml:space="preserve"> </w:t>
-      </w:r>
-      <w:r>
-        <w:rPr>
-          <w:lang w:val="en-US"/>
-        </w:rPr>
-        <w:t>Field</w:t>
-      </w:r>
-      <w:r>
-        <w:t xml:space="preserve"> </w:t>
-      </w:r>
-      <w:r>
-        <w:t>(Обновить поле).</w:t>
-      </w:r>
-    </w:p>
-    <w:p>
-      <w:pPr>
         <w:pStyle w:val="Picture"/>
-        <w:rPr>
-          <w:lang w:val="ru-RU"/>
-        </w:rPr>
-      </w:pPr>
-      <w:r>
-        <w:rPr>
-          <w:noProof/>
-          <w:lang w:val="ru-RU" w:eastAsia="ru-RU"/>
-        </w:rPr>
+      </w:pPr>
+      <w:r>
         <w:lastRenderedPageBreak/>
         <w:drawing>
-          <wp:inline distT="0" distB="0" distL="0" distR="0" wp14:anchorId="685A6E8F" wp14:editId="70504A4C">
-            <wp:extent cx="5400000" cy="2908564"/>
-            <wp:effectExtent l="0" t="0" r="0" b="6350"/>
-            <wp:docPr id="207" name="Рисунок 17"/>
+          <wp:inline distT="0" distB="0" distL="0" distR="0" wp14:anchorId="1122A4C1" wp14:editId="5DB7D4D9">
+            <wp:extent cx="5939790" cy="2983230"/>
+            <wp:effectExtent l="0" t="0" r="3810" b="7620"/>
+            <wp:docPr id="8" name="Picture 8"/>
             <wp:cNvGraphicFramePr>
               <a:graphicFrameLocks xmlns:a="http://schemas.openxmlformats.org/drawingml/2006/main" noChangeAspect="1"/>
             </wp:cNvGraphicFramePr>
@@ -23133,13 +24818,11 @@
               <a:graphicData uri="http://schemas.openxmlformats.org/drawingml/2006/picture">
                 <pic:pic xmlns:pic="http://schemas.openxmlformats.org/drawingml/2006/picture">
                   <pic:nvPicPr>
-                    <pic:cNvPr id="9" name="Рисунок 17"/>
-                    <pic:cNvPicPr>
-                      <a:picLocks noChangeAspect="1" noChangeArrowheads="1"/>
-                    </pic:cNvPicPr>
+                    <pic:cNvPr id="8" name="Picture 8"/>
+                    <pic:cNvPicPr/>
                   </pic:nvPicPr>
                   <pic:blipFill>
-                    <a:blip r:embed="rId18" cstate="print">
+                    <a:blip r:embed="rId18">
                       <a:extLst>
                         <a:ext uri="{28A0092B-C50C-407E-A947-70E740481C1C}">
                           <a14:useLocalDpi xmlns:a14="http://schemas.microsoft.com/office/drawing/2010/main" val="0"/>
@@ -23150,10 +24833,1440 @@
                       <a:fillRect/>
                     </a:stretch>
                   </pic:blipFill>
+                  <pic:spPr>
+                    <a:xfrm>
+                      <a:off x="0" y="0"/>
+                      <a:ext cx="5939790" cy="2983230"/>
+                    </a:xfrm>
+                    <a:prstGeom prst="rect">
+                      <a:avLst/>
+                    </a:prstGeom>
+                  </pic:spPr>
+                </pic:pic>
+              </a:graphicData>
+            </a:graphic>
+          </wp:inline>
+        </w:drawing>
+      </w:r>
+    </w:p>
+    <w:p>
+      <w:pPr>
+        <w:pStyle w:val="Piccapt"/>
+      </w:pPr>
+      <w:bookmarkStart w:id="31" w:name="fig_10"/>
+      <w:r>
+        <w:t xml:space="preserve">Рисунок </w:t>
+      </w:r>
+      <w:r>
+        <w:t xml:space="preserve">10. Формы </w:t>
+      </w:r>
+      <w:r>
+        <w:t>оптимальных профилей при варьировании числа параметров</w:t>
+      </w:r>
+      <w:proofErr w:type="gramStart"/>
+      <w:r>
+        <w:t>. .</w:t>
+      </w:r>
+      <w:proofErr w:type="gramEnd"/>
+    </w:p>
+    <w:p>
+      <w:pPr>
+        <w:pStyle w:val="Normtext"/>
+      </w:pPr>
+      <w:r>
+        <w:t>В качестве результата было зафиксировано, что 7 параметров (</w:t>
+      </w:r>
+      <w:r>
+        <w:rPr>
+          <w:lang w:val="en-US"/>
+        </w:rPr>
+        <w:t>N</w:t>
+      </w:r>
+      <w:r>
+        <w:t xml:space="preserve"> = 3)</w:t>
+      </w:r>
+      <w:r>
+        <w:t xml:space="preserve"> достаточно для решения поставленной задачи с точностью метода. При дальнейшем анализе использовался именно такой вектор варьируемых параметров. </w:t>
+      </w:r>
+    </w:p>
+    <w:p>
+      <w:pPr>
+        <w:pStyle w:val="Heading2"/>
+        <w:rPr>
+          <w:lang w:val="en-US"/>
+        </w:rPr>
+      </w:pPr>
+      <w:bookmarkStart w:id="32" w:name="_Toc232614427"/>
+      <w:r>
+        <w:t>Р</w:t>
+      </w:r>
+      <w:r>
+        <w:t xml:space="preserve">езультаты работы </w:t>
+      </w:r>
+      <w:r>
+        <w:rPr>
+          <w:lang w:val="en-US"/>
+        </w:rPr>
+        <w:t>EGO</w:t>
+      </w:r>
+      <w:bookmarkEnd w:id="32"/>
+    </w:p>
+    <w:p>
+      <w:pPr>
+        <w:pStyle w:val="Normtext"/>
+      </w:pPr>
+      <w:r>
+        <w:t xml:space="preserve">Использование методов глобальной оптимизации для </w:t>
+      </w:r>
+      <w:r>
+        <w:t xml:space="preserve">задач аэродинамики представляет особый интерес. В работе </w:t>
+      </w:r>
+      <w:hyperlink w:anchor="forrester_6" w:history="1">
+        <w:r>
+          <w:t>[6]</w:t>
+        </w:r>
+      </w:hyperlink>
+      <w:r>
+        <w:t xml:space="preserve"> </w:t>
+      </w:r>
+      <w:r>
+        <w:t>рекомендуется использовать не менее 10</w:t>
+      </w:r>
+      <w:r>
+        <w:rPr>
+          <w:lang w:val="en-US"/>
+        </w:rPr>
+        <w:t>N</w:t>
+      </w:r>
+      <w:r>
+        <w:t xml:space="preserve"> </w:t>
+      </w:r>
+      <w:r>
+        <w:t xml:space="preserve">точек для первоначального исследования, где </w:t>
+      </w:r>
+      <w:r>
+        <w:rPr>
+          <w:lang w:val="en-US"/>
+        </w:rPr>
+        <w:t>N</w:t>
+      </w:r>
+      <w:r>
+        <w:t xml:space="preserve"> — </w:t>
+      </w:r>
+      <w:r>
+        <w:t xml:space="preserve">размерность вектора параметров. Для решаемой задачи это не менее 70 точек. </w:t>
+      </w:r>
+      <w:r>
+        <w:t xml:space="preserve">Результаты работы алгоритма можно видеть на рисунках </w:t>
+      </w:r>
+      <w:hyperlink w:anchor="fig_11" w:history="1">
+        <w:r>
+          <w:t>11</w:t>
+        </w:r>
+      </w:hyperlink>
+      <w:r>
+        <w:t xml:space="preserve">, </w:t>
+      </w:r>
+      <w:hyperlink w:anchor="fig_12" w:history="1">
+        <w:r>
+          <w:t>12</w:t>
+        </w:r>
+      </w:hyperlink>
+      <w:r>
+        <w:t xml:space="preserve">, </w:t>
+      </w:r>
+      <w:hyperlink w:anchor="fig_13" w:history="1">
+        <w:r>
+          <w:t>13</w:t>
+        </w:r>
+      </w:hyperlink>
+      <w:r>
+        <w:t xml:space="preserve"> и </w:t>
+      </w:r>
+      <w:hyperlink w:anchor="fig_14" w:history="1">
+        <w:r>
+          <w:t>14</w:t>
+        </w:r>
+      </w:hyperlink>
+      <w:r>
+        <w:t>.</w:t>
+      </w:r>
+      <w:r>
+        <w:t xml:space="preserve"> </w:t>
+      </w:r>
+    </w:p>
+    <w:p>
+      <w:pPr>
+        <w:pStyle w:val="Picture"/>
+      </w:pPr>
+      <w:r>
+        <w:rPr>
+          <w:noProof/>
+        </w:rPr>
+        <w:lastRenderedPageBreak/>
+        <w:drawing>
+          <wp:inline distT="0" distB="0" distL="0" distR="0" wp14:anchorId="2D8B947C" wp14:editId="3BF1DAE2">
+            <wp:extent cx="5486400" cy="3291841"/>
+            <wp:effectExtent l="0" t="0" r="0" b="3810"/>
+            <wp:docPr id="11" name="Picture 11"/>
+            <wp:cNvGraphicFramePr>
+              <a:graphicFrameLocks xmlns:a="http://schemas.openxmlformats.org/drawingml/2006/main" noChangeAspect="1"/>
+            </wp:cNvGraphicFramePr>
+            <a:graphic xmlns:a="http://schemas.openxmlformats.org/drawingml/2006/main">
+              <a:graphicData uri="http://schemas.openxmlformats.org/drawingml/2006/picture">
+                <pic:pic xmlns:pic="http://schemas.openxmlformats.org/drawingml/2006/picture">
+                  <pic:nvPicPr>
+                    <pic:cNvPr id="11" name="Picture 11"/>
+                    <pic:cNvPicPr/>
+                  </pic:nvPicPr>
+                  <pic:blipFill>
+                    <a:blip r:embed="rId19">
+                      <a:extLst>
+                        <a:ext uri="{28A0092B-C50C-407E-A947-70E740481C1C}">
+                          <a14:useLocalDpi xmlns:a14="http://schemas.microsoft.com/office/drawing/2010/main" val="0"/>
+                        </a:ext>
+                      </a:extLst>
+                    </a:blip>
+                    <a:stretch>
+                      <a:fillRect/>
+                    </a:stretch>
+                  </pic:blipFill>
+                  <pic:spPr>
+                    <a:xfrm>
+                      <a:off x="0" y="0"/>
+                      <a:ext cx="5486400" cy="3291841"/>
+                    </a:xfrm>
+                    <a:prstGeom prst="rect">
+                      <a:avLst/>
+                    </a:prstGeom>
+                  </pic:spPr>
+                </pic:pic>
+              </a:graphicData>
+            </a:graphic>
+          </wp:inline>
+        </w:drawing>
+      </w:r>
+    </w:p>
+    <w:p>
+      <w:pPr>
+        <w:pStyle w:val="Piccapt"/>
+      </w:pPr>
+      <w:bookmarkStart w:id="33" w:name="fig_11"/>
+      <w:r>
+        <w:t xml:space="preserve">Рисунок </w:t>
+      </w:r>
+      <w:r>
+        <w:fldChar w:fldCharType="begin"/>
+      </w:r>
+      <w:r>
+        <w:instrText xml:space="preserve"> SEQ Рисунок \* ARABIC </w:instrText>
+      </w:r>
+      <w:r>
+        <w:fldChar w:fldCharType="separate"/>
+      </w:r>
+      <w:r>
+        <w:rPr>
+          <w:noProof/>
+        </w:rPr>
+        <w:t>1</w:t>
+      </w:r>
+      <w:r>
+        <w:fldChar w:fldCharType="end"/>
+      </w:r>
+      <w:r>
+        <w:t>1</w:t>
+      </w:r>
+      <w:r>
+        <w:t xml:space="preserve">. </w:t>
+      </w:r>
+      <w:r>
+        <w:t>История оптимизации при неподробной первоначальной модели</w:t>
+      </w:r>
+    </w:p>
+    <w:bookmarkEnd w:id="33"/>
+    <w:p>
+      <w:pPr>
+        <w:pStyle w:val="Normtext"/>
+      </w:pPr>
+      <w:r>
+        <w:t xml:space="preserve"> </w:t>
+      </w:r>
+      <w:r>
+        <w:t xml:space="preserve">На графике истории оптимизации серые точки — некорректные профили, для которых был выдан штраф согласно формуле (24). Для построения модели использовалась штрафная функция. Это связано с тем, что метод коррекции вызывает усложнение вида поверхности из-за наличия симметрии параметров (один и тот же профиль может быть получен не одним вектором параметров). </w:t>
+      </w:r>
+    </w:p>
+    <w:p>
+      <w:pPr>
+        <w:pStyle w:val="Normtext"/>
+        <w:rPr>
+          <w:lang w:val="en-US"/>
+        </w:rPr>
+      </w:pPr>
+      <w:r>
+        <w:t xml:space="preserve"> Критерием остановки для обоих случаев стало исчерпание бюджета вычислений. Можно видеть, что на качество результата существенно влияет качество первоначальной суррогатной модели. Условие достаточности первоначальной выборки должно выполняться для корректно рассчитанных точек.</w:t>
+      </w:r>
+      <w:r>
+        <w:t xml:space="preserve"> </w:t>
+      </w:r>
+      <w:r>
+        <w:t xml:space="preserve"> </w:t>
+      </w:r>
+    </w:p>
+    <w:p>
+      <w:pPr>
+        <w:pStyle w:val="Picture"/>
+      </w:pPr>
+      <w:r>
+        <w:rPr>
+          <w:noProof/>
+        </w:rPr>
+        <w:lastRenderedPageBreak/>
+        <w:drawing>
+          <wp:inline distT="0" distB="0" distL="0" distR="0" wp14:anchorId="7E4F20B6" wp14:editId="367DDB5E">
+            <wp:extent cx="5486400" cy="3291605"/>
+            <wp:effectExtent l="0" t="0" r="0" b="4445"/>
+            <wp:docPr id="12" name="Picture 12"/>
+            <wp:cNvGraphicFramePr>
+              <a:graphicFrameLocks xmlns:a="http://schemas.openxmlformats.org/drawingml/2006/main" noChangeAspect="1"/>
+            </wp:cNvGraphicFramePr>
+            <a:graphic xmlns:a="http://schemas.openxmlformats.org/drawingml/2006/main">
+              <a:graphicData uri="http://schemas.openxmlformats.org/drawingml/2006/picture">
+                <pic:pic xmlns:pic="http://schemas.openxmlformats.org/drawingml/2006/picture">
+                  <pic:nvPicPr>
+                    <pic:cNvPr id="12" name="Picture 12"/>
+                    <pic:cNvPicPr/>
+                  </pic:nvPicPr>
+                  <pic:blipFill>
+                    <a:blip r:embed="rId20">
+                      <a:extLst>
+                        <a:ext uri="{28A0092B-C50C-407E-A947-70E740481C1C}">
+                          <a14:useLocalDpi xmlns:a14="http://schemas.microsoft.com/office/drawing/2010/main" val="0"/>
+                        </a:ext>
+                      </a:extLst>
+                    </a:blip>
+                    <a:stretch>
+                      <a:fillRect/>
+                    </a:stretch>
+                  </pic:blipFill>
+                  <pic:spPr>
+                    <a:xfrm>
+                      <a:off x="0" y="0"/>
+                      <a:ext cx="5486400" cy="3291605"/>
+                    </a:xfrm>
+                    <a:prstGeom prst="rect">
+                      <a:avLst/>
+                    </a:prstGeom>
+                  </pic:spPr>
+                </pic:pic>
+              </a:graphicData>
+            </a:graphic>
+          </wp:inline>
+        </w:drawing>
+      </w:r>
+    </w:p>
+    <w:p>
+      <w:pPr>
+        <w:pStyle w:val="Piccapt"/>
+      </w:pPr>
+      <w:bookmarkStart w:id="34" w:name="fig_12"/>
+      <w:r>
+        <w:t>Рисунок</w:t>
+      </w:r>
+      <w:r>
+        <w:t xml:space="preserve"> 1</w:t>
+      </w:r>
+      <w:r>
+        <w:fldChar w:fldCharType="begin"/>
+      </w:r>
+      <w:r>
+        <w:instrText xml:space="preserve"> </w:instrText>
+      </w:r>
+      <w:r>
+        <w:instrText>SEQ</w:instrText>
+      </w:r>
+      <w:r>
+        <w:instrText xml:space="preserve"> Рисунок \* </w:instrText>
+      </w:r>
+      <w:r>
+        <w:instrText>ARABIC</w:instrText>
+      </w:r>
+      <w:r>
+        <w:instrText xml:space="preserve"> </w:instrText>
+      </w:r>
+      <w:r>
+        <w:fldChar w:fldCharType="separate"/>
+      </w:r>
+      <w:r>
+        <w:rPr>
+          <w:noProof/>
+        </w:rPr>
+        <w:t>2</w:t>
+      </w:r>
+      <w:r>
+        <w:fldChar w:fldCharType="end"/>
+      </w:r>
+      <w:r>
+        <w:t>. История оптимизации с подробной первоначальной моделью</w:t>
+      </w:r>
+    </w:p>
+    <w:bookmarkEnd w:id="34"/>
+    <w:p>
+      <w:pPr>
+        <w:pStyle w:val="Picture"/>
+      </w:pPr>
+      <w:r>
+        <w:rPr>
+          <w:noProof/>
+        </w:rPr>
+        <w:drawing>
+          <wp:inline distT="0" distB="0" distL="0" distR="0" wp14:anchorId="087DBB31" wp14:editId="2E1E4FF6">
+            <wp:extent cx="5943600" cy="2698577"/>
+            <wp:effectExtent l="0" t="0" r="0" b="6985"/>
+            <wp:docPr id="13" name="Picture 13"/>
+            <wp:cNvGraphicFramePr>
+              <a:graphicFrameLocks xmlns:a="http://schemas.openxmlformats.org/drawingml/2006/main" noChangeAspect="1"/>
+            </wp:cNvGraphicFramePr>
+            <a:graphic xmlns:a="http://schemas.openxmlformats.org/drawingml/2006/main">
+              <a:graphicData uri="http://schemas.openxmlformats.org/drawingml/2006/picture">
+                <pic:pic xmlns:pic="http://schemas.openxmlformats.org/drawingml/2006/picture">
+                  <pic:nvPicPr>
+                    <pic:cNvPr id="13" name="Picture 13"/>
+                    <pic:cNvPicPr/>
+                  </pic:nvPicPr>
+                  <pic:blipFill>
+                    <a:blip r:embed="rId21">
+                      <a:extLst>
+                        <a:ext uri="{28A0092B-C50C-407E-A947-70E740481C1C}">
+                          <a14:useLocalDpi xmlns:a14="http://schemas.microsoft.com/office/drawing/2010/main" val="0"/>
+                        </a:ext>
+                      </a:extLst>
+                    </a:blip>
+                    <a:stretch>
+                      <a:fillRect/>
+                    </a:stretch>
+                  </pic:blipFill>
+                  <pic:spPr>
+                    <a:xfrm>
+                      <a:off x="0" y="0"/>
+                      <a:ext cx="5943600" cy="2698577"/>
+                    </a:xfrm>
+                    <a:prstGeom prst="rect">
+                      <a:avLst/>
+                    </a:prstGeom>
+                  </pic:spPr>
+                </pic:pic>
+              </a:graphicData>
+            </a:graphic>
+          </wp:inline>
+        </w:drawing>
+      </w:r>
+    </w:p>
+    <w:p>
+      <w:pPr>
+        <w:pStyle w:val="Piccapt"/>
+      </w:pPr>
+      <w:bookmarkStart w:id="35" w:name="fig_13"/>
+      <w:r>
+        <w:t>Рисунок 1</w:t>
+      </w:r>
+      <w:r>
+        <w:fldChar w:fldCharType="begin"/>
+      </w:r>
+      <w:r>
+        <w:instrText xml:space="preserve"> SEQ Рисунок \* ARABIC </w:instrText>
+      </w:r>
+      <w:r>
+        <w:fldChar w:fldCharType="separate"/>
+      </w:r>
+      <w:r>
+        <w:rPr>
+          <w:noProof/>
+        </w:rPr>
+        <w:t>3</w:t>
+      </w:r>
+      <w:r>
+        <w:fldChar w:fldCharType="end"/>
+      </w:r>
+      <w:r>
+        <w:t>. Результаты работы EGO с штрафной функцией</w:t>
+      </w:r>
+    </w:p>
+    <w:bookmarkEnd w:id="35"/>
+    <w:p>
+      <w:pPr>
+        <w:pStyle w:val="Picture"/>
+      </w:pPr>
+      <w:r>
+        <w:rPr>
+          <w:noProof/>
+        </w:rPr>
+        <w:lastRenderedPageBreak/>
+        <w:drawing>
+          <wp:inline distT="0" distB="0" distL="0" distR="0" wp14:anchorId="2887D141" wp14:editId="5CBDF0DC">
+            <wp:extent cx="5939531" cy="3543300"/>
+            <wp:effectExtent l="0" t="0" r="4445" b="0"/>
+            <wp:docPr id="14" name="Picture 14"/>
+            <wp:cNvGraphicFramePr>
+              <a:graphicFrameLocks xmlns:a="http://schemas.openxmlformats.org/drawingml/2006/main" noChangeAspect="1"/>
+            </wp:cNvGraphicFramePr>
+            <a:graphic xmlns:a="http://schemas.openxmlformats.org/drawingml/2006/main">
+              <a:graphicData uri="http://schemas.openxmlformats.org/drawingml/2006/picture">
+                <pic:pic xmlns:pic="http://schemas.openxmlformats.org/drawingml/2006/picture">
+                  <pic:nvPicPr>
+                    <pic:cNvPr id="14" name="Picture 14"/>
+                    <pic:cNvPicPr/>
+                  </pic:nvPicPr>
+                  <pic:blipFill>
+                    <a:blip r:embed="rId22">
+                      <a:extLst>
+                        <a:ext uri="{28A0092B-C50C-407E-A947-70E740481C1C}">
+                          <a14:useLocalDpi xmlns:a14="http://schemas.microsoft.com/office/drawing/2010/main" val="0"/>
+                        </a:ext>
+                      </a:extLst>
+                    </a:blip>
+                    <a:stretch>
+                      <a:fillRect/>
+                    </a:stretch>
+                  </pic:blipFill>
+                  <pic:spPr>
+                    <a:xfrm>
+                      <a:off x="0" y="0"/>
+                      <a:ext cx="5939531" cy="3543300"/>
+                    </a:xfrm>
+                    <a:prstGeom prst="rect">
+                      <a:avLst/>
+                    </a:prstGeom>
+                  </pic:spPr>
+                </pic:pic>
+              </a:graphicData>
+            </a:graphic>
+          </wp:inline>
+        </w:drawing>
+      </w:r>
+    </w:p>
+    <w:p>
+      <w:pPr>
+        <w:pStyle w:val="Piccapt"/>
+      </w:pPr>
+      <w:bookmarkStart w:id="36" w:name="fig_14"/>
+      <w:r>
+        <w:t>Рисунок 1</w:t>
+      </w:r>
+      <w:r>
+        <w:fldChar w:fldCharType="begin"/>
+      </w:r>
+      <w:r>
+        <w:instrText xml:space="preserve"> SEQ Рисунок \* ARABIC </w:instrText>
+      </w:r>
+      <w:r>
+        <w:fldChar w:fldCharType="separate"/>
+      </w:r>
+      <w:r>
+        <w:rPr>
+          <w:noProof/>
+        </w:rPr>
+        <w:t>4</w:t>
+      </w:r>
+      <w:r>
+        <w:fldChar w:fldCharType="end"/>
+      </w:r>
+      <w:r>
+        <w:t xml:space="preserve">. Распределение </w:t>
+      </w:r>
+      <m:oMath>
+        <m:sSub>
+          <m:sSubPr>
+            <m:ctrlPr>
+              <w:rPr>
+                <w:rFonts w:ascii="Cambria Math" w:hAnsi="Cambria Math"/>
+                <w:i/>
+              </w:rPr>
+            </m:ctrlPr>
+          </m:sSubPr>
+          <m:e>
+            <m:r>
+              <w:rPr>
+                <w:rFonts w:ascii="Cambria Math" w:hAnsi="Cambria Math"/>
+              </w:rPr>
+              <m:t>C</m:t>
+            </m:r>
+          </m:e>
+          <m:sub>
+            <m:r>
+              <w:rPr>
+                <w:rFonts w:ascii="Cambria Math" w:hAnsi="Cambria Math"/>
+              </w:rPr>
+              <m:t>p</m:t>
+            </m:r>
+          </m:sub>
+        </m:sSub>
+        <m:d>
+          <m:dPr>
+            <m:ctrlPr>
+              <w:rPr>
+                <w:rFonts w:ascii="Cambria Math" w:hAnsi="Cambria Math"/>
+                <w:i/>
+              </w:rPr>
+            </m:ctrlPr>
+          </m:dPr>
+          <m:e>
+            <m:r>
+              <w:rPr>
+                <w:rFonts w:ascii="Cambria Math" w:hAnsi="Cambria Math"/>
+              </w:rPr>
+              <m:t>x</m:t>
+            </m:r>
+          </m:e>
+        </m:d>
+      </m:oMath>
+      <w:r>
+        <w:t xml:space="preserve"> для оптимизированных профилей</w:t>
+      </w:r>
+    </w:p>
+    <w:bookmarkEnd w:id="36"/>
+    <w:p>
+      <w:pPr>
+        <w:pStyle w:val="Normtext"/>
+      </w:pPr>
+      <w:r>
+        <w:t xml:space="preserve">На </w:t>
+      </w:r>
+      <w:hyperlink w:anchor="fig_14" w:history="1">
+        <w:r>
+          <w:t>рисунке 14</w:t>
+        </w:r>
+      </w:hyperlink>
+      <w:r>
+        <w:t xml:space="preserve"> можно видеть, что при хорошей суррогатной модели алгоритму удается найти профиль, близкий к оптимальному, практически создав </w:t>
+      </w:r>
+      <w:proofErr w:type="spellStart"/>
+      <w:r>
+        <w:t>бесскачковое</w:t>
+      </w:r>
+      <w:proofErr w:type="spellEnd"/>
+      <w:r>
+        <w:t xml:space="preserve"> обтекание. Но из результатов работы </w:t>
+      </w:r>
+      <w:r>
+        <w:rPr>
+          <w:lang w:val="en-US"/>
+        </w:rPr>
+        <w:t>CG</w:t>
+      </w:r>
+      <w:r>
+        <w:t xml:space="preserve"> </w:t>
+      </w:r>
+      <w:r>
+        <w:t xml:space="preserve">известно, что возможно достичь меньшее значение целевой функции. Это связано с одной из основных проблем </w:t>
+      </w:r>
+      <w:r>
+        <w:rPr>
+          <w:lang w:val="en-US"/>
+        </w:rPr>
+        <w:t>EGO</w:t>
+      </w:r>
+      <w:r>
+        <w:t xml:space="preserve"> —</w:t>
+      </w:r>
+      <w:r>
+        <w:t xml:space="preserve"> для сложной и шумной функции схождение к абсолютному минимуму займет очень долгое время. Алгоритм эффективно показывает себя в поиске области, близкой к экстремуму функции. </w:t>
+      </w:r>
+      <w:r>
+        <w:t xml:space="preserve">Решения, полученные с помощью </w:t>
+      </w:r>
+      <w:r>
+        <w:rPr>
+          <w:lang w:val="en-US"/>
+        </w:rPr>
+        <w:t>EGO</w:t>
+      </w:r>
+      <w:r>
+        <w:t>, возможно уточнить</w:t>
+      </w:r>
+      <w:r>
+        <w:t xml:space="preserve"> локальными методами. </w:t>
+      </w:r>
+    </w:p>
+    <w:p>
+      <w:pPr>
+        <w:pStyle w:val="Heading2"/>
+      </w:pPr>
+      <w:bookmarkStart w:id="37" w:name="_Toc232614428"/>
+      <w:r>
+        <w:rPr>
+          <w:lang w:val="en-US"/>
+        </w:rPr>
+        <w:t>EGO</w:t>
+      </w:r>
+      <w:r>
+        <w:t xml:space="preserve"> </w:t>
+      </w:r>
+      <w:r>
+        <w:rPr>
+          <w:lang w:val="en-US"/>
+        </w:rPr>
+        <w:t>c</w:t>
+      </w:r>
+      <w:r>
+        <w:t xml:space="preserve"> выдерживанием толщины</w:t>
+      </w:r>
+      <w:r>
+        <w:t xml:space="preserve"> </w:t>
+      </w:r>
+      <w:r>
+        <w:t>методом варьирования точки</w:t>
+      </w:r>
+      <w:bookmarkEnd w:id="37"/>
+      <w:r>
+        <w:t xml:space="preserve"> </w:t>
+      </w:r>
+    </w:p>
+    <w:p>
+      <w:pPr>
+        <w:pStyle w:val="Normtext"/>
+      </w:pPr>
+      <w:r>
+        <w:t xml:space="preserve">Из физических соображений следует, что при задаче минимизации сопротивления профиль оптимальной формы будет минимальной доступной толщины. При этом решения, описанные в разделе выше, имели толщину около 12.5%. Предлагается </w:t>
+      </w:r>
+      <w:r>
+        <w:t>использовать описанный ранее метод зависимой точки</w:t>
+      </w:r>
+      <w:r>
+        <w:t xml:space="preserve">. Такой подход позволяет сократить число параметров и сузить пространство поиска, чем ускорить работу алгоритма без потери общности. </w:t>
+      </w:r>
+    </w:p>
+    <w:p>
+      <w:pPr>
+        <w:pStyle w:val="Normtext"/>
+        <w:keepNext/>
+        <w:rPr>
+          <w:noProof/>
+        </w:rPr>
+      </w:pPr>
+      <w:r>
+        <w:lastRenderedPageBreak/>
+        <w:t xml:space="preserve">Результаты работы такого алгоритма представлены на </w:t>
+      </w:r>
+      <w:hyperlink w:anchor="fig_15" w:history="1">
+        <w:r>
+          <w:t>рисунках 15</w:t>
+        </w:r>
+      </w:hyperlink>
+      <w:r>
+        <w:t xml:space="preserve">, </w:t>
+      </w:r>
+      <w:hyperlink w:anchor="fig_16" w:history="1">
+        <w:r>
+          <w:t>16</w:t>
+        </w:r>
+      </w:hyperlink>
+      <w:r>
+        <w:t xml:space="preserve"> и </w:t>
+      </w:r>
+      <w:hyperlink w:anchor="fig_17" w:history="1">
+        <w:r>
+          <w:t>17</w:t>
+        </w:r>
+      </w:hyperlink>
+      <w:r>
+        <w:t xml:space="preserve">. Заметно, что </w:t>
+      </w:r>
+      <w:r>
+        <w:t>оптимум был найден через</w:t>
+      </w:r>
+      <w:r>
+        <w:t xml:space="preserve"> меньше</w:t>
+      </w:r>
+      <w:r>
+        <w:t>е количество</w:t>
+      </w:r>
+      <w:r>
+        <w:t xml:space="preserve"> итераций, при этом </w:t>
+      </w:r>
+      <w:r>
+        <w:t>качество решения такое же. При таком же сопротивлении, форма профиля существенно отличается.</w:t>
+      </w:r>
+      <w:r>
+        <w:rPr>
+          <w:noProof/>
+        </w:rPr>
+        <w:t xml:space="preserve"> </w:t>
+      </w:r>
+    </w:p>
+    <w:p>
+      <w:pPr>
+        <w:pStyle w:val="Picture"/>
+      </w:pPr>
+      <w:r>
+        <w:rPr>
+          <w:noProof/>
+        </w:rPr>
+        <w:drawing>
+          <wp:inline distT="0" distB="0" distL="0" distR="0" wp14:anchorId="5CC5672F" wp14:editId="1BEBE936">
+            <wp:extent cx="5943600" cy="3565906"/>
+            <wp:effectExtent l="0" t="0" r="0" b="0"/>
+            <wp:docPr id="16" name="Picture 16"/>
+            <wp:cNvGraphicFramePr>
+              <a:graphicFrameLocks xmlns:a="http://schemas.openxmlformats.org/drawingml/2006/main" noChangeAspect="1"/>
+            </wp:cNvGraphicFramePr>
+            <a:graphic xmlns:a="http://schemas.openxmlformats.org/drawingml/2006/main">
+              <a:graphicData uri="http://schemas.openxmlformats.org/drawingml/2006/picture">
+                <pic:pic xmlns:pic="http://schemas.openxmlformats.org/drawingml/2006/picture">
+                  <pic:nvPicPr>
+                    <pic:cNvPr id="16" name="Picture 16"/>
+                    <pic:cNvPicPr/>
+                  </pic:nvPicPr>
+                  <pic:blipFill>
+                    <a:blip r:embed="rId23">
+                      <a:extLst>
+                        <a:ext uri="{28A0092B-C50C-407E-A947-70E740481C1C}">
+                          <a14:useLocalDpi xmlns:a14="http://schemas.microsoft.com/office/drawing/2010/main" val="0"/>
+                        </a:ext>
+                      </a:extLst>
+                    </a:blip>
+                    <a:stretch>
+                      <a:fillRect/>
+                    </a:stretch>
+                  </pic:blipFill>
+                  <pic:spPr>
+                    <a:xfrm>
+                      <a:off x="0" y="0"/>
+                      <a:ext cx="5943600" cy="3565906"/>
+                    </a:xfrm>
+                    <a:prstGeom prst="rect">
+                      <a:avLst/>
+                    </a:prstGeom>
+                  </pic:spPr>
+                </pic:pic>
+              </a:graphicData>
+            </a:graphic>
+          </wp:inline>
+        </w:drawing>
+      </w:r>
+    </w:p>
+    <w:p>
+      <w:pPr>
+        <w:pStyle w:val="Piccapt"/>
+      </w:pPr>
+      <w:bookmarkStart w:id="38" w:name="fig_15"/>
+      <w:r>
+        <w:t>Рисунок 1</w:t>
+      </w:r>
+      <w:r>
+        <w:fldChar w:fldCharType="begin"/>
+      </w:r>
+      <w:r>
+        <w:instrText xml:space="preserve"> SEQ Рисунок \* ARABIC </w:instrText>
+      </w:r>
+      <w:r>
+        <w:fldChar w:fldCharType="separate"/>
+      </w:r>
+      <w:r>
+        <w:rPr>
+          <w:noProof/>
+        </w:rPr>
+        <w:t>5</w:t>
+      </w:r>
+      <w:r>
+        <w:fldChar w:fldCharType="end"/>
+      </w:r>
+      <w:r>
+        <w:t xml:space="preserve">. </w:t>
+      </w:r>
+      <w:r>
+        <w:t xml:space="preserve">История работы </w:t>
+      </w:r>
+      <w:r>
+        <w:rPr>
+          <w:lang w:val="en-US"/>
+        </w:rPr>
+        <w:t>EGO</w:t>
+      </w:r>
+      <w:r>
+        <w:t xml:space="preserve"> </w:t>
+      </w:r>
+      <w:r>
+        <w:t>с строгим соблюдением</w:t>
+      </w:r>
+      <w:r>
+        <w:t xml:space="preserve"> ограничения на толщину</w:t>
+      </w:r>
+    </w:p>
+    <w:bookmarkEnd w:id="38"/>
+    <w:p>
+      <w:pPr>
+        <w:pStyle w:val="Picture"/>
+      </w:pPr>
+      <w:r>
+        <w:rPr>
+          <w:noProof/>
+        </w:rPr>
+        <w:lastRenderedPageBreak/>
+        <w:drawing>
+          <wp:inline distT="0" distB="0" distL="0" distR="0" wp14:anchorId="4AF4A3BB" wp14:editId="62592E19">
+            <wp:extent cx="5486400" cy="3324030"/>
+            <wp:effectExtent l="0" t="0" r="0" b="0"/>
+            <wp:docPr id="15" name="Picture 15"/>
+            <wp:cNvGraphicFramePr>
+              <a:graphicFrameLocks xmlns:a="http://schemas.openxmlformats.org/drawingml/2006/main" noChangeAspect="1"/>
+            </wp:cNvGraphicFramePr>
+            <a:graphic xmlns:a="http://schemas.openxmlformats.org/drawingml/2006/main">
+              <a:graphicData uri="http://schemas.openxmlformats.org/drawingml/2006/picture">
+                <pic:pic xmlns:pic="http://schemas.openxmlformats.org/drawingml/2006/picture">
+                  <pic:nvPicPr>
+                    <pic:cNvPr id="15" name="Picture 15"/>
+                    <pic:cNvPicPr/>
+                  </pic:nvPicPr>
+                  <pic:blipFill>
+                    <a:blip r:embed="rId24">
+                      <a:extLst>
+                        <a:ext uri="{28A0092B-C50C-407E-A947-70E740481C1C}">
+                          <a14:useLocalDpi xmlns:a14="http://schemas.microsoft.com/office/drawing/2010/main" val="0"/>
+                        </a:ext>
+                      </a:extLst>
+                    </a:blip>
+                    <a:stretch>
+                      <a:fillRect/>
+                    </a:stretch>
+                  </pic:blipFill>
+                  <pic:spPr>
+                    <a:xfrm>
+                      <a:off x="0" y="0"/>
+                      <a:ext cx="5486400" cy="3324030"/>
+                    </a:xfrm>
+                    <a:prstGeom prst="rect">
+                      <a:avLst/>
+                    </a:prstGeom>
+                  </pic:spPr>
+                </pic:pic>
+              </a:graphicData>
+            </a:graphic>
+          </wp:inline>
+        </w:drawing>
+      </w:r>
+    </w:p>
+    <w:p>
+      <w:pPr>
+        <w:pStyle w:val="Piccapt"/>
+      </w:pPr>
+      <w:bookmarkStart w:id="39" w:name="fig_16"/>
+      <w:r>
+        <w:t>Рисунок 1</w:t>
+      </w:r>
+      <w:r>
+        <w:fldChar w:fldCharType="begin"/>
+      </w:r>
+      <w:r>
+        <w:instrText xml:space="preserve"> SEQ Рисунок \* ARABIC </w:instrText>
+      </w:r>
+      <w:r>
+        <w:fldChar w:fldCharType="separate"/>
+      </w:r>
+      <w:r>
+        <w:rPr>
+          <w:noProof/>
+        </w:rPr>
+        <w:t>6</w:t>
+      </w:r>
+      <w:r>
+        <w:fldChar w:fldCharType="end"/>
+      </w:r>
+      <w:r>
+        <w:t xml:space="preserve">. Профиль, полученный методом EGO с </w:t>
+      </w:r>
+      <w:r>
+        <w:t>зависимой</w:t>
+      </w:r>
+      <w:r>
+        <w:t xml:space="preserve"> точк</w:t>
+      </w:r>
+      <w:r>
+        <w:t>ой</w:t>
+      </w:r>
+    </w:p>
+    <w:bookmarkEnd w:id="39"/>
+    <w:p>
+      <w:pPr>
+        <w:pStyle w:val="Picture"/>
+      </w:pPr>
+      <w:r>
+        <w:rPr>
+          <w:noProof/>
+        </w:rPr>
+        <w:drawing>
+          <wp:inline distT="0" distB="0" distL="0" distR="0" wp14:anchorId="6BEA5365" wp14:editId="2F0A7B54">
+            <wp:extent cx="5486160" cy="3272836"/>
+            <wp:effectExtent l="0" t="0" r="635" b="3810"/>
+            <wp:docPr id="17" name="Picture 17"/>
+            <wp:cNvGraphicFramePr>
+              <a:graphicFrameLocks xmlns:a="http://schemas.openxmlformats.org/drawingml/2006/main" noChangeAspect="1"/>
+            </wp:cNvGraphicFramePr>
+            <a:graphic xmlns:a="http://schemas.openxmlformats.org/drawingml/2006/main">
+              <a:graphicData uri="http://schemas.openxmlformats.org/drawingml/2006/picture">
+                <pic:pic xmlns:pic="http://schemas.openxmlformats.org/drawingml/2006/picture">
+                  <pic:nvPicPr>
+                    <pic:cNvPr id="17" name="Picture 17"/>
+                    <pic:cNvPicPr/>
+                  </pic:nvPicPr>
+                  <pic:blipFill>
+                    <a:blip r:embed="rId25">
+                      <a:extLst>
+                        <a:ext uri="{28A0092B-C50C-407E-A947-70E740481C1C}">
+                          <a14:useLocalDpi xmlns:a14="http://schemas.microsoft.com/office/drawing/2010/main" val="0"/>
+                        </a:ext>
+                      </a:extLst>
+                    </a:blip>
+                    <a:stretch>
+                      <a:fillRect/>
+                    </a:stretch>
+                  </pic:blipFill>
+                  <pic:spPr>
+                    <a:xfrm>
+                      <a:off x="0" y="0"/>
+                      <a:ext cx="5486160" cy="3272836"/>
+                    </a:xfrm>
+                    <a:prstGeom prst="rect">
+                      <a:avLst/>
+                    </a:prstGeom>
+                  </pic:spPr>
+                </pic:pic>
+              </a:graphicData>
+            </a:graphic>
+          </wp:inline>
+        </w:drawing>
+      </w:r>
+    </w:p>
+    <w:p>
+      <w:pPr>
+        <w:pStyle w:val="Piccapt"/>
+      </w:pPr>
+      <w:bookmarkStart w:id="40" w:name="fig_17"/>
+      <w:r>
+        <w:t xml:space="preserve">Рисунок </w:t>
+      </w:r>
+      <w:r>
+        <w:t>1</w:t>
+      </w:r>
+      <w:r>
+        <w:fldChar w:fldCharType="begin"/>
+      </w:r>
+      <w:r>
+        <w:instrText xml:space="preserve"> SEQ Рисунок \* ARABIC </w:instrText>
+      </w:r>
+      <w:r>
+        <w:fldChar w:fldCharType="separate"/>
+      </w:r>
+      <w:r>
+        <w:rPr>
+          <w:noProof/>
+        </w:rPr>
+        <w:t>7</w:t>
+      </w:r>
+      <w:r>
+        <w:fldChar w:fldCharType="end"/>
+      </w:r>
+      <w:r>
+        <w:t>.</w:t>
+      </w:r>
+      <w:r>
+        <w:t xml:space="preserve"> </w:t>
+      </w:r>
+      <w:r>
+        <w:t>Сравнение распределения</w:t>
+      </w:r>
+      <w:r>
+        <w:t xml:space="preserve"> </w:t>
+      </w:r>
+      <m:oMath>
+        <m:sSub>
+          <m:sSubPr>
+            <m:ctrlPr>
+              <w:rPr>
+                <w:rFonts w:ascii="Cambria Math" w:hAnsi="Cambria Math"/>
+                <w:i/>
+              </w:rPr>
+            </m:ctrlPr>
+          </m:sSubPr>
+          <m:e>
+            <m:r>
+              <w:rPr>
+                <w:rFonts w:ascii="Cambria Math" w:hAnsi="Cambria Math"/>
+              </w:rPr>
+              <m:t>C</m:t>
+            </m:r>
+          </m:e>
+          <m:sub>
+            <m:r>
+              <w:rPr>
+                <w:rFonts w:ascii="Cambria Math" w:hAnsi="Cambria Math"/>
+              </w:rPr>
+              <m:t>p</m:t>
+            </m:r>
+          </m:sub>
+        </m:sSub>
+        <m:d>
+          <m:dPr>
+            <m:ctrlPr>
+              <w:rPr>
+                <w:rFonts w:ascii="Cambria Math" w:hAnsi="Cambria Math"/>
+                <w:i/>
+              </w:rPr>
+            </m:ctrlPr>
+          </m:dPr>
+          <m:e>
+            <m:r>
+              <w:rPr>
+                <w:rFonts w:ascii="Cambria Math" w:hAnsi="Cambria Math"/>
+              </w:rPr>
+              <m:t>x</m:t>
+            </m:r>
+          </m:e>
+        </m:d>
+      </m:oMath>
+      <w:r>
+        <w:t xml:space="preserve"> </w:t>
+      </w:r>
+      <w:r>
+        <w:t xml:space="preserve">для </w:t>
+      </w:r>
+      <w:r>
+        <w:rPr>
+          <w:lang w:val="en-US"/>
+        </w:rPr>
+        <w:t>EGO</w:t>
+      </w:r>
+      <w:r>
+        <w:t xml:space="preserve"> </w:t>
+      </w:r>
+      <w:r>
+        <w:t xml:space="preserve">и </w:t>
+      </w:r>
+      <w:r>
+        <w:rPr>
+          <w:lang w:val="en-US"/>
+        </w:rPr>
+        <w:t>RAE</w:t>
+      </w:r>
+      <w:r>
+        <w:t>2822</w:t>
+      </w:r>
+    </w:p>
+    <w:bookmarkEnd w:id="40"/>
+    <w:p>
+      <w:pPr>
+        <w:pStyle w:val="Piccapt"/>
+      </w:pPr>
+    </w:p>
+    <w:p>
+      <w:pPr>
+        <w:pStyle w:val="Heading2"/>
+      </w:pPr>
+      <w:bookmarkStart w:id="41" w:name="_Toc232614429"/>
+      <w:r>
+        <w:t>Влияние постановки ограничений на результат</w:t>
+      </w:r>
+      <w:bookmarkEnd w:id="41"/>
+    </w:p>
+    <w:p>
+      <w:pPr>
+        <w:pStyle w:val="Normtext"/>
+        <w:rPr>
+          <w:rFonts w:eastAsiaTheme="minorEastAsia"/>
+          <w:iCs/>
+        </w:rPr>
+      </w:pPr>
+      <w:r>
+        <w:t xml:space="preserve">Выбор метода постановки ограничений влияет на конечный результат оптимизации. Была рассмотрена работа метода сопряженных градиентов, при </w:t>
+      </w:r>
+      <w:r>
+        <w:lastRenderedPageBreak/>
+        <w:t xml:space="preserve">котором в качестве стартовой точки был выбран результат работы </w:t>
+      </w:r>
+      <w:r>
+        <w:rPr>
+          <w:lang w:val="en-US"/>
+        </w:rPr>
+        <w:t>EGO</w:t>
+      </w:r>
+      <w:r>
+        <w:t xml:space="preserve"> с плохо обученной моделью. Использование штрафной функции позволило снизить сопротивление до </w:t>
+      </w:r>
+      <m:oMath>
+        <m:sSub>
+          <m:sSubPr>
+            <m:ctrlPr>
+              <w:rPr>
+                <w:rFonts w:ascii="Cambria Math" w:hAnsi="Cambria Math"/>
+                <w:i/>
+                <w:iCs/>
+                <w:lang w:val="en-US"/>
+              </w:rPr>
+            </m:ctrlPr>
+          </m:sSubPr>
+          <m:e>
+            <m:r>
+              <w:rPr>
+                <w:rFonts w:ascii="Cambria Math" w:hAnsi="Cambria Math"/>
+                <w:lang w:val="en-US"/>
+              </w:rPr>
+              <m:t>C</m:t>
+            </m:r>
+          </m:e>
+          <m:sub>
+            <m:r>
+              <w:rPr>
+                <w:rFonts w:ascii="Cambria Math" w:hAnsi="Cambria Math"/>
+                <w:vertAlign w:val="subscript"/>
+                <w:lang w:val="en-US"/>
+              </w:rPr>
+              <m:t>xa</m:t>
+            </m:r>
+          </m:sub>
+        </m:sSub>
+      </m:oMath>
+      <w:r>
+        <w:rPr>
+          <w:rFonts w:eastAsiaTheme="minorEastAsia"/>
+          <w:iCs/>
+        </w:rPr>
+        <w:t xml:space="preserve"> = 0.00988, а использование метода коррекции позволило получить </w:t>
+      </w:r>
+      <m:oMath>
+        <m:sSub>
+          <m:sSubPr>
+            <m:ctrlPr>
+              <w:rPr>
+                <w:rFonts w:ascii="Cambria Math" w:hAnsi="Cambria Math"/>
+                <w:i/>
+                <w:iCs/>
+                <w:lang w:val="en-US"/>
+              </w:rPr>
+            </m:ctrlPr>
+          </m:sSubPr>
+          <m:e>
+            <m:r>
+              <w:rPr>
+                <w:rFonts w:ascii="Cambria Math" w:hAnsi="Cambria Math"/>
+                <w:lang w:val="en-US"/>
+              </w:rPr>
+              <m:t>C</m:t>
+            </m:r>
+          </m:e>
+          <m:sub>
+            <m:r>
+              <w:rPr>
+                <w:rFonts w:ascii="Cambria Math" w:hAnsi="Cambria Math"/>
+                <w:vertAlign w:val="subscript"/>
+                <w:lang w:val="en-US"/>
+              </w:rPr>
+              <m:t>xa</m:t>
+            </m:r>
+          </m:sub>
+        </m:sSub>
+      </m:oMath>
+      <w:r>
+        <w:rPr>
+          <w:rFonts w:eastAsiaTheme="minorEastAsia"/>
+          <w:iCs/>
+        </w:rPr>
+        <w:t xml:space="preserve"> = 0.0098</w:t>
+      </w:r>
+      <w:r>
+        <w:rPr>
+          <w:rFonts w:eastAsiaTheme="minorEastAsia"/>
+          <w:iCs/>
+        </w:rPr>
+        <w:t xml:space="preserve">2. Влияние небольшое, но все равно можно сделать вывод, что использование аддитивной штрафной функции негативно сказывается на качестве работы алгоритма вблизи зон ограничений. Опыт показал, что оптимальным как с точки зрения конечного результата, так и с так и по скорости работы алгоритма является </w:t>
+      </w:r>
+      <w:r>
+        <w:rPr>
+          <w:rFonts w:eastAsiaTheme="minorEastAsia"/>
+          <w:iCs/>
+        </w:rPr>
+        <w:t xml:space="preserve">соблюдение конструкционных ограничений через параметризацию. </w:t>
+      </w:r>
+    </w:p>
+    <w:p>
+      <w:pPr>
+        <w:pStyle w:val="Heading2"/>
+      </w:pPr>
+      <w:bookmarkStart w:id="42" w:name="_Toc232614430"/>
+      <w:proofErr w:type="spellStart"/>
+      <w:r>
+        <w:t>Мультимодальность</w:t>
+      </w:r>
+      <w:proofErr w:type="spellEnd"/>
+      <w:r>
+        <w:t xml:space="preserve"> функции </w:t>
+      </w:r>
+      <w:r>
+        <w:t>и лучшее полученное решение</w:t>
+      </w:r>
+      <w:bookmarkEnd w:id="42"/>
+    </w:p>
+    <w:p>
+      <w:pPr>
+        <w:pStyle w:val="Normtext"/>
+      </w:pPr>
+      <w:r>
+        <w:t xml:space="preserve">Из приведенных выше данных следует, что результат работы оптимизационного алгоритма в данной постановке задачи существенно зависит от стартовой точки в случае локальных алгоритмов или от стартовой выборки. Можно видеть, что старт из точки, найденной </w:t>
+      </w:r>
+      <w:r>
+        <w:rPr>
+          <w:lang w:val="en-US"/>
+        </w:rPr>
+        <w:t>EGO</w:t>
+      </w:r>
+      <w:r>
+        <w:t xml:space="preserve">, приводит к худшему результату, чем </w:t>
+      </w:r>
+      <w:r>
+        <w:t xml:space="preserve">старт от симметричного профиля. </w:t>
+      </w:r>
+    </w:p>
+    <w:p>
+      <w:pPr>
+        <w:pStyle w:val="Normtext"/>
+      </w:pPr>
+      <w:r>
+        <w:t xml:space="preserve">Увеличим качество лучшего имеющегося сейчас оптимума, полученного методом сопряженных градиентов от симметричного профиля, запустив около него алгоритм </w:t>
+      </w:r>
+      <w:r>
+        <w:rPr>
+          <w:lang w:val="en-US"/>
+        </w:rPr>
+        <w:t>MADS</w:t>
+      </w:r>
+      <w:r>
+        <w:t xml:space="preserve">. </w:t>
+      </w:r>
+      <w:r>
+        <w:t xml:space="preserve">Критерием остановки выступило сужение области </w:t>
+      </w:r>
+      <w:proofErr w:type="gramStart"/>
+      <w:r>
+        <w:t>поиска</w:t>
+      </w:r>
+      <w:proofErr w:type="gramEnd"/>
+      <w:r>
+        <w:t xml:space="preserve"> </w:t>
+      </w:r>
+      <w:r>
+        <w:t xml:space="preserve">На </w:t>
+      </w:r>
+      <w:hyperlink w:anchor="fig_18" w:history="1">
+        <w:r>
+          <w:t>рисунке 18</w:t>
+        </w:r>
+      </w:hyperlink>
+      <w:r>
+        <w:t xml:space="preserve"> приведен</w:t>
+      </w:r>
+      <w:r>
+        <w:t>а история работы этого алгоритма</w:t>
+      </w:r>
+      <w:r>
+        <w:t xml:space="preserve">. Будем считать, что в пределах точности метода </w:t>
+      </w:r>
+      <w:r>
+        <w:t>был найден</w:t>
+      </w:r>
+      <w:r>
+        <w:t xml:space="preserve"> локальный оптимум</w:t>
+      </w:r>
+      <w:r>
+        <w:t xml:space="preserve"> с </w:t>
+      </w:r>
+      <m:oMath>
+        <m:sSub>
+          <m:sSubPr>
+            <m:ctrlPr>
+              <w:rPr>
+                <w:rFonts w:ascii="Cambria Math" w:hAnsi="Cambria Math"/>
+                <w:i/>
+              </w:rPr>
+            </m:ctrlPr>
+          </m:sSubPr>
+          <m:e>
+            <m:r>
+              <w:rPr>
+                <w:rFonts w:ascii="Cambria Math" w:hAnsi="Cambria Math"/>
+                <w:lang w:val="en-US"/>
+              </w:rPr>
+              <m:t>C</m:t>
+            </m:r>
+            <m:ctrlPr>
+              <w:rPr>
+                <w:rFonts w:ascii="Cambria Math" w:hAnsi="Cambria Math"/>
+                <w:i/>
+                <w:lang w:val="en-US"/>
+              </w:rPr>
+            </m:ctrlPr>
+          </m:e>
+          <m:sub>
+            <m:r>
+              <w:rPr>
+                <w:rFonts w:ascii="Cambria Math" w:hAnsi="Cambria Math"/>
+                <w:lang w:val="en-US"/>
+              </w:rPr>
+              <m:t>xa</m:t>
+            </m:r>
+          </m:sub>
+        </m:sSub>
+      </m:oMath>
+      <w:r>
+        <w:t xml:space="preserve"> = 0.0096</w:t>
+      </w:r>
+      <w:r>
+        <w:t>2</w:t>
+      </w:r>
+      <w:r>
+        <w:t xml:space="preserve">. </w:t>
+      </w:r>
+    </w:p>
+    <w:p>
+      <w:pPr>
+        <w:pStyle w:val="Picture"/>
+      </w:pPr>
+      <w:r>
+        <w:rPr>
+          <w:noProof/>
+        </w:rPr>
+        <w:lastRenderedPageBreak/>
+        <w:drawing>
+          <wp:inline distT="0" distB="0" distL="0" distR="0" wp14:anchorId="47848CCB" wp14:editId="14E7008B">
+            <wp:extent cx="5486400" cy="3288084"/>
+            <wp:effectExtent l="0" t="0" r="0" b="7620"/>
+            <wp:docPr id="18" name="Picture 18"/>
+            <wp:cNvGraphicFramePr>
+              <a:graphicFrameLocks xmlns:a="http://schemas.openxmlformats.org/drawingml/2006/main" noChangeAspect="1"/>
+            </wp:cNvGraphicFramePr>
+            <a:graphic xmlns:a="http://schemas.openxmlformats.org/drawingml/2006/main">
+              <a:graphicData uri="http://schemas.openxmlformats.org/drawingml/2006/picture">
+                <pic:pic xmlns:pic="http://schemas.openxmlformats.org/drawingml/2006/picture">
+                  <pic:nvPicPr>
+                    <pic:cNvPr id="0" name="Picture 1"/>
+                    <pic:cNvPicPr>
+                      <a:picLocks noChangeAspect="1" noChangeArrowheads="1"/>
+                    </pic:cNvPicPr>
+                  </pic:nvPicPr>
+                  <pic:blipFill>
+                    <a:blip r:embed="rId26">
+                      <a:extLst>
+                        <a:ext uri="{28A0092B-C50C-407E-A947-70E740481C1C}">
+                          <a14:useLocalDpi xmlns:a14="http://schemas.microsoft.com/office/drawing/2010/main" val="0"/>
+                        </a:ext>
+                      </a:extLst>
+                    </a:blip>
+                    <a:srcRect/>
+                    <a:stretch>
+                      <a:fillRect/>
+                    </a:stretch>
+                  </pic:blipFill>
                   <pic:spPr bwMode="auto">
                     <a:xfrm>
                       <a:off x="0" y="0"/>
-                      <a:ext cx="5400000" cy="2908564"/>
+                      <a:ext cx="5486400" cy="3288084"/>
                     </a:xfrm>
                     <a:prstGeom prst="rect">
                       <a:avLst/>
@@ -23174,795 +26287,374 @@
       <w:pPr>
         <w:pStyle w:val="Piccapt"/>
       </w:pPr>
-      <w:bookmarkStart w:id="27" w:name="_Ref114122920"/>
+      <w:bookmarkStart w:id="43" w:name="fig_18"/>
+      <w:proofErr w:type="spellStart"/>
       <w:r>
         <w:t>Рисунок</w:t>
       </w:r>
+      <w:proofErr w:type="spellEnd"/>
+      <w:r>
+        <w:t xml:space="preserve"> 1</w:t>
+      </w:r>
+      <w:r>
+        <w:fldChar w:fldCharType="begin"/>
+      </w:r>
+      <w:r>
+        <w:instrText xml:space="preserve"> SEQ Рисунок \* ARABIC </w:instrText>
+      </w:r>
+      <w:r>
+        <w:fldChar w:fldCharType="separate"/>
+      </w:r>
+      <w:r>
+        <w:rPr>
+          <w:noProof/>
+        </w:rPr>
+        <w:t>8</w:t>
+      </w:r>
+      <w:r>
+        <w:fldChar w:fldCharType="end"/>
+      </w:r>
+      <w:r>
+        <w:t xml:space="preserve">. История работы алгоритма </w:t>
+      </w:r>
       <w:r>
         <w:rPr>
           <w:lang w:val="en-US"/>
         </w:rPr>
-        <w:t> </w:t>
-      </w:r>
-      <w:bookmarkStart w:id="28" w:name="fig_обводы_RRJ"/>
+        <w:t>MADS</w:t>
+      </w:r>
+      <w:r>
+        <w:t xml:space="preserve"> </w:t>
+      </w:r>
+    </w:p>
+    <w:bookmarkEnd w:id="43"/>
+    <w:p>
+      <w:pPr>
+        <w:pStyle w:val="Normtext"/>
+      </w:pPr>
+      <w:r>
+        <w:t xml:space="preserve">Теперь запустим метод сопряженных градиентов с </w:t>
+      </w:r>
+      <w:r>
+        <w:t>методом зависимой</w:t>
+      </w:r>
+      <w:r>
+        <w:t xml:space="preserve"> точк</w:t>
+      </w:r>
+      <w:r>
+        <w:t>и</w:t>
+      </w:r>
+      <w:r>
+        <w:t xml:space="preserve"> от профиля, изображенного </w:t>
+      </w:r>
+      <w:r>
+        <w:t xml:space="preserve">на </w:t>
+      </w:r>
+      <w:hyperlink w:anchor="fig_19" w:history="1">
+        <w:r>
+          <w:t>рисунке 19</w:t>
+        </w:r>
+      </w:hyperlink>
+      <w:r>
+        <w:t xml:space="preserve">. Полученное решение будет иметь сопротивление </w:t>
+      </w:r>
+      <m:oMath>
+        <m:sSub>
+          <m:sSubPr>
+            <m:ctrlPr>
+              <w:rPr>
+                <w:rFonts w:ascii="Cambria Math" w:hAnsi="Cambria Math"/>
+                <w:i/>
+              </w:rPr>
+            </m:ctrlPr>
+          </m:sSubPr>
+          <m:e>
+            <m:r>
+              <w:rPr>
+                <w:rFonts w:ascii="Cambria Math" w:hAnsi="Cambria Math"/>
+              </w:rPr>
+              <m:t>C</m:t>
+            </m:r>
+          </m:e>
+          <m:sub>
+            <m:r>
+              <w:rPr>
+                <w:rFonts w:ascii="Cambria Math" w:hAnsi="Cambria Math"/>
+              </w:rPr>
+              <m:t>xa</m:t>
+            </m:r>
+          </m:sub>
+        </m:sSub>
+      </m:oMath>
+      <w:r>
+        <w:t xml:space="preserve"> = 0.0094. На текущий момент это лучший полученный результат. </w:t>
+      </w:r>
+      <w:r>
+        <w:t xml:space="preserve">На </w:t>
+      </w:r>
+      <w:hyperlink w:anchor="fig_20" w:history="1">
+        <w:r>
+          <w:t>рисунке 20</w:t>
+        </w:r>
+      </w:hyperlink>
+      <w:r>
+        <w:t xml:space="preserve"> изображены</w:t>
+      </w:r>
+      <w:r>
+        <w:t xml:space="preserve"> эти решения. </w:t>
+      </w:r>
+    </w:p>
+    <w:p>
+      <w:pPr>
+        <w:pStyle w:val="Picture"/>
+      </w:pPr>
+      <w:r>
+        <w:rPr>
+          <w:noProof/>
+        </w:rPr>
+        <w:drawing>
+          <wp:inline distT="0" distB="0" distL="0" distR="0" wp14:anchorId="5700EACE" wp14:editId="4E2FC6A7">
+            <wp:extent cx="5486400" cy="3324451"/>
+            <wp:effectExtent l="0" t="0" r="0" b="9525"/>
+            <wp:docPr id="19" name="Picture 19"/>
+            <wp:cNvGraphicFramePr>
+              <a:graphicFrameLocks xmlns:a="http://schemas.openxmlformats.org/drawingml/2006/main" noChangeAspect="1"/>
+            </wp:cNvGraphicFramePr>
+            <a:graphic xmlns:a="http://schemas.openxmlformats.org/drawingml/2006/main">
+              <a:graphicData uri="http://schemas.openxmlformats.org/drawingml/2006/picture">
+                <pic:pic xmlns:pic="http://schemas.openxmlformats.org/drawingml/2006/picture">
+                  <pic:nvPicPr>
+                    <pic:cNvPr id="19" name="Picture 19"/>
+                    <pic:cNvPicPr/>
+                  </pic:nvPicPr>
+                  <pic:blipFill>
+                    <a:blip r:embed="rId27">
+                      <a:extLst>
+                        <a:ext uri="{28A0092B-C50C-407E-A947-70E740481C1C}">
+                          <a14:useLocalDpi xmlns:a14="http://schemas.microsoft.com/office/drawing/2010/main" val="0"/>
+                        </a:ext>
+                      </a:extLst>
+                    </a:blip>
+                    <a:stretch>
+                      <a:fillRect/>
+                    </a:stretch>
+                  </pic:blipFill>
+                  <pic:spPr>
+                    <a:xfrm>
+                      <a:off x="0" y="0"/>
+                      <a:ext cx="5486400" cy="3324451"/>
+                    </a:xfrm>
+                    <a:prstGeom prst="rect">
+                      <a:avLst/>
+                    </a:prstGeom>
+                  </pic:spPr>
+                </pic:pic>
+              </a:graphicData>
+            </a:graphic>
+          </wp:inline>
+        </w:drawing>
+      </w:r>
+    </w:p>
+    <w:p>
+      <w:pPr>
+        <w:pStyle w:val="Piccapt"/>
+      </w:pPr>
+      <w:bookmarkStart w:id="44" w:name="fig_19"/>
+      <w:r>
+        <w:t xml:space="preserve">Рисунок </w:t>
+      </w:r>
       <w:r>
         <w:rPr>
           <w:lang w:val="en-US"/>
         </w:rPr>
+        <w:t>1</w:t>
+      </w:r>
+      <w:r>
         <w:fldChar w:fldCharType="begin"/>
       </w:r>
       <w:r>
+        <w:instrText xml:space="preserve"> SEQ Рисунок \* ARABIC </w:instrText>
+      </w:r>
+      <w:r>
+        <w:fldChar w:fldCharType="separate"/>
+      </w:r>
+      <w:r>
+        <w:rPr>
+          <w:noProof/>
+        </w:rPr>
+        <w:t>9</w:t>
+      </w:r>
+      <w:r>
+        <w:fldChar w:fldCharType="end"/>
+      </w:r>
+      <w:r>
+        <w:t xml:space="preserve">. Предложенная стартовая точка для метода </w:t>
+      </w:r>
+      <w:r>
+        <w:rPr>
+          <w:lang w:val="en-US"/>
+        </w:rPr>
+        <w:t>CG</w:t>
+      </w:r>
+    </w:p>
+    <w:bookmarkEnd w:id="44"/>
+    <w:p>
+      <w:pPr>
+        <w:pStyle w:val="Picture"/>
+      </w:pPr>
+      <w:r>
+        <w:rPr>
+          <w:noProof/>
+          <w:lang w:val="ru-RU"/>
+        </w:rPr>
+        <w:lastRenderedPageBreak/>
+        <w:drawing>
+          <wp:inline distT="0" distB="0" distL="0" distR="0" wp14:anchorId="382C2A8C" wp14:editId="6C11AEDA">
+            <wp:extent cx="5943600" cy="2280001"/>
+            <wp:effectExtent l="0" t="0" r="0" b="6350"/>
+            <wp:docPr id="20" name="Picture 20"/>
+            <wp:cNvGraphicFramePr>
+              <a:graphicFrameLocks xmlns:a="http://schemas.openxmlformats.org/drawingml/2006/main" noChangeAspect="1"/>
+            </wp:cNvGraphicFramePr>
+            <a:graphic xmlns:a="http://schemas.openxmlformats.org/drawingml/2006/main">
+              <a:graphicData uri="http://schemas.openxmlformats.org/drawingml/2006/picture">
+                <pic:pic xmlns:pic="http://schemas.openxmlformats.org/drawingml/2006/picture">
+                  <pic:nvPicPr>
+                    <pic:cNvPr id="20" name="Picture 20"/>
+                    <pic:cNvPicPr/>
+                  </pic:nvPicPr>
+                  <pic:blipFill rotWithShape="1">
+                    <a:blip r:embed="rId28">
+                      <a:extLst>
+                        <a:ext uri="{28A0092B-C50C-407E-A947-70E740481C1C}">
+                          <a14:useLocalDpi xmlns:a14="http://schemas.microsoft.com/office/drawing/2010/main" val="0"/>
+                        </a:ext>
+                      </a:extLst>
+                    </a:blip>
+                    <a:srcRect t="6726"/>
+                    <a:stretch/>
+                  </pic:blipFill>
+                  <pic:spPr bwMode="auto">
+                    <a:xfrm>
+                      <a:off x="0" y="0"/>
+                      <a:ext cx="5943600" cy="2280001"/>
+                    </a:xfrm>
+                    <a:prstGeom prst="rect">
+                      <a:avLst/>
+                    </a:prstGeom>
+                    <a:ln>
+                      <a:noFill/>
+                    </a:ln>
+                    <a:extLst>
+                      <a:ext uri="{53640926-AAD7-44D8-BBD7-CCE9431645EC}">
+                        <a14:shadowObscured xmlns:a14="http://schemas.microsoft.com/office/drawing/2010/main"/>
+                      </a:ext>
+                    </a:extLst>
+                  </pic:spPr>
+                </pic:pic>
+              </a:graphicData>
+            </a:graphic>
+          </wp:inline>
+        </w:drawing>
+      </w:r>
+    </w:p>
+    <w:p>
+      <w:pPr>
+        <w:pStyle w:val="Piccapt"/>
+      </w:pPr>
+      <w:bookmarkStart w:id="45" w:name="fig_20"/>
+      <w:r>
+        <w:t xml:space="preserve">Рисунок </w:t>
+      </w:r>
+      <w:r>
+        <w:fldChar w:fldCharType="begin"/>
+      </w:r>
+      <w:r>
         <w:instrText xml:space="preserve"> </w:instrText>
       </w:r>
       <w:r>
-        <w:rPr>
-          <w:lang w:val="en-US"/>
-        </w:rPr>
         <w:instrText>SEQ</w:instrText>
       </w:r>
       <w:r>
         <w:instrText xml:space="preserve"> Рисунок \* </w:instrText>
       </w:r>
       <w:r>
-        <w:rPr>
-          <w:lang w:val="en-US"/>
-        </w:rPr>
         <w:instrText>ARABIC</w:instrText>
       </w:r>
       <w:r>
         <w:instrText xml:space="preserve"> </w:instrText>
       </w:r>
       <w:r>
-        <w:rPr>
-          <w:lang w:val="en-US"/>
-        </w:rPr>
         <w:fldChar w:fldCharType="separate"/>
       </w:r>
       <w:r>
         <w:rPr>
           <w:noProof/>
-          <w:lang w:val="en-US"/>
-        </w:rPr>
-        <w:t>1</w:t>
-      </w:r>
-      <w:r>
-        <w:rPr>
-          <w:lang w:val="en-US"/>
-        </w:rPr>
+        </w:rPr>
+        <w:t>10</w:t>
+      </w:r>
+      <w:r>
         <w:fldChar w:fldCharType="end"/>
       </w:r>
-      <w:bookmarkEnd w:id="27"/>
-      <w:bookmarkEnd w:id="28"/>
-      <w:r>
-        <w:rPr>
-          <w:lang w:val="en-US"/>
-        </w:rPr>
-        <w:t> </w:t>
-      </w:r>
-      <w:r>
-        <w:t>—</w:t>
-      </w:r>
-      <w:r>
-        <w:rPr>
-          <w:lang w:val="en-US"/>
-        </w:rPr>
-        <w:t> </w:t>
-      </w:r>
-      <w:r>
-        <w:t>Пример рисунка с геометрией</w:t>
-      </w:r>
-    </w:p>
-    <w:p>
-      <w:pPr>
-        <w:pStyle w:val="Tablecapt"/>
-        <w:rPr>
-          <w:lang w:val="ru-RU"/>
-        </w:rPr>
-      </w:pPr>
-      <w:bookmarkStart w:id="29" w:name="_Ref114145683"/>
-      <w:bookmarkStart w:id="30" w:name="_Ref120884397"/>
-      <w:bookmarkStart w:id="31" w:name="_Toc113877423"/>
-      <w:bookmarkStart w:id="32" w:name="_Ref120884393"/>
-      <w:r>
-        <w:rPr>
-          <w:lang w:val="ru-RU"/>
-        </w:rPr>
-        <w:t>Таблица</w:t>
-      </w:r>
-      <w:r>
-        <w:t> </w:t>
-      </w:r>
-      <w:bookmarkStart w:id="33" w:name="tab_пример_таблицы"/>
-      <w:bookmarkEnd w:id="29"/>
-      <w:r>
-        <w:fldChar w:fldCharType="begin"/>
-      </w:r>
-      <w:r>
-        <w:rPr>
-          <w:lang w:val="ru-RU"/>
-        </w:rPr>
-        <w:instrText xml:space="preserve"> </w:instrText>
-      </w:r>
-      <w:r>
-        <w:instrText>SEQ</w:instrText>
-      </w:r>
-      <w:r>
-        <w:rPr>
-          <w:lang w:val="ru-RU"/>
-        </w:rPr>
-        <w:instrText xml:space="preserve"> Таблиц</w:instrText>
-      </w:r>
-      <w:r>
-        <w:rPr>
-          <w:lang w:val="ru-RU"/>
-        </w:rPr>
-        <w:instrText xml:space="preserve">а \* </w:instrText>
-      </w:r>
-      <w:r>
-        <w:instrText>ARABIC</w:instrText>
-      </w:r>
-      <w:r>
-        <w:rPr>
-          <w:lang w:val="ru-RU"/>
-        </w:rPr>
-        <w:instrText xml:space="preserve"> \</w:instrText>
-      </w:r>
-      <w:r>
-        <w:instrText>s</w:instrText>
-      </w:r>
-      <w:r>
-        <w:rPr>
-          <w:lang w:val="ru-RU"/>
-        </w:rPr>
-        <w:instrText xml:space="preserve"> 1 </w:instrText>
-      </w:r>
-      <w:r>
-        <w:fldChar w:fldCharType="separate"/>
-      </w:r>
-      <w:r>
-        <w:rPr>
-          <w:noProof/>
-        </w:rPr>
-        <w:t>1</w:t>
-      </w:r>
-      <w:r>
-        <w:fldChar w:fldCharType="end"/>
-      </w:r>
-      <w:bookmarkEnd w:id="30"/>
-      <w:bookmarkEnd w:id="33"/>
-      <w:r>
-        <w:t> </w:t>
-      </w:r>
-      <w:r>
-        <w:rPr>
-          <w:lang w:val="ru-RU"/>
-        </w:rPr>
-        <w:t>—</w:t>
-      </w:r>
-      <w:r>
-        <w:t> </w:t>
-      </w:r>
-      <w:bookmarkEnd w:id="31"/>
-      <w:r>
-        <w:rPr>
-          <w:lang w:val="ru-RU"/>
-        </w:rPr>
-        <w:t>Пример таблицы</w:t>
-      </w:r>
-      <w:bookmarkEnd w:id="32"/>
-    </w:p>
-    <w:tbl>
-      <w:tblPr>
-        <w:tblStyle w:val="TableGrid"/>
-        <w:tblW w:w="0" w:type="auto"/>
-        <w:jc w:val="center"/>
-        <w:tblLook w:val="04A0" w:firstRow="1" w:lastRow="0" w:firstColumn="1" w:lastColumn="0" w:noHBand="0" w:noVBand="1"/>
-      </w:tblPr>
-      <w:tblGrid>
-        <w:gridCol w:w="2835"/>
-        <w:gridCol w:w="1701"/>
-        <w:gridCol w:w="1701"/>
-        <w:gridCol w:w="1701"/>
-      </w:tblGrid>
-      <w:tr>
-        <w:trPr>
-          <w:jc w:val="center"/>
-        </w:trPr>
-        <w:tc>
-          <w:tcPr>
-            <w:tcW w:w="2835" w:type="dxa"/>
-            <w:vAlign w:val="center"/>
-          </w:tcPr>
-          <w:p>
-            <w:pPr>
-              <w:jc w:val="center"/>
-              <w:rPr>
-                <w:b/>
-                <w:bCs/>
-                <w:sz w:val="24"/>
-                <w:szCs w:val="22"/>
-                <w:lang w:val="ru-RU"/>
-              </w:rPr>
-            </w:pPr>
-            <w:r>
-              <w:rPr>
-                <w:b/>
-                <w:bCs/>
-                <w:sz w:val="24"/>
-                <w:szCs w:val="22"/>
-                <w:lang w:val="ru-RU"/>
-              </w:rPr>
-              <w:t>Параметр</w:t>
-            </w:r>
-          </w:p>
-        </w:tc>
-        <w:tc>
-          <w:tcPr>
-            <w:tcW w:w="1701" w:type="dxa"/>
-            <w:vAlign w:val="center"/>
-          </w:tcPr>
-          <w:p>
-            <w:pPr>
-              <w:jc w:val="center"/>
-              <w:rPr>
-                <w:b/>
-                <w:bCs/>
-                <w:sz w:val="24"/>
-                <w:szCs w:val="22"/>
-                <w:lang w:val="ru-RU"/>
-              </w:rPr>
-            </w:pPr>
-            <w:r>
-              <w:rPr>
-                <w:b/>
-                <w:bCs/>
-                <w:sz w:val="24"/>
-                <w:szCs w:val="22"/>
-                <w:lang w:val="ru-RU"/>
-              </w:rPr>
-              <w:t>Модель 1</w:t>
-            </w:r>
-          </w:p>
-        </w:tc>
-        <w:tc>
-          <w:tcPr>
-            <w:tcW w:w="1701" w:type="dxa"/>
-            <w:vAlign w:val="center"/>
-          </w:tcPr>
-          <w:p>
-            <w:pPr>
-              <w:jc w:val="center"/>
-              <w:rPr>
-                <w:b/>
-                <w:bCs/>
-                <w:sz w:val="24"/>
-                <w:szCs w:val="22"/>
-                <w:lang w:val="ru-RU"/>
-              </w:rPr>
-            </w:pPr>
-            <w:r>
-              <w:rPr>
-                <w:b/>
-                <w:bCs/>
-                <w:sz w:val="24"/>
-                <w:szCs w:val="22"/>
-                <w:lang w:val="ru-RU"/>
-              </w:rPr>
-              <w:t>Модель 2</w:t>
-            </w:r>
-          </w:p>
-        </w:tc>
-        <w:tc>
-          <w:tcPr>
-            <w:tcW w:w="1701" w:type="dxa"/>
-            <w:vAlign w:val="center"/>
-          </w:tcPr>
-          <w:p>
-            <w:pPr>
-              <w:jc w:val="center"/>
-              <w:rPr>
-                <w:b/>
-                <w:bCs/>
-                <w:sz w:val="24"/>
-                <w:szCs w:val="22"/>
-                <w:lang w:val="ru-RU"/>
-              </w:rPr>
-            </w:pPr>
-            <w:r>
-              <w:rPr>
-                <w:b/>
-                <w:bCs/>
-                <w:sz w:val="24"/>
-                <w:szCs w:val="22"/>
-                <w:lang w:val="ru-RU"/>
-              </w:rPr>
-              <w:t>Модель 3</w:t>
-            </w:r>
-          </w:p>
-        </w:tc>
-      </w:tr>
-      <w:tr>
-        <w:trPr>
-          <w:jc w:val="center"/>
-        </w:trPr>
-        <w:tc>
-          <w:tcPr>
-            <w:tcW w:w="2835" w:type="dxa"/>
-            <w:vAlign w:val="center"/>
-          </w:tcPr>
-          <w:p>
-            <w:pPr>
-              <w:jc w:val="left"/>
-              <w:rPr>
-                <w:sz w:val="24"/>
-                <w:szCs w:val="22"/>
-                <w:lang w:val="ru-RU"/>
-              </w:rPr>
-            </w:pPr>
-            <w:r>
-              <w:rPr>
-                <w:rFonts w:eastAsiaTheme="minorEastAsia"/>
-                <w:sz w:val="24"/>
-                <w:szCs w:val="22"/>
-                <w:lang w:val="ru-RU"/>
-              </w:rPr>
-              <w:t xml:space="preserve">Сопротивление, </w:t>
-            </w:r>
-            <m:oMath>
-              <m:sSub>
-                <m:sSubPr>
-                  <m:ctrlPr>
-                    <w:rPr>
-                      <w:rFonts w:ascii="Cambria Math" w:hAnsi="Cambria Math"/>
-                      <w:i/>
-                      <w:sz w:val="24"/>
-                      <w:szCs w:val="22"/>
-                    </w:rPr>
-                  </m:ctrlPr>
-                </m:sSubPr>
-                <m:e>
-                  <m:r>
-                    <w:rPr>
-                      <w:rFonts w:ascii="Cambria Math" w:hAnsi="Cambria Math"/>
-                      <w:sz w:val="24"/>
-                      <w:szCs w:val="22"/>
-                      <w:lang w:val="ru-RU"/>
-                    </w:rPr>
-                    <m:t>C</m:t>
-                  </m:r>
-                  <m:ctrlPr>
-                    <w:rPr>
-                      <w:rFonts w:ascii="Cambria Math" w:hAnsi="Cambria Math"/>
-                      <w:i/>
-                      <w:sz w:val="24"/>
-                      <w:szCs w:val="22"/>
-                      <w:lang w:val="ru-RU"/>
-                    </w:rPr>
-                  </m:ctrlPr>
-                </m:e>
-                <m:sub>
-                  <m:r>
-                    <w:rPr>
-                      <w:rFonts w:ascii="Cambria Math" w:hAnsi="Cambria Math"/>
-                      <w:sz w:val="24"/>
-                      <w:szCs w:val="22"/>
-                    </w:rPr>
-                    <m:t>x</m:t>
-                  </m:r>
-                </m:sub>
-              </m:sSub>
-            </m:oMath>
-          </w:p>
-        </w:tc>
-        <w:tc>
-          <w:tcPr>
-            <w:tcW w:w="1701" w:type="dxa"/>
-            <w:vAlign w:val="center"/>
-          </w:tcPr>
-          <w:p>
-            <w:pPr>
-              <w:jc w:val="right"/>
-              <w:rPr>
-                <w:sz w:val="24"/>
-                <w:szCs w:val="22"/>
-              </w:rPr>
-            </w:pPr>
-            <w:r>
-              <w:rPr>
-                <w:sz w:val="24"/>
-                <w:szCs w:val="22"/>
-              </w:rPr>
-              <w:t>0.0312</w:t>
-            </w:r>
-          </w:p>
-        </w:tc>
-        <w:tc>
-          <w:tcPr>
-            <w:tcW w:w="1701" w:type="dxa"/>
-            <w:vAlign w:val="center"/>
-          </w:tcPr>
-          <w:p>
-            <w:pPr>
-              <w:jc w:val="right"/>
-              <w:rPr>
-                <w:sz w:val="24"/>
-                <w:szCs w:val="22"/>
-              </w:rPr>
-            </w:pPr>
-            <w:r>
-              <w:rPr>
-                <w:sz w:val="24"/>
-                <w:szCs w:val="22"/>
-              </w:rPr>
-              <w:t>0.0289</w:t>
-            </w:r>
-          </w:p>
-        </w:tc>
-        <w:tc>
-          <w:tcPr>
-            <w:tcW w:w="1701" w:type="dxa"/>
-            <w:vAlign w:val="center"/>
-          </w:tcPr>
-          <w:p>
-            <w:pPr>
-              <w:jc w:val="right"/>
-              <w:rPr>
-                <w:sz w:val="24"/>
-                <w:szCs w:val="22"/>
-              </w:rPr>
-            </w:pPr>
-            <w:r>
-              <w:rPr>
-                <w:sz w:val="24"/>
-                <w:szCs w:val="22"/>
-              </w:rPr>
-              <w:t>0.0296</w:t>
-            </w:r>
-          </w:p>
-        </w:tc>
-      </w:tr>
-      <w:tr>
-        <w:trPr>
-          <w:jc w:val="center"/>
-        </w:trPr>
-        <w:tc>
-          <w:tcPr>
-            <w:tcW w:w="2835" w:type="dxa"/>
-            <w:vAlign w:val="center"/>
-          </w:tcPr>
-          <w:p>
-            <w:pPr>
-              <w:jc w:val="left"/>
-              <w:rPr>
-                <w:sz w:val="24"/>
-                <w:szCs w:val="22"/>
-                <w:lang w:val="ru-RU"/>
-              </w:rPr>
-            </w:pPr>
-            <w:r>
-              <w:rPr>
-                <w:rFonts w:eastAsiaTheme="minorEastAsia"/>
-                <w:sz w:val="24"/>
-                <w:szCs w:val="22"/>
-                <w:lang w:val="ru-RU"/>
-              </w:rPr>
-              <w:t xml:space="preserve">Подъёмная сила, </w:t>
-            </w:r>
-            <m:oMath>
-              <m:sSub>
-                <m:sSubPr>
-                  <m:ctrlPr>
-                    <w:rPr>
-                      <w:rFonts w:ascii="Cambria Math" w:hAnsi="Cambria Math"/>
-                      <w:i/>
-                      <w:sz w:val="24"/>
-                      <w:szCs w:val="22"/>
-                    </w:rPr>
-                  </m:ctrlPr>
-                </m:sSubPr>
-                <m:e>
-                  <m:r>
-                    <w:rPr>
-                      <w:rFonts w:ascii="Cambria Math" w:hAnsi="Cambria Math"/>
-                      <w:sz w:val="24"/>
-                      <w:szCs w:val="22"/>
-                      <w:lang w:val="ru-RU"/>
-                    </w:rPr>
-                    <m:t>C</m:t>
-                  </m:r>
-                  <m:ctrlPr>
-                    <w:rPr>
-                      <w:rFonts w:ascii="Cambria Math" w:hAnsi="Cambria Math"/>
-                      <w:i/>
-                      <w:sz w:val="24"/>
-                      <w:szCs w:val="22"/>
-                      <w:lang w:val="ru-RU"/>
-                    </w:rPr>
-                  </m:ctrlPr>
-                </m:e>
-                <m:sub>
-                  <m:r>
-                    <w:rPr>
-                      <w:rFonts w:ascii="Cambria Math" w:hAnsi="Cambria Math"/>
-                      <w:sz w:val="24"/>
-                      <w:szCs w:val="22"/>
-                    </w:rPr>
-                    <m:t>y</m:t>
-                  </m:r>
-                </m:sub>
-              </m:sSub>
-            </m:oMath>
-            <w:r>
-              <w:rPr>
-                <w:rFonts w:eastAsiaTheme="minorEastAsia"/>
-                <w:sz w:val="24"/>
-                <w:szCs w:val="22"/>
-              </w:rPr>
-              <w:t xml:space="preserve"> </w:t>
-            </w:r>
-          </w:p>
-        </w:tc>
-        <w:tc>
-          <w:tcPr>
-            <w:tcW w:w="1701" w:type="dxa"/>
-            <w:vAlign w:val="center"/>
-          </w:tcPr>
-          <w:p>
-            <w:pPr>
-              <w:jc w:val="right"/>
-              <w:rPr>
-                <w:sz w:val="24"/>
-                <w:szCs w:val="22"/>
-              </w:rPr>
-            </w:pPr>
-            <w:r>
-              <w:rPr>
-                <w:sz w:val="24"/>
-                <w:szCs w:val="22"/>
-              </w:rPr>
-              <w:t>0.502</w:t>
-            </w:r>
-          </w:p>
-        </w:tc>
-        <w:tc>
-          <w:tcPr>
-            <w:tcW w:w="1701" w:type="dxa"/>
-            <w:vAlign w:val="center"/>
-          </w:tcPr>
-          <w:p>
-            <w:pPr>
-              <w:jc w:val="right"/>
-              <w:rPr>
-                <w:sz w:val="24"/>
-                <w:szCs w:val="22"/>
-              </w:rPr>
-            </w:pPr>
-            <w:r>
-              <w:rPr>
-                <w:sz w:val="24"/>
-                <w:szCs w:val="22"/>
-              </w:rPr>
-              <w:t>0.512</w:t>
-            </w:r>
-          </w:p>
-        </w:tc>
-        <w:tc>
-          <w:tcPr>
-            <w:tcW w:w="1701" w:type="dxa"/>
-            <w:vAlign w:val="center"/>
-          </w:tcPr>
-          <w:p>
-            <w:pPr>
-              <w:jc w:val="right"/>
-              <w:rPr>
-                <w:sz w:val="24"/>
-                <w:szCs w:val="22"/>
-              </w:rPr>
-            </w:pPr>
-            <w:r>
-              <w:rPr>
-                <w:sz w:val="24"/>
-                <w:szCs w:val="22"/>
-              </w:rPr>
-              <w:t>0.496</w:t>
-            </w:r>
-          </w:p>
-        </w:tc>
-      </w:tr>
-      <w:tr>
-        <w:trPr>
-          <w:jc w:val="center"/>
-        </w:trPr>
-        <w:tc>
-          <w:tcPr>
-            <w:tcW w:w="2835" w:type="dxa"/>
-            <w:vAlign w:val="center"/>
-          </w:tcPr>
-          <w:p>
-            <w:pPr>
-              <w:jc w:val="left"/>
-              <w:rPr>
-                <w:sz w:val="24"/>
-                <w:szCs w:val="22"/>
-                <w:lang w:val="ru-RU"/>
-              </w:rPr>
-            </w:pPr>
-            <w:r>
-              <w:rPr>
-                <w:sz w:val="24"/>
-                <w:szCs w:val="22"/>
-                <w:lang w:val="ru-RU"/>
-              </w:rPr>
-              <w:t xml:space="preserve">Качество, </w:t>
-            </w:r>
-            <m:oMath>
-              <m:r>
-                <w:rPr>
-                  <w:rFonts w:ascii="Cambria Math" w:hAnsi="Cambria Math"/>
-                  <w:sz w:val="24"/>
-                  <w:szCs w:val="22"/>
-                  <w:lang w:val="ru-RU"/>
-                </w:rPr>
-                <m:t>K</m:t>
-              </m:r>
-            </m:oMath>
-          </w:p>
-        </w:tc>
-        <w:tc>
-          <w:tcPr>
-            <w:tcW w:w="1701" w:type="dxa"/>
-            <w:vAlign w:val="center"/>
-          </w:tcPr>
-          <w:p>
-            <w:pPr>
-              <w:jc w:val="right"/>
-              <w:rPr>
-                <w:sz w:val="24"/>
-                <w:szCs w:val="22"/>
-              </w:rPr>
-            </w:pPr>
-            <w:r>
-              <w:rPr>
-                <w:sz w:val="24"/>
-                <w:szCs w:val="22"/>
-                <w:lang w:val="ru-RU"/>
-              </w:rPr>
-              <w:t>16.0</w:t>
-            </w:r>
-            <w:r>
-              <w:rPr>
-                <w:sz w:val="24"/>
-                <w:szCs w:val="22"/>
-              </w:rPr>
-              <w:t>9</w:t>
-            </w:r>
-          </w:p>
-        </w:tc>
-        <w:tc>
-          <w:tcPr>
-            <w:tcW w:w="1701" w:type="dxa"/>
-            <w:vAlign w:val="center"/>
-          </w:tcPr>
-          <w:p>
-            <w:pPr>
-              <w:jc w:val="right"/>
-              <w:rPr>
-                <w:sz w:val="24"/>
-                <w:szCs w:val="22"/>
-              </w:rPr>
-            </w:pPr>
-            <w:r>
-              <w:rPr>
-                <w:sz w:val="24"/>
-                <w:szCs w:val="22"/>
-                <w:lang w:val="ru-RU"/>
-              </w:rPr>
-              <w:t>17.7</w:t>
-            </w:r>
-            <w:r>
-              <w:rPr>
-                <w:sz w:val="24"/>
-                <w:szCs w:val="22"/>
-              </w:rPr>
-              <w:t>2</w:t>
-            </w:r>
-          </w:p>
-        </w:tc>
-        <w:tc>
-          <w:tcPr>
-            <w:tcW w:w="1701" w:type="dxa"/>
-            <w:vAlign w:val="center"/>
-          </w:tcPr>
-          <w:p>
-            <w:pPr>
-              <w:jc w:val="right"/>
-              <w:rPr>
-                <w:sz w:val="24"/>
-                <w:szCs w:val="22"/>
-              </w:rPr>
-            </w:pPr>
-            <w:r>
-              <w:rPr>
-                <w:sz w:val="24"/>
-                <w:szCs w:val="22"/>
-                <w:lang w:val="ru-RU"/>
-              </w:rPr>
-              <w:t>16.7</w:t>
-            </w:r>
-            <w:r>
-              <w:rPr>
-                <w:sz w:val="24"/>
-                <w:szCs w:val="22"/>
-              </w:rPr>
-              <w:t>6</w:t>
-            </w:r>
-          </w:p>
-        </w:tc>
-      </w:tr>
-    </w:tbl>
+      <w:r>
+        <w:t>. Найденные локальные оптимумы с наименьшим сопротивлением</w:t>
+      </w:r>
+    </w:p>
+    <w:bookmarkEnd w:id="45"/>
     <w:p>
       <w:pPr>
         <w:pStyle w:val="Normtext"/>
-      </w:pPr>
-    </w:p>
-    <w:p>
-      <w:pPr>
-        <w:pStyle w:val="Heading2"/>
-      </w:pPr>
-      <w:bookmarkStart w:id="34" w:name="_Toc232574811"/>
-      <w:r>
-        <w:t>Формулы</w:t>
-      </w:r>
-      <w:bookmarkEnd w:id="34"/>
-    </w:p>
-    <w:p>
-      <w:pPr>
-        <w:pStyle w:val="Normtext"/>
-      </w:pPr>
-      <w:r>
-        <w:t>Пример</w:t>
-      </w:r>
-      <w:r>
-        <w:t xml:space="preserve"> </w:t>
-      </w:r>
-      <w:r>
-        <w:t>оформления</w:t>
-      </w:r>
-      <w:r>
-        <w:t xml:space="preserve"> </w:t>
-      </w:r>
-      <w:r>
-        <w:t>формул</w:t>
-      </w:r>
-      <w:r>
-        <w:t>:</w:t>
-      </w:r>
-    </w:p>
-    <w:p>
-      <w:pPr>
-        <w:pStyle w:val="Formula"/>
-      </w:pPr>
-      <w:r>
         <w:rPr>
           <w:rFonts w:eastAsiaTheme="minorEastAsia"/>
-          <w:iCs/>
-        </w:rPr>
-        <w:tab/>
-      </w:r>
-      <w:bookmarkStart w:id="35" w:name="_Ref169779640"/>
-      <w:bookmarkStart w:id="36" w:name="_Ref169779636"/>
+        </w:rPr>
+      </w:pPr>
+      <w:r>
+        <w:t xml:space="preserve">На </w:t>
+      </w:r>
+      <w:hyperlink w:anchor="fig_21" w:history="1">
+        <w:r>
+          <w:t>рисунке 2</w:t>
+        </w:r>
+        <w:r>
+          <w:t>1</w:t>
+        </w:r>
+      </w:hyperlink>
+      <w:r>
+        <w:t xml:space="preserve"> приведены графики </w:t>
+      </w:r>
       <m:oMath>
-        <m:r>
-          <w:rPr>
-            <w:rFonts w:ascii="Cambria Math" w:hAnsi="Cambria Math"/>
-          </w:rPr>
-          <m:t>f</m:t>
-        </m:r>
+        <m:sSub>
+          <m:sSubPr>
+            <m:ctrlPr>
+              <w:rPr>
+                <w:rFonts w:ascii="Cambria Math" w:hAnsi="Cambria Math"/>
+                <w:i/>
+              </w:rPr>
+            </m:ctrlPr>
+          </m:sSubPr>
+          <m:e>
+            <m:r>
+              <w:rPr>
+                <w:rFonts w:ascii="Cambria Math" w:hAnsi="Cambria Math"/>
+              </w:rPr>
+              <m:t>C</m:t>
+            </m:r>
+          </m:e>
+          <m:sub>
+            <m:r>
+              <w:rPr>
+                <w:rFonts w:ascii="Cambria Math" w:hAnsi="Cambria Math"/>
+              </w:rPr>
+              <m:t>p</m:t>
+            </m:r>
+          </m:sub>
+        </m:sSub>
         <m:d>
           <m:dPr>
             <m:ctrlPr>
               <w:rPr>
                 <w:rFonts w:ascii="Cambria Math" w:hAnsi="Cambria Math"/>
+                <w:i/>
               </w:rPr>
             </m:ctrlPr>
           </m:dPr>
@@ -23975,26 +26667,198 @@
             </m:r>
           </m:e>
         </m:d>
-        <m:r>
-          <m:rPr>
-            <m:sty m:val="p"/>
-          </m:rPr>
-          <w:rPr>
-            <w:rFonts w:ascii="Cambria Math" w:hAnsi="Cambria Math"/>
-          </w:rPr>
-          <m:t>=</m:t>
-        </m:r>
-        <m:r>
-          <w:rPr>
-            <w:rFonts w:ascii="Cambria Math" w:hAnsi="Cambria Math"/>
-          </w:rPr>
-          <m:t>λ</m:t>
-        </m:r>
+      </m:oMath>
+      <w:r>
+        <w:t xml:space="preserve"> пр</w:t>
+      </w:r>
+      <w:proofErr w:type="spellStart"/>
+      <w:r>
+        <w:t>едложенных</w:t>
+      </w:r>
+      <w:proofErr w:type="spellEnd"/>
+      <w:r>
+        <w:t xml:space="preserve"> двух оптимумов</w:t>
+      </w:r>
+      <w:r>
+        <w:t xml:space="preserve"> в сравнении с RAE2822.</w:t>
+      </w:r>
+      <w:r>
+        <w:t xml:space="preserve"> На </w:t>
+      </w:r>
+      <w:hyperlink w:anchor="fig_22" w:history="1">
+        <w:r>
+          <w:t>рисунке 22</w:t>
+        </w:r>
+      </w:hyperlink>
+      <w:r>
+        <w:t xml:space="preserve"> можно видеть поле числа Маха при обтекании </w:t>
+      </w:r>
+      <w:r>
+        <w:t xml:space="preserve">полученного </w:t>
+      </w:r>
+      <w:r>
+        <w:t xml:space="preserve">профиля с наименьшим сопротивлением. </w:t>
+      </w:r>
+      <w:r>
+        <w:t xml:space="preserve">Из рисунков </w:t>
+      </w:r>
+      <w:hyperlink w:anchor="fig_21" w:history="1">
+        <w:r>
+          <w:t>21</w:t>
+        </w:r>
+      </w:hyperlink>
+      <w:r>
+        <w:t xml:space="preserve"> и </w:t>
+      </w:r>
+      <w:hyperlink w:anchor="fig_22" w:history="1">
+        <w:r>
+          <w:t>22</w:t>
+        </w:r>
+      </w:hyperlink>
+      <w:r>
+        <w:rPr>
+          <w:rFonts w:eastAsiaTheme="minorEastAsia"/>
+        </w:rPr>
+        <w:t xml:space="preserve"> </w:t>
+      </w:r>
+      <w:r>
+        <w:rPr>
+          <w:rFonts w:eastAsiaTheme="minorEastAsia"/>
+        </w:rPr>
+        <w:t>следует</w:t>
+      </w:r>
+      <w:r>
+        <w:rPr>
+          <w:rFonts w:eastAsiaTheme="minorEastAsia"/>
+        </w:rPr>
+        <w:t xml:space="preserve"> вывод, что </w:t>
+      </w:r>
+      <w:r>
+        <w:rPr>
+          <w:rFonts w:eastAsiaTheme="minorEastAsia"/>
+        </w:rPr>
+        <w:t xml:space="preserve">в ходе решения задачи оптимизации было практически устранено волновое сопротивление. </w:t>
+      </w:r>
+      <w:r>
+        <w:t xml:space="preserve">На </w:t>
+      </w:r>
+      <w:hyperlink w:anchor="fig_23" w:history="1">
+        <w:r>
+          <w:t>рисунке 23</w:t>
+        </w:r>
+      </w:hyperlink>
+      <w:r>
+        <w:rPr>
+          <w:rFonts w:eastAsiaTheme="minorEastAsia"/>
+        </w:rPr>
+        <w:t xml:space="preserve"> </w:t>
+      </w:r>
+      <w:r>
+        <w:rPr>
+          <w:rFonts w:eastAsiaTheme="minorEastAsia"/>
+        </w:rPr>
+        <w:t>изображены графики интегральных характеристик итогового лучшего профиля.</w:t>
+      </w:r>
+      <w:r>
+        <w:rPr>
+          <w:rFonts w:eastAsiaTheme="minorEastAsia"/>
+        </w:rPr>
+        <w:t xml:space="preserve"> </w:t>
+      </w:r>
+    </w:p>
+    <w:p>
+      <w:pPr>
+        <w:pStyle w:val="Picture"/>
+      </w:pPr>
+      <w:r>
+        <w:rPr>
+          <w:noProof/>
+        </w:rPr>
+        <w:drawing>
+          <wp:inline distT="0" distB="0" distL="0" distR="0" wp14:anchorId="0EC91BA4" wp14:editId="213DBB13">
+            <wp:extent cx="5939790" cy="3543300"/>
+            <wp:effectExtent l="0" t="0" r="3810" b="0"/>
+            <wp:docPr id="21" name="Picture 21"/>
+            <wp:cNvGraphicFramePr>
+              <a:graphicFrameLocks xmlns:a="http://schemas.openxmlformats.org/drawingml/2006/main" noChangeAspect="1"/>
+            </wp:cNvGraphicFramePr>
+            <a:graphic xmlns:a="http://schemas.openxmlformats.org/drawingml/2006/main">
+              <a:graphicData uri="http://schemas.openxmlformats.org/drawingml/2006/picture">
+                <pic:pic xmlns:pic="http://schemas.openxmlformats.org/drawingml/2006/picture">
+                  <pic:nvPicPr>
+                    <pic:cNvPr id="21" name="Picture 21"/>
+                    <pic:cNvPicPr/>
+                  </pic:nvPicPr>
+                  <pic:blipFill>
+                    <a:blip r:embed="rId29">
+                      <a:extLst>
+                        <a:ext uri="{28A0092B-C50C-407E-A947-70E740481C1C}">
+                          <a14:useLocalDpi xmlns:a14="http://schemas.microsoft.com/office/drawing/2010/main" val="0"/>
+                        </a:ext>
+                      </a:extLst>
+                    </a:blip>
+                    <a:stretch>
+                      <a:fillRect/>
+                    </a:stretch>
+                  </pic:blipFill>
+                  <pic:spPr>
+                    <a:xfrm>
+                      <a:off x="0" y="0"/>
+                      <a:ext cx="5939790" cy="3543300"/>
+                    </a:xfrm>
+                    <a:prstGeom prst="rect">
+                      <a:avLst/>
+                    </a:prstGeom>
+                  </pic:spPr>
+                </pic:pic>
+              </a:graphicData>
+            </a:graphic>
+          </wp:inline>
+        </w:drawing>
+      </w:r>
+    </w:p>
+    <w:p>
+      <w:pPr>
+        <w:pStyle w:val="Piccapt"/>
+      </w:pPr>
+      <w:bookmarkStart w:id="46" w:name="fig_21"/>
+      <w:r>
+        <w:t xml:space="preserve">Рисунок </w:t>
+      </w:r>
+      <w:r>
+        <w:fldChar w:fldCharType="begin"/>
+      </w:r>
+      <w:r>
+        <w:instrText xml:space="preserve"> SEQ Рисунок \* ARABIC </w:instrText>
+      </w:r>
+      <w:r>
+        <w:fldChar w:fldCharType="separate"/>
+      </w:r>
+      <w:r>
+        <w:rPr>
+          <w:noProof/>
+        </w:rPr>
+        <w:t>11</w:t>
+      </w:r>
+      <w:r>
+        <w:fldChar w:fldCharType="end"/>
+      </w:r>
+      <w:r>
+        <w:t xml:space="preserve">. </w:t>
+      </w:r>
+      <w:r>
+        <w:t>Р</w:t>
+      </w:r>
+      <w:r>
+        <w:t xml:space="preserve">аспределения </w:t>
+      </w:r>
+      <m:oMath>
         <m:sSub>
           <m:sSubPr>
             <m:ctrlPr>
               <w:rPr>
                 <w:rFonts w:ascii="Cambria Math" w:hAnsi="Cambria Math"/>
+                <w:i/>
               </w:rPr>
             </m:ctrlPr>
           </m:sSubPr>
@@ -24011,455 +26875,477 @@
               <w:rPr>
                 <w:rFonts w:ascii="Cambria Math" w:hAnsi="Cambria Math"/>
               </w:rPr>
+              <m:t>p</m:t>
+            </m:r>
+          </m:sub>
+        </m:sSub>
+        <m:d>
+          <m:dPr>
+            <m:ctrlPr>
+              <w:rPr>
+                <w:rFonts w:ascii="Cambria Math" w:hAnsi="Cambria Math"/>
+                <w:i/>
+              </w:rPr>
+            </m:ctrlPr>
+          </m:dPr>
+          <m:e>
+            <m:r>
+              <w:rPr>
+                <w:rFonts w:ascii="Cambria Math" w:hAnsi="Cambria Math"/>
+              </w:rPr>
               <m:t>x</m:t>
+            </m:r>
+          </m:e>
+        </m:d>
+      </m:oMath>
+      <w:r>
+        <w:t xml:space="preserve"> </w:t>
+      </w:r>
+      <w:r>
+        <w:t>оптимумов</w:t>
+      </w:r>
+      <w:r>
+        <w:t xml:space="preserve"> </w:t>
+      </w:r>
+      <w:r>
+        <w:t xml:space="preserve">и </w:t>
+      </w:r>
+      <w:r>
+        <w:rPr>
+          <w:lang w:val="en-US"/>
+        </w:rPr>
+        <w:t>RAE</w:t>
+      </w:r>
+      <w:r>
+        <w:t>2822</w:t>
+      </w:r>
+    </w:p>
+    <w:bookmarkEnd w:id="46"/>
+    <w:p>
+      <w:pPr>
+        <w:pStyle w:val="Picture"/>
+      </w:pPr>
+      <w:r>
+        <w:lastRenderedPageBreak/>
+        <w:drawing>
+          <wp:inline distT="0" distB="0" distL="0" distR="0" wp14:anchorId="39CD00FA" wp14:editId="7BF26DAB">
+            <wp:extent cx="5939790" cy="3107531"/>
+            <wp:effectExtent l="0" t="0" r="3810" b="0"/>
+            <wp:docPr id="22" name="Picture 22"/>
+            <wp:cNvGraphicFramePr>
+              <a:graphicFrameLocks xmlns:a="http://schemas.openxmlformats.org/drawingml/2006/main" noChangeAspect="1"/>
+            </wp:cNvGraphicFramePr>
+            <a:graphic xmlns:a="http://schemas.openxmlformats.org/drawingml/2006/main">
+              <a:graphicData uri="http://schemas.openxmlformats.org/drawingml/2006/picture">
+                <pic:pic xmlns:pic="http://schemas.openxmlformats.org/drawingml/2006/picture">
+                  <pic:nvPicPr>
+                    <pic:cNvPr id="1" name=""/>
+                    <pic:cNvPicPr/>
+                  </pic:nvPicPr>
+                  <pic:blipFill rotWithShape="1">
+                    <a:blip r:embed="rId30"/>
+                    <a:srcRect b="5944"/>
+                    <a:stretch/>
+                  </pic:blipFill>
+                  <pic:spPr bwMode="auto">
+                    <a:xfrm>
+                      <a:off x="0" y="0"/>
+                      <a:ext cx="5939790" cy="3107531"/>
+                    </a:xfrm>
+                    <a:prstGeom prst="rect">
+                      <a:avLst/>
+                    </a:prstGeom>
+                    <a:ln>
+                      <a:noFill/>
+                    </a:ln>
+                    <a:extLst>
+                      <a:ext uri="{53640926-AAD7-44D8-BBD7-CCE9431645EC}">
+                        <a14:shadowObscured xmlns:a14="http://schemas.microsoft.com/office/drawing/2010/main"/>
+                      </a:ext>
+                    </a:extLst>
+                  </pic:spPr>
+                </pic:pic>
+              </a:graphicData>
+            </a:graphic>
+          </wp:inline>
+        </w:drawing>
+      </w:r>
+    </w:p>
+    <w:p>
+      <w:pPr>
+        <w:pStyle w:val="Piccapt"/>
+      </w:pPr>
+      <w:bookmarkStart w:id="47" w:name="fig_22"/>
+      <w:r>
+        <w:t xml:space="preserve">Рисунок </w:t>
+      </w:r>
+      <w:r>
+        <w:fldChar w:fldCharType="begin"/>
+      </w:r>
+      <w:r>
+        <w:instrText xml:space="preserve"> SEQ Рисунок \* ARABIC </w:instrText>
+      </w:r>
+      <w:r>
+        <w:fldChar w:fldCharType="separate"/>
+      </w:r>
+      <w:r>
+        <w:rPr>
+          <w:noProof/>
+        </w:rPr>
+        <w:t>12</w:t>
+      </w:r>
+      <w:r>
+        <w:fldChar w:fldCharType="end"/>
+      </w:r>
+      <w:r>
+        <w:t>. Поле числа Маха около оптимального профиля</w:t>
+      </w:r>
+      <w:bookmarkEnd w:id="31"/>
+    </w:p>
+    <w:p>
+      <w:pPr>
+        <w:pStyle w:val="Picture"/>
+      </w:pPr>
+      <w:r>
+        <w:drawing>
+          <wp:inline distT="0" distB="0" distL="0" distR="0" wp14:anchorId="2CE9EC1B" wp14:editId="2B2C58A8">
+            <wp:extent cx="5939790" cy="2687320"/>
+            <wp:effectExtent l="0" t="0" r="3810" b="0"/>
+            <wp:docPr id="23" name="Picture 23"/>
+            <wp:cNvGraphicFramePr>
+              <a:graphicFrameLocks xmlns:a="http://schemas.openxmlformats.org/drawingml/2006/main" noChangeAspect="1"/>
+            </wp:cNvGraphicFramePr>
+            <a:graphic xmlns:a="http://schemas.openxmlformats.org/drawingml/2006/main">
+              <a:graphicData uri="http://schemas.openxmlformats.org/drawingml/2006/picture">
+                <pic:pic xmlns:pic="http://schemas.openxmlformats.org/drawingml/2006/picture">
+                  <pic:nvPicPr>
+                    <pic:cNvPr id="1" name=""/>
+                    <pic:cNvPicPr/>
+                  </pic:nvPicPr>
+                  <pic:blipFill>
+                    <a:blip r:embed="rId31"/>
+                    <a:stretch>
+                      <a:fillRect/>
+                    </a:stretch>
+                  </pic:blipFill>
+                  <pic:spPr>
+                    <a:xfrm>
+                      <a:off x="0" y="0"/>
+                      <a:ext cx="5939790" cy="2687320"/>
+                    </a:xfrm>
+                    <a:prstGeom prst="rect">
+                      <a:avLst/>
+                    </a:prstGeom>
+                  </pic:spPr>
+                </pic:pic>
+              </a:graphicData>
+            </a:graphic>
+          </wp:inline>
+        </w:drawing>
+      </w:r>
+    </w:p>
+    <w:p>
+      <w:pPr>
+        <w:pStyle w:val="Piccapt"/>
+      </w:pPr>
+      <w:bookmarkStart w:id="48" w:name="fig_23"/>
+      <w:r>
+        <w:t xml:space="preserve">Рисунок </w:t>
+      </w:r>
+      <w:r>
+        <w:fldChar w:fldCharType="begin"/>
+      </w:r>
+      <w:r>
+        <w:instrText xml:space="preserve"> SEQ Рисунок \* ARABIC </w:instrText>
+      </w:r>
+      <w:r>
+        <w:fldChar w:fldCharType="separate"/>
+      </w:r>
+      <w:r>
+        <w:rPr>
+          <w:noProof/>
+        </w:rPr>
+        <w:t>13</w:t>
+      </w:r>
+      <w:r>
+        <w:fldChar w:fldCharType="end"/>
+      </w:r>
+      <w:r>
+        <w:t>. Интегральные характеристики полученного профиля</w:t>
+      </w:r>
+    </w:p>
+    <w:bookmarkEnd w:id="48"/>
+    <w:p>
+      <w:pPr>
+        <w:spacing w:before="0" w:after="0"/>
+        <w:jc w:val="left"/>
+        <w:rPr>
+          <w:szCs w:val="32"/>
+          <w:lang w:val="ru-RU"/>
+        </w:rPr>
+      </w:pPr>
+      <w:r>
+        <w:rPr>
+          <w:lang w:val="ru-RU"/>
+        </w:rPr>
+        <w:br w:type="page"/>
+      </w:r>
+    </w:p>
+    <w:p>
+      <w:pPr>
+        <w:pStyle w:val="Heading0"/>
+        <w:rPr>
+          <w:b w:val="0"/>
+        </w:rPr>
+      </w:pPr>
+      <w:bookmarkStart w:id="49" w:name="_Toc232614431"/>
+      <w:bookmarkEnd w:id="47"/>
+      <w:r>
+        <w:rPr>
+          <w:b w:val="0"/>
+        </w:rPr>
+        <w:lastRenderedPageBreak/>
+        <w:t>ЗАКЛЮЧЕНИЕ</w:t>
+      </w:r>
+      <w:bookmarkEnd w:id="49"/>
+    </w:p>
+    <w:p>
+      <w:pPr>
+        <w:pStyle w:val="Normtext"/>
+      </w:pPr>
+      <w:r>
+        <w:t>В ходе выполнения работы был успешно разработан и апробирован автоматизированный программный комплекс для оптимизации аэродинамической формы летательного аппарата на основе решения уравнений Навье-Стокса, осредненных по Рейнольдсу (</w:t>
+      </w:r>
+      <w:r>
+        <w:rPr>
+          <w:lang w:val="en-US"/>
+        </w:rPr>
+        <w:t>RANS</w:t>
+      </w:r>
+      <w:r>
+        <w:t>). На примере задачи минимизации лобового сопротивления профиля в трансзвуковом потоке получены следующие основные результаты:</w:t>
+      </w:r>
+    </w:p>
+    <w:p>
+      <w:pPr>
+        <w:pStyle w:val="Normtext"/>
+        <w:numPr>
+          <w:ilvl w:val="0"/>
+          <w:numId w:val="47"/>
+        </w:numPr>
+      </w:pPr>
+      <w:r>
+        <w:t>Создан</w:t>
+      </w:r>
+      <w:r>
+        <w:t xml:space="preserve"> автоматизированный</w:t>
+      </w:r>
+      <w:r>
+        <w:t xml:space="preserve"> вычислительный </w:t>
+      </w:r>
+      <w:r>
+        <w:t>комплекс</w:t>
+      </w:r>
+      <w:r>
+        <w:t>, интегрирующий в себе генератор геометрии, сеточный генератор, аэродинамический решатель и библиотеку оптимизационных алгоритмов (</w:t>
+      </w:r>
+      <w:r>
+        <w:rPr>
+          <w:lang w:val="en-US"/>
+        </w:rPr>
+        <w:t>DAKOTA</w:t>
+      </w:r>
+      <w:r>
+        <w:t xml:space="preserve">). </w:t>
+      </w:r>
+    </w:p>
+    <w:p>
+      <w:pPr>
+        <w:pStyle w:val="Normtext"/>
+        <w:numPr>
+          <w:ilvl w:val="0"/>
+          <w:numId w:val="47"/>
+        </w:numPr>
+      </w:pPr>
+      <w:r>
+        <w:t xml:space="preserve">Доказано, что использование гладкой квадратичной штрафной функции, базирующейся на </w:t>
+      </w:r>
+      <m:oMath>
+        <m:sSub>
+          <m:sSubPr>
+            <m:ctrlPr>
+              <w:rPr>
+                <w:rFonts w:ascii="Cambria Math" w:hAnsi="Cambria Math"/>
+                <w:i/>
+              </w:rPr>
+            </m:ctrlPr>
+          </m:sSubPr>
+          <m:e>
+            <m:r>
+              <w:rPr>
+                <w:rFonts w:ascii="Cambria Math" w:hAnsi="Cambria Math"/>
+                <w:lang w:val="en-US"/>
+              </w:rPr>
+              <m:t>L</m:t>
+            </m:r>
+            <m:ctrlPr>
+              <w:rPr>
+                <w:rFonts w:ascii="Cambria Math" w:hAnsi="Cambria Math"/>
+                <w:i/>
+                <w:lang w:val="en-US"/>
+              </w:rPr>
+            </m:ctrlPr>
+          </m:e>
+          <m:sub>
+            <m:r>
+              <w:rPr>
+                <w:rFonts w:ascii="Cambria Math" w:hAnsi="Cambria Math"/>
+              </w:rPr>
+              <m:t>2</m:t>
             </m:r>
           </m:sub>
         </m:sSub>
       </m:oMath>
       <w:r>
-        <w:rPr>
-          <w:rFonts w:eastAsiaTheme="minorEastAsia"/>
-        </w:rPr>
-        <w:t>,</w:t>
-      </w:r>
-      <w:r>
-        <w:tab/>
-        <w:t>(</w:t>
-      </w:r>
-      <w:bookmarkStart w:id="37" w:name="eq_пример_Cx"/>
-      <w:r>
-        <w:fldChar w:fldCharType="begin"/>
-      </w:r>
-      <w:r>
-        <w:instrText xml:space="preserve"> </w:instrText>
-      </w:r>
-      <w:r>
-        <w:rPr>
-          <w:lang w:val="en-US"/>
-        </w:rPr>
-        <w:instrText>SEQ</w:instrText>
-      </w:r>
-      <w:r>
-        <w:instrText xml:space="preserve"> </w:instrText>
-      </w:r>
-      <w:r>
-        <w:instrText>Формула</w:instrText>
-      </w:r>
-      <w:r>
-        <w:instrText xml:space="preserve"> \* </w:instrText>
-      </w:r>
-      <w:r>
-        <w:rPr>
-          <w:lang w:val="en-US"/>
-        </w:rPr>
-        <w:instrText>ARABIC</w:instrText>
-      </w:r>
-      <w:r>
-        <w:instrText xml:space="preserve"> </w:instrText>
-      </w:r>
-      <w:r>
-        <w:fldChar w:fldCharType="separate"/>
-      </w:r>
-      <w:r>
-        <w:rPr>
-          <w:noProof/>
-          <w:lang w:val="en-US"/>
-        </w:rPr>
-        <w:t>25</w:t>
-      </w:r>
-      <w:r>
-        <w:fldChar w:fldCharType="end"/>
-      </w:r>
-      <w:bookmarkStart w:id="38" w:name="_Ref169779644"/>
-      <w:bookmarkEnd w:id="35"/>
-      <w:bookmarkEnd w:id="37"/>
-      <w:r>
-        <w:t>)</w:t>
-      </w:r>
-      <w:bookmarkEnd w:id="36"/>
-      <w:bookmarkEnd w:id="38"/>
-    </w:p>
-    <w:p>
-      <w:pPr>
-        <w:pStyle w:val="Formula"/>
-      </w:pPr>
-      <w:r>
-        <w:rPr>
-          <w:rFonts w:eastAsiaTheme="minorEastAsia"/>
-          <w:iCs/>
-        </w:rPr>
-        <w:tab/>
+        <w:t xml:space="preserve">-норме расстояния в пространстве профилей, </w:t>
+      </w:r>
+      <w:r>
+        <w:t>позволяет построить суррогатную модель и в областях с «</w:t>
+      </w:r>
+      <w:proofErr w:type="spellStart"/>
+      <w:r>
+        <w:t>нефизичными</w:t>
+      </w:r>
+      <w:proofErr w:type="spellEnd"/>
+      <w:r>
+        <w:t>» геометриями, возникающими при достаточно свободной параметризации.</w:t>
+      </w:r>
+    </w:p>
+    <w:p>
+      <w:pPr>
+        <w:pStyle w:val="Normtext"/>
+        <w:numPr>
+          <w:ilvl w:val="0"/>
+          <w:numId w:val="47"/>
+        </w:numPr>
+      </w:pPr>
+      <w:r>
+        <w:t>Исследована</w:t>
+      </w:r>
+      <w:r>
+        <w:t xml:space="preserve"> модифицированная параметризация контура (метод зависимой точки).</w:t>
+      </w:r>
+      <w:r>
+        <w:t xml:space="preserve"> Показано, что исключение одной точки из независимого вектора параметров и строгое вычисление ее координаты методом Ньютона позволяет жестко соблюдать конструктивное ограничение на толщину профиля (12%)</w:t>
+      </w:r>
+      <w:r>
+        <w:t xml:space="preserve">. </w:t>
+      </w:r>
+      <w:r>
+        <w:t>Установлено, что для эффективного устранения скачков уплотнения в рамках данной параметризации достаточно 6 проектных параметров.</w:t>
+      </w:r>
+    </w:p>
+    <w:p>
+      <w:pPr>
+        <w:pStyle w:val="Normtext"/>
+        <w:numPr>
+          <w:ilvl w:val="0"/>
+          <w:numId w:val="47"/>
+        </w:numPr>
+      </w:pPr>
+      <w:r>
+        <w:t xml:space="preserve">На расчетном режиме получен оптимизированный профиль с коэффициентом лобового сопротивления </w:t>
       </w:r>
       <m:oMath>
-        <m:r>
-          <w:rPr>
-            <w:rFonts w:ascii="Cambria Math" w:hAnsi="Cambria Math"/>
-          </w:rPr>
-          <m:t>h</m:t>
-        </m:r>
-        <m:d>
-          <m:dPr>
-            <m:ctrlPr>
-              <w:rPr>
-                <w:rFonts w:ascii="Cambria Math" w:hAnsi="Cambria Math"/>
-              </w:rPr>
-            </m:ctrlPr>
-          </m:dPr>
-          <m:e>
-            <m:r>
-              <w:rPr>
-                <w:rFonts w:ascii="Cambria Math" w:hAnsi="Cambria Math"/>
-              </w:rPr>
-              <m:t>x</m:t>
-            </m:r>
-          </m:e>
-        </m:d>
-        <m:r>
-          <m:rPr>
-            <m:sty m:val="p"/>
-          </m:rPr>
-          <w:rPr>
-            <w:rFonts w:ascii="Cambria Math" w:hAnsi="Cambria Math"/>
-          </w:rPr>
-          <m:t>=</m:t>
-        </m:r>
-        <m:r>
-          <w:rPr>
-            <w:rFonts w:ascii="Cambria Math" w:hAnsi="Cambria Math"/>
-          </w:rPr>
-          <m:t>γ</m:t>
-        </m:r>
         <m:sSub>
           <m:sSubPr>
             <m:ctrlPr>
               <w:rPr>
-                <w:rFonts w:ascii="Cambria Math" w:hAnsi="Cambria Math"/>
+                <w:rFonts w:ascii="Cambria Math" w:eastAsiaTheme="minorEastAsia" w:hAnsi="Cambria Math"/>
+                <w:i/>
               </w:rPr>
             </m:ctrlPr>
           </m:sSubPr>
           <m:e>
             <m:r>
               <w:rPr>
-                <w:rFonts w:ascii="Cambria Math" w:hAnsi="Cambria Math"/>
+                <w:rFonts w:ascii="Cambria Math" w:eastAsiaTheme="minorEastAsia" w:hAnsi="Cambria Math"/>
+                <w:lang w:val="en-US"/>
               </w:rPr>
               <m:t>C</m:t>
             </m:r>
+            <m:ctrlPr>
+              <w:rPr>
+                <w:rFonts w:ascii="Cambria Math" w:eastAsiaTheme="minorEastAsia" w:hAnsi="Cambria Math"/>
+                <w:i/>
+                <w:lang w:val="en-US"/>
+              </w:rPr>
+            </m:ctrlPr>
           </m:e>
           <m:sub>
             <m:r>
               <w:rPr>
-                <w:rFonts w:ascii="Cambria Math" w:hAnsi="Cambria Math"/>
-              </w:rPr>
-              <m:t>y</m:t>
+                <w:rFonts w:ascii="Cambria Math" w:eastAsiaTheme="minorEastAsia" w:hAnsi="Cambria Math"/>
+                <w:lang w:val="en-US"/>
+              </w:rPr>
+              <m:t>xa</m:t>
             </m:r>
           </m:sub>
         </m:sSub>
+        <m:r>
+          <w:rPr>
+            <w:rFonts w:ascii="Cambria Math" w:eastAsiaTheme="minorEastAsia" w:hAnsi="Cambria Math"/>
+          </w:rPr>
+          <m:t>=0.00940</m:t>
+        </m:r>
       </m:oMath>
       <w:r>
-        <w:rPr>
-          <w:rFonts w:eastAsiaTheme="minorEastAsia"/>
-        </w:rPr>
+        <w:t xml:space="preserve">. В сравнении с базовым профилем </w:t>
+      </w:r>
+      <w:r>
+        <w:rPr>
+          <w:lang w:val="en-US"/>
+        </w:rPr>
+        <w:t>RAE</w:t>
+      </w:r>
+      <w:r>
+        <w:t xml:space="preserve"> 2822 сопротивление снижено на 1</w:t>
+      </w:r>
+      <w:r>
+        <w:t xml:space="preserve">2%. </w:t>
+      </w:r>
+      <w:r>
+        <w:t xml:space="preserve">Анализ </w:t>
+      </w:r>
+      <w:r>
+        <w:t xml:space="preserve">картины </w:t>
+      </w:r>
+      <w:r>
+        <w:t xml:space="preserve">течения подтвердил, что алгоритм полностью </w:t>
+      </w:r>
+      <w:r>
+        <w:lastRenderedPageBreak/>
+        <w:t>устранил скачок уплотнения</w:t>
+      </w:r>
+      <w:r>
+        <w:t xml:space="preserve">, </w:t>
+      </w:r>
+      <w:r>
+        <w:t>снизив волновое сопротивление практически до нуля</w:t>
+      </w:r>
+      <w:r>
         <w:t>.</w:t>
       </w:r>
-      <w:r>
-        <w:tab/>
-        <w:t>(</w:t>
-      </w:r>
-      <w:r>
-        <w:fldChar w:fldCharType="begin"/>
-      </w:r>
-      <w:r>
-        <w:instrText xml:space="preserve"> </w:instrText>
-      </w:r>
-      <w:r>
-        <w:rPr>
-          <w:lang w:val="en-US"/>
-        </w:rPr>
-        <w:instrText>SEQ</w:instrText>
-      </w:r>
-      <w:r>
-        <w:instrText xml:space="preserve"> </w:instrText>
-      </w:r>
-      <w:r>
-        <w:instrText>Формула</w:instrText>
-      </w:r>
-      <w:r>
-        <w:instrText xml:space="preserve"> \*</w:instrText>
-      </w:r>
-      <w:r>
-        <w:instrText xml:space="preserve"> </w:instrText>
-      </w:r>
-      <w:r>
-        <w:rPr>
-          <w:lang w:val="en-US"/>
-        </w:rPr>
-        <w:instrText>ARABIC</w:instrText>
-      </w:r>
-      <w:r>
-        <w:instrText xml:space="preserve"> </w:instrText>
-      </w:r>
-      <w:r>
-        <w:fldChar w:fldCharType="separate"/>
-      </w:r>
-      <w:r>
-        <w:rPr>
-          <w:noProof/>
-          <w:lang w:val="en-US"/>
-        </w:rPr>
-        <w:t>26</w:t>
-      </w:r>
-      <w:r>
-        <w:fldChar w:fldCharType="end"/>
-      </w:r>
-      <w:r>
-        <w:t>)</w:t>
-      </w:r>
-    </w:p>
-    <w:p>
-      <w:pPr>
-        <w:pStyle w:val="ListParagraph"/>
-        <w:rPr>
-          <w:lang w:val="ru-RU"/>
-        </w:rPr>
-      </w:pPr>
-      <w:r>
-        <w:rPr>
-          <w:lang w:val="ru-RU"/>
-        </w:rPr>
-        <w:t>Ссылки на формулы также создаются через перекрёстную ссылку на закладки</w:t>
-      </w:r>
-      <w:r>
-        <w:rPr>
-          <w:lang w:val="ru-RU"/>
-        </w:rPr>
-        <w:t>: формулы (</w:t>
-      </w:r>
-      <w:r>
-        <w:fldChar w:fldCharType="begin"/>
-      </w:r>
-      <w:r>
-        <w:rPr>
-          <w:lang w:val="ru-RU"/>
-        </w:rPr>
-        <w:instrText xml:space="preserve"> </w:instrText>
-      </w:r>
-      <w:r>
-        <w:instrText>REF</w:instrText>
-      </w:r>
-      <w:r>
-        <w:rPr>
-          <w:lang w:val="ru-RU"/>
-        </w:rPr>
-        <w:instrText xml:space="preserve"> </w:instrText>
-      </w:r>
-      <w:r>
-        <w:instrText>eq</w:instrText>
-      </w:r>
-      <w:r>
-        <w:rPr>
-          <w:lang w:val="ru-RU"/>
-        </w:rPr>
-        <w:instrText>_пример_</w:instrText>
-      </w:r>
-      <w:r>
-        <w:instrText>Cx</w:instrText>
-      </w:r>
-      <w:r>
-        <w:rPr>
-          <w:lang w:val="ru-RU"/>
-        </w:rPr>
-        <w:instrText xml:space="preserve"> \</w:instrText>
-      </w:r>
-      <w:r>
-        <w:instrText>h</w:instrText>
-      </w:r>
-      <w:r>
-        <w:rPr>
-          <w:lang w:val="ru-RU"/>
-        </w:rPr>
-        <w:instrText xml:space="preserve"> </w:instrText>
-      </w:r>
-      <w:r>
-        <w:fldChar w:fldCharType="separate"/>
-      </w:r>
-      <w:r>
-        <w:rPr>
-          <w:noProof/>
-          <w:lang w:val="ru-RU"/>
-        </w:rPr>
-        <w:t>25</w:t>
-      </w:r>
-      <w:r>
-        <w:fldChar w:fldCharType="end"/>
-      </w:r>
-      <w:r>
-        <w:rPr>
-          <w:lang w:val="ru-RU"/>
-        </w:rPr>
-        <w:t>) и</w:t>
-      </w:r>
     </w:p>
     <w:p>
       <w:pPr>
         <w:pStyle w:val="Normtext"/>
       </w:pPr>
       <w:r>
-        <w:t>).</w:t>
-      </w:r>
-    </w:p>
-    <w:p>
-      <w:pPr>
-        <w:pStyle w:val="Heading1"/>
-      </w:pPr>
-      <w:bookmarkStart w:id="39" w:name="_Toc232574812"/>
-      <w:r>
-        <w:t>Библиография</w:t>
-      </w:r>
-      <w:bookmarkEnd w:id="39"/>
-    </w:p>
-    <w:p>
-      <w:pPr>
-        <w:pStyle w:val="Normtext"/>
-      </w:pPr>
-      <w:r>
-        <w:t xml:space="preserve">Для оформления библиографии удобнее всего использовать специализированные программы (например, </w:t>
-      </w:r>
-      <w:r>
-        <w:rPr>
-          <w:lang w:val="en-US"/>
-        </w:rPr>
-        <w:t>Zotero</w:t>
-      </w:r>
-      <w:r>
-        <w:t xml:space="preserve"> или </w:t>
-      </w:r>
-      <w:r>
-        <w:rPr>
-          <w:lang w:val="en-US"/>
-        </w:rPr>
-        <w:t>Mendeley</w:t>
-      </w:r>
-      <w:r>
-        <w:t xml:space="preserve">). Можно </w:t>
-      </w:r>
-      <w:r>
-        <w:lastRenderedPageBreak/>
-        <w:t xml:space="preserve">также применять встроенные средства </w:t>
-      </w:r>
-      <w:r>
-        <w:rPr>
-          <w:lang w:val="en-US"/>
-        </w:rPr>
-        <w:t>Word</w:t>
-      </w:r>
-      <w:r>
-        <w:t>. Ручное оформление возможно, но наименее удобно.</w:t>
-      </w:r>
-    </w:p>
-    <w:p>
-      <w:pPr>
-        <w:pStyle w:val="Heading0"/>
-        <w:rPr>
-          <w:b w:val="0"/>
-        </w:rPr>
-      </w:pPr>
-      <w:bookmarkStart w:id="40" w:name="_Toc232574813"/>
-      <w:r>
-        <w:rPr>
-          <w:b w:val="0"/>
-        </w:rPr>
-        <w:t>ЗАКЛЮЧЕНИЕ</w:t>
-      </w:r>
-      <w:bookmarkEnd w:id="40"/>
-    </w:p>
-    <w:p>
-      <w:pPr>
-        <w:pStyle w:val="Normtext"/>
-      </w:pPr>
-      <w:r>
-        <w:t>Заключение — последовательное логически стройное изложение итогов исследования в соответствии с целью и задачами, поставленными с сформулированными во введении. Заключение может включать в себя практические предложения, что повышает ценность теоретического материала, но не должно повторять введение.</w:t>
-      </w:r>
-    </w:p>
-    <w:p>
-      <w:pPr>
-        <w:pStyle w:val="Normtext"/>
-      </w:pPr>
-    </w:p>
-    <w:p>
-      <w:pPr>
-        <w:pStyle w:val="Normtext"/>
-      </w:pPr>
-      <w:r>
-        <w:t xml:space="preserve">Основным результатом работы является </w:t>
-      </w:r>
-      <w:r>
-        <w:t>…</w:t>
-      </w:r>
-    </w:p>
-    <w:p>
-      <w:pPr>
-        <w:pStyle w:val="Normtext"/>
-      </w:pPr>
-      <w:r>
-        <w:t xml:space="preserve">Для выполнения поставленных задач был создан </w:t>
-      </w:r>
-      <w:r>
-        <w:t>…</w:t>
-      </w:r>
-    </w:p>
-    <w:p>
-      <w:pPr>
-        <w:pStyle w:val="Normtext"/>
-      </w:pPr>
-      <w:r>
-        <w:t xml:space="preserve">На основе анализа </w:t>
-      </w:r>
-      <w:r>
-        <w:t>…</w:t>
-      </w:r>
-    </w:p>
-    <w:p>
-      <w:pPr>
-        <w:pStyle w:val="Normtext"/>
-      </w:pPr>
-      <w:r>
-        <w:t xml:space="preserve">Численные исследования показали, что </w:t>
-      </w:r>
-      <w:r>
-        <w:t>…</w:t>
-      </w:r>
-    </w:p>
-    <w:p>
-      <w:pPr>
-        <w:pStyle w:val="Normtext"/>
-      </w:pPr>
-      <w:r>
-        <w:t xml:space="preserve">Математическое моделирование показало </w:t>
-      </w:r>
-      <w:r>
-        <w:t>…</w:t>
-      </w:r>
-    </w:p>
-    <w:p>
-      <w:pPr>
-        <w:pStyle w:val="Normtext"/>
-      </w:pPr>
-      <w:r>
-        <w:t xml:space="preserve">Разработанную модель рекомендуется использовать для решения задач </w:t>
-      </w:r>
-      <w:r>
-        <w:t>…</w:t>
-      </w:r>
-    </w:p>
-    <w:p>
-      <w:pPr>
-        <w:pStyle w:val="Normtext"/>
-      </w:pPr>
-      <w:r>
-        <w:t xml:space="preserve">Продолжением работы является разработка </w:t>
-      </w:r>
-      <w:r>
-        <w:t>…</w:t>
+        <w:t>Возможными направлениями развития работы являются переход к решению трехмерных задач оптимизации компоновки крыла, внедрение методов многокритериальной аэродинамической оптимизации</w:t>
+      </w:r>
+      <w:r>
+        <w:t xml:space="preserve"> и разработка методов параметризации, включающих в себя ограничения. </w:t>
       </w:r>
     </w:p>
     <w:p>
@@ -24470,19 +27356,7 @@
           <w:lang w:val="ru-RU"/>
         </w:rPr>
       </w:pPr>
-    </w:p>
-    <w:p>
-      <w:pPr>
-        <w:spacing w:before="0" w:after="0"/>
-        <w:jc w:val="left"/>
-        <w:rPr>
-          <w:lang w:val="ru-RU"/>
-        </w:rPr>
-      </w:pPr>
-      <w:r>
-        <w:rPr>
-          <w:lang w:val="ru-RU"/>
-        </w:rPr>
+      <w:r>
         <w:br w:type="page"/>
       </w:r>
     </w:p>
@@ -24493,8 +27367,8 @@
           <w:b w:val="0"/>
         </w:rPr>
       </w:pPr>
-      <w:bookmarkStart w:id="41" w:name="_Toc75966596"/>
-      <w:bookmarkStart w:id="42" w:name="_Toc232574814"/>
+      <w:bookmarkStart w:id="50" w:name="_Toc75966596"/>
+      <w:bookmarkStart w:id="51" w:name="_Toc232614432"/>
       <w:r>
         <w:rPr>
           <w:b w:val="0"/>
@@ -24502,8 +27376,8 @@
         <w:lastRenderedPageBreak/>
         <w:t>СПИСОК ИСПОЛЬЗОВАННЫХ ИСТОЧНИКОВ</w:t>
       </w:r>
-      <w:bookmarkEnd w:id="41"/>
-      <w:bookmarkEnd w:id="42"/>
+      <w:bookmarkEnd w:id="50"/>
+      <w:bookmarkEnd w:id="51"/>
     </w:p>
     <w:p>
       <w:pPr>
@@ -24516,8 +27390,8 @@
           <w:i/>
         </w:rPr>
       </w:pPr>
-      <w:bookmarkStart w:id="43" w:name="eq_пример_Cy"/>
-      <w:bookmarkStart w:id="44" w:name="Jameson_1"/>
+      <w:bookmarkStart w:id="52" w:name="eq_пример_Cy"/>
+      <w:bookmarkStart w:id="53" w:name="Jameson_1"/>
       <w:r>
         <w:rPr>
           <w:i/>
@@ -24556,9 +27430,9 @@
           <w:i/>
         </w:rPr>
       </w:pPr>
-      <w:bookmarkStart w:id="45" w:name="Epstein_2"/>
-      <w:bookmarkEnd w:id="43"/>
-      <w:bookmarkEnd w:id="44"/>
+      <w:bookmarkStart w:id="54" w:name="Epstein_2"/>
+      <w:bookmarkEnd w:id="52"/>
+      <w:bookmarkEnd w:id="53"/>
       <w:r>
         <w:rPr>
           <w:i/>
@@ -24597,8 +27471,8 @@
           <w:i/>
         </w:rPr>
       </w:pPr>
-      <w:bookmarkStart w:id="46" w:name="Martins_perspectives_3"/>
-      <w:bookmarkEnd w:id="45"/>
+      <w:bookmarkStart w:id="55" w:name="Martins_perspectives_3"/>
+      <w:bookmarkEnd w:id="54"/>
       <w:r>
         <w:rPr>
           <w:i/>
@@ -24623,8 +27497,8 @@
           <w:i/>
         </w:rPr>
       </w:pPr>
-      <w:bookmarkStart w:id="47" w:name="Li_machine_learning_4"/>
-      <w:bookmarkEnd w:id="46"/>
+      <w:bookmarkStart w:id="56" w:name="Li_machine_learning_4"/>
+      <w:bookmarkEnd w:id="55"/>
       <w:r>
         <w:rPr>
           <w:i/>
@@ -24649,8 +27523,8 @@
           <w:i/>
         </w:rPr>
       </w:pPr>
-      <w:bookmarkStart w:id="48" w:name="Peigin_5"/>
-      <w:bookmarkEnd w:id="47"/>
+      <w:bookmarkStart w:id="57" w:name="Peigin_5"/>
+      <w:bookmarkEnd w:id="56"/>
       <w:proofErr w:type="spellStart"/>
       <w:r>
         <w:rPr>
@@ -24686,8 +27560,8 @@
           <w:i/>
         </w:rPr>
       </w:pPr>
-      <w:bookmarkStart w:id="49" w:name="forrester_6"/>
-      <w:bookmarkEnd w:id="48"/>
+      <w:bookmarkStart w:id="58" w:name="forrester_6"/>
+      <w:bookmarkEnd w:id="57"/>
       <w:r>
         <w:rPr>
           <w:i/>
@@ -24714,7 +27588,7 @@
         </w:rPr>
         <w:t>Engineering Design via Surrogate Modelling: A Practical Guide. – Chichester: John Wiley &amp; Sons, 2008</w:t>
       </w:r>
-      <w:bookmarkEnd w:id="49"/>
+      <w:bookmarkEnd w:id="58"/>
       <w:r>
         <w:rPr>
           <w:rStyle w:val="NormtextChar"/>
@@ -24736,7 +27610,7 @@
           <w:i/>
         </w:rPr>
       </w:pPr>
-      <w:bookmarkStart w:id="50" w:name="dakota_user_7"/>
+      <w:bookmarkStart w:id="59" w:name="dakota_user_7"/>
       <w:r>
         <w:rPr>
           <w:i/>
@@ -24773,8 +27647,8 @@
           <w:i/>
         </w:rPr>
       </w:pPr>
-      <w:bookmarkStart w:id="51" w:name="Spalart_8"/>
-      <w:bookmarkEnd w:id="50"/>
+      <w:bookmarkStart w:id="60" w:name="Spalart_8"/>
+      <w:bookmarkEnd w:id="59"/>
       <w:proofErr w:type="spellStart"/>
       <w:r>
         <w:rPr>
@@ -24821,7 +27695,7 @@
           <w:iCs/>
         </w:rPr>
       </w:pPr>
-      <w:bookmarkStart w:id="52" w:name="Ledoux_9"/>
+      <w:bookmarkStart w:id="61" w:name="Ledoux_9"/>
       <w:r>
         <w:rPr>
           <w:i/>
@@ -24848,7 +27722,7 @@
         </w:rPr>
         <w:t>. A Study Based on the AIAA Aerodynamic Design Optimization Discussion Group Test Cases // AIAA Journal. – 2014.</w:t>
       </w:r>
-      <w:bookmarkEnd w:id="51"/>
+      <w:bookmarkEnd w:id="60"/>
     </w:p>
     <w:p>
       <w:pPr>
@@ -24861,8 +27735,8 @@
           <w:iCs/>
         </w:rPr>
       </w:pPr>
-      <w:bookmarkStart w:id="53" w:name="AGARD_10"/>
-      <w:bookmarkEnd w:id="52"/>
+      <w:bookmarkStart w:id="62" w:name="AGARD_10"/>
+      <w:bookmarkEnd w:id="61"/>
       <w:r>
         <w:rPr>
           <w:i/>
@@ -24949,8 +27823,8 @@
           <w:iCs/>
         </w:rPr>
       </w:pPr>
-      <w:bookmarkStart w:id="54" w:name="AGARD_11"/>
-      <w:bookmarkEnd w:id="53"/>
+      <w:bookmarkStart w:id="63" w:name="AGARD_11"/>
+      <w:bookmarkEnd w:id="62"/>
       <w:r>
         <w:rPr>
           <w:i/>
@@ -25006,8 +27880,8 @@
           <w:i/>
         </w:rPr>
       </w:pPr>
-      <w:bookmarkStart w:id="55" w:name="dakota_theory_12"/>
-      <w:bookmarkEnd w:id="54"/>
+      <w:bookmarkStart w:id="64" w:name="dakota_theory_12"/>
+      <w:bookmarkEnd w:id="63"/>
       <w:r>
         <w:rPr>
           <w:i/>
@@ -25045,27 +27919,18 @@
         <w:t xml:space="preserve"> Manual. – Sandia National Laboratories, 2020.</w:t>
       </w:r>
     </w:p>
-    <w:bookmarkEnd w:id="55"/>
+    <w:bookmarkEnd w:id="64"/>
     <w:p>
       <w:pPr>
         <w:widowControl w:val="0"/>
         <w:autoSpaceDE w:val="0"/>
         <w:autoSpaceDN w:val="0"/>
         <w:adjustRightInd w:val="0"/>
-      </w:pPr>
-    </w:p>
-    <w:p>
-      <w:pPr>
-        <w:widowControl w:val="0"/>
-        <w:autoSpaceDE w:val="0"/>
-        <w:autoSpaceDN w:val="0"/>
-        <w:adjustRightInd w:val="0"/>
         <w:rPr>
           <w:lang w:val="ru-RU"/>
         </w:rPr>
       </w:pPr>
       <w:r>
-        <w:lastRenderedPageBreak/>
         <w:fldChar w:fldCharType="begin" w:fldLock="1"/>
       </w:r>
       <w:r>
@@ -25121,7 +27986,7 @@
       </w:r>
     </w:p>
     <w:sectPr>
-      <w:footerReference w:type="default" r:id="rId19"/>
+      <w:footerReference w:type="default" r:id="rId32"/>
       <w:pgSz w:w="11906" w:h="16838"/>
       <w:pgMar w:top="1134" w:right="851" w:bottom="1134" w:left="1701" w:header="709" w:footer="709" w:gutter="0"/>
       <w:pgNumType w:start="1"/>
@@ -25325,6 +28190,95 @@
     </w:lvl>
   </w:abstractNum>
   <w:abstractNum w:abstractNumId="1" w15:restartNumberingAfterBreak="0">
+    <w:nsid w:val="05C90DA7"/>
+    <w:multiLevelType w:val="hybridMultilevel"/>
+    <w:tmpl w:val="1C4CF21C"/>
+    <w:lvl w:ilvl="0" w:tplc="67208FC6">
+      <w:start w:val="1"/>
+      <w:numFmt w:val="decimal"/>
+      <w:lvlText w:val="%1."/>
+      <w:lvlJc w:val="left"/>
+      <w:pPr>
+        <w:ind w:left="1069" w:hanging="360"/>
+      </w:pPr>
+      <w:rPr>
+        <w:rFonts w:hint="default"/>
+      </w:rPr>
+    </w:lvl>
+    <w:lvl w:ilvl="1" w:tplc="04090019" w:tentative="1">
+      <w:start w:val="1"/>
+      <w:numFmt w:val="lowerLetter"/>
+      <w:lvlText w:val="%2."/>
+      <w:lvlJc w:val="left"/>
+      <w:pPr>
+        <w:ind w:left="1789" w:hanging="360"/>
+      </w:pPr>
+    </w:lvl>
+    <w:lvl w:ilvl="2" w:tplc="0409001B" w:tentative="1">
+      <w:start w:val="1"/>
+      <w:numFmt w:val="lowerRoman"/>
+      <w:lvlText w:val="%3."/>
+      <w:lvlJc w:val="right"/>
+      <w:pPr>
+        <w:ind w:left="2509" w:hanging="180"/>
+      </w:pPr>
+    </w:lvl>
+    <w:lvl w:ilvl="3" w:tplc="0409000F" w:tentative="1">
+      <w:start w:val="1"/>
+      <w:numFmt w:val="decimal"/>
+      <w:lvlText w:val="%4."/>
+      <w:lvlJc w:val="left"/>
+      <w:pPr>
+        <w:ind w:left="3229" w:hanging="360"/>
+      </w:pPr>
+    </w:lvl>
+    <w:lvl w:ilvl="4" w:tplc="04090019" w:tentative="1">
+      <w:start w:val="1"/>
+      <w:numFmt w:val="lowerLetter"/>
+      <w:lvlText w:val="%5."/>
+      <w:lvlJc w:val="left"/>
+      <w:pPr>
+        <w:ind w:left="3949" w:hanging="360"/>
+      </w:pPr>
+    </w:lvl>
+    <w:lvl w:ilvl="5" w:tplc="0409001B" w:tentative="1">
+      <w:start w:val="1"/>
+      <w:numFmt w:val="lowerRoman"/>
+      <w:lvlText w:val="%6."/>
+      <w:lvlJc w:val="right"/>
+      <w:pPr>
+        <w:ind w:left="4669" w:hanging="180"/>
+      </w:pPr>
+    </w:lvl>
+    <w:lvl w:ilvl="6" w:tplc="0409000F" w:tentative="1">
+      <w:start w:val="1"/>
+      <w:numFmt w:val="decimal"/>
+      <w:lvlText w:val="%7."/>
+      <w:lvlJc w:val="left"/>
+      <w:pPr>
+        <w:ind w:left="5389" w:hanging="360"/>
+      </w:pPr>
+    </w:lvl>
+    <w:lvl w:ilvl="7" w:tplc="04090019" w:tentative="1">
+      <w:start w:val="1"/>
+      <w:numFmt w:val="lowerLetter"/>
+      <w:lvlText w:val="%8."/>
+      <w:lvlJc w:val="left"/>
+      <w:pPr>
+        <w:ind w:left="6109" w:hanging="360"/>
+      </w:pPr>
+    </w:lvl>
+    <w:lvl w:ilvl="8" w:tplc="0409001B" w:tentative="1">
+      <w:start w:val="1"/>
+      <w:numFmt w:val="lowerRoman"/>
+      <w:lvlText w:val="%9."/>
+      <w:lvlJc w:val="right"/>
+      <w:pPr>
+        <w:ind w:left="6829" w:hanging="180"/>
+      </w:pPr>
+    </w:lvl>
+  </w:abstractNum>
+  <w:abstractNum w:abstractNumId="2" w15:restartNumberingAfterBreak="0">
     <w:nsid w:val="0FC23F5D"/>
     <w:multiLevelType w:val="multilevel"/>
     <w:tmpl w:val="FE64CCF4"/>
@@ -25441,7 +28395,7 @@
       </w:pPr>
     </w:lvl>
   </w:abstractNum>
-  <w:abstractNum w:abstractNumId="2" w15:restartNumberingAfterBreak="0">
+  <w:abstractNum w:abstractNumId="3" w15:restartNumberingAfterBreak="0">
     <w:nsid w:val="115D4F68"/>
     <w:multiLevelType w:val="hybridMultilevel"/>
     <w:tmpl w:val="03DEDCC2"/>
@@ -25581,7 +28535,7 @@
       </w:rPr>
     </w:lvl>
   </w:abstractNum>
-  <w:abstractNum w:abstractNumId="3" w15:restartNumberingAfterBreak="0">
+  <w:abstractNum w:abstractNumId="4" w15:restartNumberingAfterBreak="0">
     <w:nsid w:val="17816A9B"/>
     <w:multiLevelType w:val="hybridMultilevel"/>
     <w:tmpl w:val="2458B10E"/>
@@ -25667,7 +28621,7 @@
       </w:pPr>
     </w:lvl>
   </w:abstractNum>
-  <w:abstractNum w:abstractNumId="4" w15:restartNumberingAfterBreak="0">
+  <w:abstractNum w:abstractNumId="5" w15:restartNumberingAfterBreak="0">
     <w:nsid w:val="17D03366"/>
     <w:multiLevelType w:val="hybridMultilevel"/>
     <w:tmpl w:val="316ECA2C"/>
@@ -25753,7 +28707,7 @@
       </w:pPr>
     </w:lvl>
   </w:abstractNum>
-  <w:abstractNum w:abstractNumId="5" w15:restartNumberingAfterBreak="0">
+  <w:abstractNum w:abstractNumId="6" w15:restartNumberingAfterBreak="0">
     <w:nsid w:val="1B816151"/>
     <w:multiLevelType w:val="multilevel"/>
     <w:tmpl w:val="0809001F"/>
@@ -25839,7 +28793,7 @@
       </w:pPr>
     </w:lvl>
   </w:abstractNum>
-  <w:abstractNum w:abstractNumId="6" w15:restartNumberingAfterBreak="0">
+  <w:abstractNum w:abstractNumId="7" w15:restartNumberingAfterBreak="0">
     <w:nsid w:val="1B9424C9"/>
     <w:multiLevelType w:val="multilevel"/>
     <w:tmpl w:val="E474D07A"/>
@@ -25988,7 +28942,7 @@
       </w:rPr>
     </w:lvl>
   </w:abstractNum>
-  <w:abstractNum w:abstractNumId="7" w15:restartNumberingAfterBreak="0">
+  <w:abstractNum w:abstractNumId="8" w15:restartNumberingAfterBreak="0">
     <w:nsid w:val="1C730CC7"/>
     <w:multiLevelType w:val="hybridMultilevel"/>
     <w:tmpl w:val="9CB07DB4"/>
@@ -26074,7 +29028,7 @@
       </w:pPr>
     </w:lvl>
   </w:abstractNum>
-  <w:abstractNum w:abstractNumId="8" w15:restartNumberingAfterBreak="0">
+  <w:abstractNum w:abstractNumId="9" w15:restartNumberingAfterBreak="0">
     <w:nsid w:val="1F287B62"/>
     <w:multiLevelType w:val="hybridMultilevel"/>
     <w:tmpl w:val="0D467C70"/>
@@ -26187,7 +29141,7 @@
       </w:rPr>
     </w:lvl>
   </w:abstractNum>
-  <w:abstractNum w:abstractNumId="9" w15:restartNumberingAfterBreak="0">
+  <w:abstractNum w:abstractNumId="10" w15:restartNumberingAfterBreak="0">
     <w:nsid w:val="22C81E4E"/>
     <w:multiLevelType w:val="hybridMultilevel"/>
     <w:tmpl w:val="7868C530"/>
@@ -26300,7 +29254,7 @@
       </w:rPr>
     </w:lvl>
   </w:abstractNum>
-  <w:abstractNum w:abstractNumId="10" w15:restartNumberingAfterBreak="0">
+  <w:abstractNum w:abstractNumId="11" w15:restartNumberingAfterBreak="0">
     <w:nsid w:val="23925B89"/>
     <w:multiLevelType w:val="multilevel"/>
     <w:tmpl w:val="0809001F"/>
@@ -26386,7 +29340,120 @@
       </w:pPr>
     </w:lvl>
   </w:abstractNum>
-  <w:abstractNum w:abstractNumId="11" w15:restartNumberingAfterBreak="0">
+  <w:abstractNum w:abstractNumId="12" w15:restartNumberingAfterBreak="0">
+    <w:nsid w:val="29D87199"/>
+    <w:multiLevelType w:val="multilevel"/>
+    <w:tmpl w:val="B344E41E"/>
+    <w:lvl w:ilvl="0">
+      <w:start w:val="1"/>
+      <w:numFmt w:val="decimal"/>
+      <w:lvlText w:val="%1."/>
+      <w:lvlJc w:val="left"/>
+      <w:pPr>
+        <w:tabs>
+          <w:tab w:val="num" w:pos="720"/>
+        </w:tabs>
+        <w:ind w:left="720" w:hanging="360"/>
+      </w:pPr>
+    </w:lvl>
+    <w:lvl w:ilvl="1" w:tentative="1">
+      <w:start w:val="1"/>
+      <w:numFmt w:val="decimal"/>
+      <w:lvlText w:val="%2."/>
+      <w:lvlJc w:val="left"/>
+      <w:pPr>
+        <w:tabs>
+          <w:tab w:val="num" w:pos="1440"/>
+        </w:tabs>
+        <w:ind w:left="1440" w:hanging="360"/>
+      </w:pPr>
+    </w:lvl>
+    <w:lvl w:ilvl="2" w:tentative="1">
+      <w:start w:val="1"/>
+      <w:numFmt w:val="decimal"/>
+      <w:lvlText w:val="%3."/>
+      <w:lvlJc w:val="left"/>
+      <w:pPr>
+        <w:tabs>
+          <w:tab w:val="num" w:pos="2160"/>
+        </w:tabs>
+        <w:ind w:left="2160" w:hanging="360"/>
+      </w:pPr>
+    </w:lvl>
+    <w:lvl w:ilvl="3" w:tentative="1">
+      <w:start w:val="1"/>
+      <w:numFmt w:val="decimal"/>
+      <w:lvlText w:val="%4."/>
+      <w:lvlJc w:val="left"/>
+      <w:pPr>
+        <w:tabs>
+          <w:tab w:val="num" w:pos="2880"/>
+        </w:tabs>
+        <w:ind w:left="2880" w:hanging="360"/>
+      </w:pPr>
+    </w:lvl>
+    <w:lvl w:ilvl="4" w:tentative="1">
+      <w:start w:val="1"/>
+      <w:numFmt w:val="decimal"/>
+      <w:lvlText w:val="%5."/>
+      <w:lvlJc w:val="left"/>
+      <w:pPr>
+        <w:tabs>
+          <w:tab w:val="num" w:pos="3600"/>
+        </w:tabs>
+        <w:ind w:left="3600" w:hanging="360"/>
+      </w:pPr>
+    </w:lvl>
+    <w:lvl w:ilvl="5" w:tentative="1">
+      <w:start w:val="1"/>
+      <w:numFmt w:val="decimal"/>
+      <w:lvlText w:val="%6."/>
+      <w:lvlJc w:val="left"/>
+      <w:pPr>
+        <w:tabs>
+          <w:tab w:val="num" w:pos="4320"/>
+        </w:tabs>
+        <w:ind w:left="4320" w:hanging="360"/>
+      </w:pPr>
+    </w:lvl>
+    <w:lvl w:ilvl="6" w:tentative="1">
+      <w:start w:val="1"/>
+      <w:numFmt w:val="decimal"/>
+      <w:lvlText w:val="%7."/>
+      <w:lvlJc w:val="left"/>
+      <w:pPr>
+        <w:tabs>
+          <w:tab w:val="num" w:pos="5040"/>
+        </w:tabs>
+        <w:ind w:left="5040" w:hanging="360"/>
+      </w:pPr>
+    </w:lvl>
+    <w:lvl w:ilvl="7" w:tentative="1">
+      <w:start w:val="1"/>
+      <w:numFmt w:val="decimal"/>
+      <w:lvlText w:val="%8."/>
+      <w:lvlJc w:val="left"/>
+      <w:pPr>
+        <w:tabs>
+          <w:tab w:val="num" w:pos="5760"/>
+        </w:tabs>
+        <w:ind w:left="5760" w:hanging="360"/>
+      </w:pPr>
+    </w:lvl>
+    <w:lvl w:ilvl="8" w:tentative="1">
+      <w:start w:val="1"/>
+      <w:numFmt w:val="decimal"/>
+      <w:lvlText w:val="%9."/>
+      <w:lvlJc w:val="left"/>
+      <w:pPr>
+        <w:tabs>
+          <w:tab w:val="num" w:pos="6480"/>
+        </w:tabs>
+        <w:ind w:left="6480" w:hanging="360"/>
+      </w:pPr>
+    </w:lvl>
+  </w:abstractNum>
+  <w:abstractNum w:abstractNumId="13" w15:restartNumberingAfterBreak="0">
     <w:nsid w:val="39856615"/>
     <w:multiLevelType w:val="hybridMultilevel"/>
     <w:tmpl w:val="FA6EFCDE"/>
@@ -26472,7 +29539,7 @@
       </w:pPr>
     </w:lvl>
   </w:abstractNum>
-  <w:abstractNum w:abstractNumId="12" w15:restartNumberingAfterBreak="0">
+  <w:abstractNum w:abstractNumId="14" w15:restartNumberingAfterBreak="0">
     <w:nsid w:val="3C4903C0"/>
     <w:multiLevelType w:val="hybridMultilevel"/>
     <w:tmpl w:val="1DD4C2B4"/>
@@ -26585,7 +29652,7 @@
       </w:rPr>
     </w:lvl>
   </w:abstractNum>
-  <w:abstractNum w:abstractNumId="13" w15:restartNumberingAfterBreak="0">
+  <w:abstractNum w:abstractNumId="15" w15:restartNumberingAfterBreak="0">
     <w:nsid w:val="40552B87"/>
     <w:multiLevelType w:val="hybridMultilevel"/>
     <w:tmpl w:val="EB12B53C"/>
@@ -26674,7 +29741,7 @@
       </w:pPr>
     </w:lvl>
   </w:abstractNum>
-  <w:abstractNum w:abstractNumId="14" w15:restartNumberingAfterBreak="0">
+  <w:abstractNum w:abstractNumId="16" w15:restartNumberingAfterBreak="0">
     <w:nsid w:val="40A66880"/>
     <w:multiLevelType w:val="hybridMultilevel"/>
     <w:tmpl w:val="766C7604"/>
@@ -26787,7 +29854,7 @@
       </w:rPr>
     </w:lvl>
   </w:abstractNum>
-  <w:abstractNum w:abstractNumId="15" w15:restartNumberingAfterBreak="0">
+  <w:abstractNum w:abstractNumId="17" w15:restartNumberingAfterBreak="0">
     <w:nsid w:val="45D07C23"/>
     <w:multiLevelType w:val="hybridMultilevel"/>
     <w:tmpl w:val="8326EAAE"/>
@@ -26873,7 +29940,7 @@
       </w:pPr>
     </w:lvl>
   </w:abstractNum>
-  <w:abstractNum w:abstractNumId="16" w15:restartNumberingAfterBreak="0">
+  <w:abstractNum w:abstractNumId="18" w15:restartNumberingAfterBreak="0">
     <w:nsid w:val="4ED33BD0"/>
     <w:multiLevelType w:val="hybridMultilevel"/>
     <w:tmpl w:val="906CEBF2"/>
@@ -26986,7 +30053,7 @@
       </w:rPr>
     </w:lvl>
   </w:abstractNum>
-  <w:abstractNum w:abstractNumId="17" w15:restartNumberingAfterBreak="0">
+  <w:abstractNum w:abstractNumId="19" w15:restartNumberingAfterBreak="0">
     <w:nsid w:val="595B4435"/>
     <w:multiLevelType w:val="multilevel"/>
     <w:tmpl w:val="DBAE5732"/>
@@ -27099,7 +30166,7 @@
       </w:pPr>
     </w:lvl>
   </w:abstractNum>
-  <w:abstractNum w:abstractNumId="18" w15:restartNumberingAfterBreak="0">
+  <w:abstractNum w:abstractNumId="20" w15:restartNumberingAfterBreak="0">
     <w:nsid w:val="5AB514C3"/>
     <w:multiLevelType w:val="multilevel"/>
     <w:tmpl w:val="0809001F"/>
@@ -27185,7 +30252,7 @@
       </w:pPr>
     </w:lvl>
   </w:abstractNum>
-  <w:abstractNum w:abstractNumId="19" w15:restartNumberingAfterBreak="0">
+  <w:abstractNum w:abstractNumId="21" w15:restartNumberingAfterBreak="0">
     <w:nsid w:val="60427BF9"/>
     <w:multiLevelType w:val="hybridMultilevel"/>
     <w:tmpl w:val="C470B04E"/>
@@ -27271,7 +30338,7 @@
       </w:pPr>
     </w:lvl>
   </w:abstractNum>
-  <w:abstractNum w:abstractNumId="20" w15:restartNumberingAfterBreak="0">
+  <w:abstractNum w:abstractNumId="22" w15:restartNumberingAfterBreak="0">
     <w:nsid w:val="62AA5C3D"/>
     <w:multiLevelType w:val="multilevel"/>
     <w:tmpl w:val="0809001F"/>
@@ -27357,7 +30424,7 @@
       </w:pPr>
     </w:lvl>
   </w:abstractNum>
-  <w:abstractNum w:abstractNumId="21" w15:restartNumberingAfterBreak="0">
+  <w:abstractNum w:abstractNumId="23" w15:restartNumberingAfterBreak="0">
     <w:nsid w:val="62B2164F"/>
     <w:multiLevelType w:val="multilevel"/>
     <w:tmpl w:val="383A5BB8"/>
@@ -27473,7 +30540,7 @@
       </w:rPr>
     </w:lvl>
   </w:abstractNum>
-  <w:abstractNum w:abstractNumId="22" w15:restartNumberingAfterBreak="0">
+  <w:abstractNum w:abstractNumId="24" w15:restartNumberingAfterBreak="0">
     <w:nsid w:val="641C648E"/>
     <w:multiLevelType w:val="multilevel"/>
     <w:tmpl w:val="0809001F"/>
@@ -27559,7 +30626,7 @@
       </w:pPr>
     </w:lvl>
   </w:abstractNum>
-  <w:abstractNum w:abstractNumId="23" w15:restartNumberingAfterBreak="0">
+  <w:abstractNum w:abstractNumId="25" w15:restartNumberingAfterBreak="0">
     <w:nsid w:val="65897690"/>
     <w:multiLevelType w:val="hybridMultilevel"/>
     <w:tmpl w:val="5B482ED2"/>
@@ -27671,7 +30738,7 @@
       </w:rPr>
     </w:lvl>
   </w:abstractNum>
-  <w:abstractNum w:abstractNumId="24" w15:restartNumberingAfterBreak="0">
+  <w:abstractNum w:abstractNumId="26" w15:restartNumberingAfterBreak="0">
     <w:nsid w:val="65E55342"/>
     <w:multiLevelType w:val="multilevel"/>
     <w:tmpl w:val="A020842E"/>
@@ -27784,7 +30851,7 @@
       </w:pPr>
     </w:lvl>
   </w:abstractNum>
-  <w:abstractNum w:abstractNumId="25" w15:restartNumberingAfterBreak="0">
+  <w:abstractNum w:abstractNumId="27" w15:restartNumberingAfterBreak="0">
     <w:nsid w:val="6BAD07C7"/>
     <w:multiLevelType w:val="hybridMultilevel"/>
     <w:tmpl w:val="8326EAAE"/>
@@ -27870,7 +30937,96 @@
       </w:pPr>
     </w:lvl>
   </w:abstractNum>
-  <w:abstractNum w:abstractNumId="26" w15:restartNumberingAfterBreak="0">
+  <w:abstractNum w:abstractNumId="28" w15:restartNumberingAfterBreak="0">
+    <w:nsid w:val="76642908"/>
+    <w:multiLevelType w:val="hybridMultilevel"/>
+    <w:tmpl w:val="CA940BE6"/>
+    <w:lvl w:ilvl="0" w:tplc="67208FC6">
+      <w:start w:val="1"/>
+      <w:numFmt w:val="decimal"/>
+      <w:lvlText w:val="%1."/>
+      <w:lvlJc w:val="left"/>
+      <w:pPr>
+        <w:ind w:left="1069" w:hanging="360"/>
+      </w:pPr>
+      <w:rPr>
+        <w:rFonts w:hint="default"/>
+      </w:rPr>
+    </w:lvl>
+    <w:lvl w:ilvl="1" w:tplc="04090019" w:tentative="1">
+      <w:start w:val="1"/>
+      <w:numFmt w:val="lowerLetter"/>
+      <w:lvlText w:val="%2."/>
+      <w:lvlJc w:val="left"/>
+      <w:pPr>
+        <w:ind w:left="1789" w:hanging="360"/>
+      </w:pPr>
+    </w:lvl>
+    <w:lvl w:ilvl="2" w:tplc="0409001B" w:tentative="1">
+      <w:start w:val="1"/>
+      <w:numFmt w:val="lowerRoman"/>
+      <w:lvlText w:val="%3."/>
+      <w:lvlJc w:val="right"/>
+      <w:pPr>
+        <w:ind w:left="2509" w:hanging="180"/>
+      </w:pPr>
+    </w:lvl>
+    <w:lvl w:ilvl="3" w:tplc="0409000F" w:tentative="1">
+      <w:start w:val="1"/>
+      <w:numFmt w:val="decimal"/>
+      <w:lvlText w:val="%4."/>
+      <w:lvlJc w:val="left"/>
+      <w:pPr>
+        <w:ind w:left="3229" w:hanging="360"/>
+      </w:pPr>
+    </w:lvl>
+    <w:lvl w:ilvl="4" w:tplc="04090019" w:tentative="1">
+      <w:start w:val="1"/>
+      <w:numFmt w:val="lowerLetter"/>
+      <w:lvlText w:val="%5."/>
+      <w:lvlJc w:val="left"/>
+      <w:pPr>
+        <w:ind w:left="3949" w:hanging="360"/>
+      </w:pPr>
+    </w:lvl>
+    <w:lvl w:ilvl="5" w:tplc="0409001B" w:tentative="1">
+      <w:start w:val="1"/>
+      <w:numFmt w:val="lowerRoman"/>
+      <w:lvlText w:val="%6."/>
+      <w:lvlJc w:val="right"/>
+      <w:pPr>
+        <w:ind w:left="4669" w:hanging="180"/>
+      </w:pPr>
+    </w:lvl>
+    <w:lvl w:ilvl="6" w:tplc="0409000F" w:tentative="1">
+      <w:start w:val="1"/>
+      <w:numFmt w:val="decimal"/>
+      <w:lvlText w:val="%7."/>
+      <w:lvlJc w:val="left"/>
+      <w:pPr>
+        <w:ind w:left="5389" w:hanging="360"/>
+      </w:pPr>
+    </w:lvl>
+    <w:lvl w:ilvl="7" w:tplc="04090019" w:tentative="1">
+      <w:start w:val="1"/>
+      <w:numFmt w:val="lowerLetter"/>
+      <w:lvlText w:val="%8."/>
+      <w:lvlJc w:val="left"/>
+      <w:pPr>
+        <w:ind w:left="6109" w:hanging="360"/>
+      </w:pPr>
+    </w:lvl>
+    <w:lvl w:ilvl="8" w:tplc="0409001B" w:tentative="1">
+      <w:start w:val="1"/>
+      <w:numFmt w:val="lowerRoman"/>
+      <w:lvlText w:val="%9."/>
+      <w:lvlJc w:val="right"/>
+      <w:pPr>
+        <w:ind w:left="6829" w:hanging="180"/>
+      </w:pPr>
+    </w:lvl>
+  </w:abstractNum>
+  <w:abstractNum w:abstractNumId="29" w15:restartNumberingAfterBreak="0">
     <w:nsid w:val="77FE2377"/>
     <w:multiLevelType w:val="hybridMultilevel"/>
     <w:tmpl w:val="8B640528"/>
@@ -28010,7 +31166,7 @@
       </w:rPr>
     </w:lvl>
   </w:abstractNum>
-  <w:abstractNum w:abstractNumId="27" w15:restartNumberingAfterBreak="0">
+  <w:abstractNum w:abstractNumId="30" w15:restartNumberingAfterBreak="0">
     <w:nsid w:val="7C50577E"/>
     <w:multiLevelType w:val="multilevel"/>
     <w:tmpl w:val="A2728680"/>
@@ -28124,28 +31280,28 @@
     </w:lvl>
   </w:abstractNum>
   <w:num w:numId="1" w16cid:durableId="1084490406">
-    <w:abstractNumId w:val="21"/>
+    <w:abstractNumId w:val="23"/>
   </w:num>
   <w:num w:numId="2" w16cid:durableId="2029524902">
-    <w:abstractNumId w:val="9"/>
+    <w:abstractNumId w:val="10"/>
   </w:num>
   <w:num w:numId="3" w16cid:durableId="179468879">
+    <w:abstractNumId w:val="25"/>
+  </w:num>
+  <w:num w:numId="4" w16cid:durableId="1154832489">
     <w:abstractNumId w:val="23"/>
   </w:num>
-  <w:num w:numId="4" w16cid:durableId="1154832489">
-    <w:abstractNumId w:val="21"/>
-  </w:num>
   <w:num w:numId="5" w16cid:durableId="1597397715">
-    <w:abstractNumId w:val="21"/>
+    <w:abstractNumId w:val="23"/>
   </w:num>
   <w:num w:numId="6" w16cid:durableId="1236016246">
-    <w:abstractNumId w:val="21"/>
+    <w:abstractNumId w:val="23"/>
   </w:num>
   <w:num w:numId="7" w16cid:durableId="1447041728">
-    <w:abstractNumId w:val="3"/>
+    <w:abstractNumId w:val="4"/>
   </w:num>
   <w:num w:numId="8" w16cid:durableId="280771560">
-    <w:abstractNumId w:val="21"/>
+    <w:abstractNumId w:val="23"/>
     <w:lvlOverride w:ilvl="0">
       <w:startOverride w:val="1"/>
     </w:lvlOverride>
@@ -28175,7 +31331,7 @@
     </w:lvlOverride>
   </w:num>
   <w:num w:numId="9" w16cid:durableId="626813623">
-    <w:abstractNumId w:val="21"/>
+    <w:abstractNumId w:val="23"/>
     <w:lvlOverride w:ilvl="0">
       <w:startOverride w:val="1"/>
     </w:lvlOverride>
@@ -28205,25 +31361,25 @@
     </w:lvlOverride>
   </w:num>
   <w:num w:numId="10" w16cid:durableId="386074032">
-    <w:abstractNumId w:val="5"/>
+    <w:abstractNumId w:val="6"/>
   </w:num>
   <w:num w:numId="11" w16cid:durableId="214898212">
-    <w:abstractNumId w:val="20"/>
+    <w:abstractNumId w:val="22"/>
   </w:num>
   <w:num w:numId="12" w16cid:durableId="1964265553">
-    <w:abstractNumId w:val="22"/>
+    <w:abstractNumId w:val="24"/>
   </w:num>
   <w:num w:numId="13" w16cid:durableId="212861183">
     <w:abstractNumId w:val="0"/>
   </w:num>
   <w:num w:numId="14" w16cid:durableId="1112016231">
-    <w:abstractNumId w:val="18"/>
+    <w:abstractNumId w:val="20"/>
   </w:num>
   <w:num w:numId="15" w16cid:durableId="1547835096">
-    <w:abstractNumId w:val="10"/>
+    <w:abstractNumId w:val="11"/>
   </w:num>
   <w:num w:numId="16" w16cid:durableId="1930919798">
-    <w:abstractNumId w:val="21"/>
+    <w:abstractNumId w:val="23"/>
     <w:lvlOverride w:ilvl="0">
       <w:startOverride w:val="1"/>
     </w:lvlOverride>
@@ -28253,7 +31409,7 @@
     </w:lvlOverride>
   </w:num>
   <w:num w:numId="17" w16cid:durableId="369571798">
-    <w:abstractNumId w:val="21"/>
+    <w:abstractNumId w:val="23"/>
     <w:lvlOverride w:ilvl="0">
       <w:startOverride w:val="1"/>
     </w:lvlOverride>
@@ -28283,16 +31439,16 @@
     </w:lvlOverride>
   </w:num>
   <w:num w:numId="18" w16cid:durableId="984745425">
-    <w:abstractNumId w:val="21"/>
+    <w:abstractNumId w:val="23"/>
   </w:num>
   <w:num w:numId="19" w16cid:durableId="616449502">
-    <w:abstractNumId w:val="21"/>
+    <w:abstractNumId w:val="23"/>
   </w:num>
   <w:num w:numId="20" w16cid:durableId="1491946981">
-    <w:abstractNumId w:val="21"/>
+    <w:abstractNumId w:val="23"/>
   </w:num>
   <w:num w:numId="21" w16cid:durableId="265503744">
-    <w:abstractNumId w:val="21"/>
+    <w:abstractNumId w:val="23"/>
     <w:lvlOverride w:ilvl="0">
       <w:startOverride w:val="1"/>
     </w:lvlOverride>
@@ -28322,10 +31478,10 @@
     </w:lvlOverride>
   </w:num>
   <w:num w:numId="22" w16cid:durableId="950018102">
-    <w:abstractNumId w:val="21"/>
+    <w:abstractNumId w:val="23"/>
   </w:num>
   <w:num w:numId="23" w16cid:durableId="1647053918">
-    <w:abstractNumId w:val="21"/>
+    <w:abstractNumId w:val="23"/>
     <w:lvlOverride w:ilvl="0">
       <w:startOverride w:val="1"/>
     </w:lvlOverride>
@@ -28355,7 +31511,7 @@
     </w:lvlOverride>
   </w:num>
   <w:num w:numId="24" w16cid:durableId="716779608">
-    <w:abstractNumId w:val="21"/>
+    <w:abstractNumId w:val="23"/>
     <w:lvlOverride w:ilvl="0">
       <w:startOverride w:val="1"/>
     </w:lvlOverride>
@@ -28385,7 +31541,7 @@
     </w:lvlOverride>
   </w:num>
   <w:num w:numId="25" w16cid:durableId="46494241">
-    <w:abstractNumId w:val="21"/>
+    <w:abstractNumId w:val="23"/>
     <w:lvlOverride w:ilvl="0">
       <w:startOverride w:val="1"/>
     </w:lvlOverride>
@@ -28415,61 +31571,70 @@
     </w:lvlOverride>
   </w:num>
   <w:num w:numId="26" w16cid:durableId="922032974">
-    <w:abstractNumId w:val="11"/>
+    <w:abstractNumId w:val="13"/>
   </w:num>
   <w:num w:numId="27" w16cid:durableId="398863387">
+    <w:abstractNumId w:val="23"/>
+  </w:num>
+  <w:num w:numId="28" w16cid:durableId="1867791326">
+    <w:abstractNumId w:val="8"/>
+  </w:num>
+  <w:num w:numId="29" w16cid:durableId="1903833031">
+    <w:abstractNumId w:val="15"/>
+  </w:num>
+  <w:num w:numId="30" w16cid:durableId="104469941">
     <w:abstractNumId w:val="21"/>
   </w:num>
-  <w:num w:numId="28" w16cid:durableId="1867791326">
+  <w:num w:numId="31" w16cid:durableId="1533810310">
+    <w:abstractNumId w:val="9"/>
+  </w:num>
+  <w:num w:numId="32" w16cid:durableId="1972704546">
+    <w:abstractNumId w:val="5"/>
+  </w:num>
+  <w:num w:numId="33" w16cid:durableId="1935935783">
+    <w:abstractNumId w:val="14"/>
+  </w:num>
+  <w:num w:numId="34" w16cid:durableId="83504176">
+    <w:abstractNumId w:val="2"/>
+  </w:num>
+  <w:num w:numId="35" w16cid:durableId="50273730">
+    <w:abstractNumId w:val="29"/>
+  </w:num>
+  <w:num w:numId="36" w16cid:durableId="1599755391">
+    <w:abstractNumId w:val="3"/>
+  </w:num>
+  <w:num w:numId="37" w16cid:durableId="1636720204">
+    <w:abstractNumId w:val="18"/>
+  </w:num>
+  <w:num w:numId="38" w16cid:durableId="954561413">
     <w:abstractNumId w:val="7"/>
   </w:num>
-  <w:num w:numId="29" w16cid:durableId="1903833031">
-    <w:abstractNumId w:val="13"/>
+  <w:num w:numId="39" w16cid:durableId="1646659999">
+    <w:abstractNumId w:val="16"/>
   </w:num>
-  <w:num w:numId="30" w16cid:durableId="104469941">
+  <w:num w:numId="40" w16cid:durableId="1060788126">
+    <w:abstractNumId w:val="30"/>
+  </w:num>
+  <w:num w:numId="41" w16cid:durableId="1360660885">
     <w:abstractNumId w:val="19"/>
   </w:num>
-  <w:num w:numId="31" w16cid:durableId="1533810310">
-    <w:abstractNumId w:val="8"/>
+  <w:num w:numId="42" w16cid:durableId="1950819396">
+    <w:abstractNumId w:val="27"/>
   </w:num>
-  <w:num w:numId="32" w16cid:durableId="1972704546">
-    <w:abstractNumId w:val="4"/>
+  <w:num w:numId="43" w16cid:durableId="582762164">
+    <w:abstractNumId w:val="26"/>
   </w:num>
-  <w:num w:numId="33" w16cid:durableId="1935935783">
+  <w:num w:numId="44" w16cid:durableId="368070798">
+    <w:abstractNumId w:val="17"/>
+  </w:num>
+  <w:num w:numId="45" w16cid:durableId="643044844">
+    <w:abstractNumId w:val="28"/>
+  </w:num>
+  <w:num w:numId="46" w16cid:durableId="1921331087">
     <w:abstractNumId w:val="12"/>
   </w:num>
-  <w:num w:numId="34" w16cid:durableId="83504176">
+  <w:num w:numId="47" w16cid:durableId="37702797">
     <w:abstractNumId w:val="1"/>
-  </w:num>
-  <w:num w:numId="35" w16cid:durableId="50273730">
-    <w:abstractNumId w:val="26"/>
-  </w:num>
-  <w:num w:numId="36" w16cid:durableId="1599755391">
-    <w:abstractNumId w:val="2"/>
-  </w:num>
-  <w:num w:numId="37" w16cid:durableId="1636720204">
-    <w:abstractNumId w:val="16"/>
-  </w:num>
-  <w:num w:numId="38" w16cid:durableId="954561413">
-    <w:abstractNumId w:val="6"/>
-  </w:num>
-  <w:num w:numId="39" w16cid:durableId="1646659999">
-    <w:abstractNumId w:val="14"/>
-  </w:num>
-  <w:num w:numId="40" w16cid:durableId="1060788126">
-    <w:abstractNumId w:val="27"/>
-  </w:num>
-  <w:num w:numId="41" w16cid:durableId="1360660885">
-    <w:abstractNumId w:val="17"/>
-  </w:num>
-  <w:num w:numId="42" w16cid:durableId="1950819396">
-    <w:abstractNumId w:val="25"/>
-  </w:num>
-  <w:num w:numId="43" w16cid:durableId="582762164">
-    <w:abstractNumId w:val="24"/>
-  </w:num>
-  <w:num w:numId="44" w16cid:durableId="368070798">
-    <w:abstractNumId w:val="15"/>
   </w:num>
   <w:numIdMacAtCleanup w:val="1"/>
 </w:numbering>

--- a/results/Тексты/ВКР.docx
+++ b/results/Тексты/ВКР.docx
@@ -310,16 +310,7 @@
           <w:szCs w:val="28"/>
           <w:lang w:val="ru-RU"/>
         </w:rPr>
-        <w:t>Оптимизация аэродинамической формы летательного аппарата на основе решения уравнений Рейнольдса</w:t>
-      </w:r>
-      <w:r>
-        <w:rPr>
-          <w:b/>
-          <w:bCs/>
-          <w:szCs w:val="28"/>
-          <w:lang w:val="ru-RU"/>
-        </w:rPr>
-        <w:t xml:space="preserve"> </w:t>
+        <w:t xml:space="preserve">Оптимизация аэродинамической формы летательного аппарата на основе решения уравнений Рейнольдса </w:t>
       </w:r>
     </w:p>
     <w:p>
@@ -604,7 +595,6 @@
     <w:p>
       <w:pPr>
         <w:pStyle w:val="Normtext"/>
-        <w:ind w:left="1134"/>
       </w:pPr>
       <w:r>
         <w:t xml:space="preserve">Настоящая работа посвящена разработке и применению автоматизированного вычислительного комплекса для оптимизации аэродинамической формы летательного аппарата на примере минимизации лобового сопротивления профиля в трансзвуковом потоке. В рамках исследования создан программный комплекс расчетного цикла, объединяющий геометрическую параметризацию, автоматическую генерацию расчетной сетки, </w:t>
@@ -628,7 +618,6 @@
     <w:p>
       <w:pPr>
         <w:pStyle w:val="Normtext"/>
-        <w:ind w:left="1134"/>
       </w:pPr>
       <w:r>
         <w:t>В результате работы создан</w:t>
@@ -659,11 +648,9 @@
       <w:r>
         <w:t xml:space="preserve"> </w:t>
       </w:r>
-      <w:proofErr w:type="spellStart"/>
-      <w:r>
-        <w:t>нефизичных</w:t>
-      </w:r>
-      <w:proofErr w:type="spellEnd"/>
+      <w:r>
+        <w:t>неудачных</w:t>
+      </w:r>
       <w:r>
         <w:t xml:space="preserve"> </w:t>
       </w:r>
@@ -764,13 +751,7 @@
           <w:rPr>
             <w:rFonts w:ascii="Cambria Math" w:hAnsi="Cambria Math"/>
           </w:rPr>
-          <m:t>=0.5</m:t>
-        </m:r>
-        <m:r>
-          <w:rPr>
-            <w:rFonts w:ascii="Cambria Math" w:hAnsi="Cambria Math"/>
-          </w:rPr>
-          <m:t>)</m:t>
+          <m:t>=0.5)</m:t>
         </m:r>
       </m:oMath>
       <w:r>
@@ -843,7 +824,6 @@
     <w:p>
       <w:pPr>
         <w:pStyle w:val="Normtext"/>
-        <w:ind w:left="1134"/>
       </w:pPr>
       <w:r>
         <w:t xml:space="preserve">Разработанный комплекс </w:t>
@@ -870,6 +850,9 @@
         </w:rPr>
       </w:pPr>
       <w:r>
+        <w:rPr>
+          <w:lang w:val="ru-RU"/>
+        </w:rPr>
         <w:br w:type="page"/>
       </w:r>
     </w:p>
@@ -936,7 +919,7 @@
           <w:r>
             <w:fldChar w:fldCharType="separate"/>
           </w:r>
-          <w:hyperlink w:anchor="_Toc232614411" w:history="1">
+          <w:hyperlink w:anchor="_Toc232666446" w:history="1">
             <w:r>
               <w:rPr>
                 <w:rStyle w:val="Hyperlink"/>
@@ -963,7 +946,7 @@
                 <w:noProof/>
                 <w:webHidden/>
               </w:rPr>
-              <w:instrText xml:space="preserve"> PAGEREF _Toc232614411 \h </w:instrText>
+              <w:instrText xml:space="preserve"> PAGEREF _Toc232666446 \h </w:instrText>
             </w:r>
             <w:r>
               <w:rPr>
@@ -1008,7 +991,7 @@
               <w14:ligatures w14:val="standardContextual"/>
             </w:rPr>
           </w:pPr>
-          <w:hyperlink w:anchor="_Toc232614412" w:history="1">
+          <w:hyperlink w:anchor="_Toc232666447" w:history="1">
             <w:r>
               <w:rPr>
                 <w:rStyle w:val="Hyperlink"/>
@@ -1055,7 +1038,7 @@
                 <w:noProof/>
                 <w:webHidden/>
               </w:rPr>
-              <w:instrText xml:space="preserve"> PAGEREF _Toc232614412 \h </w:instrText>
+              <w:instrText xml:space="preserve"> PAGEREF _Toc232666447 \h </w:instrText>
             </w:r>
             <w:r>
               <w:rPr>
@@ -1098,7 +1081,7 @@
               <w14:ligatures w14:val="standardContextual"/>
             </w:rPr>
           </w:pPr>
-          <w:hyperlink w:anchor="_Toc232614413" w:history="1">
+          <w:hyperlink w:anchor="_Toc232666448" w:history="1">
             <w:r>
               <w:rPr>
                 <w:rStyle w:val="Hyperlink"/>
@@ -1143,7 +1126,7 @@
                 <w:noProof/>
                 <w:webHidden/>
               </w:rPr>
-              <w:instrText xml:space="preserve"> PAGEREF _Toc232614413 \h </w:instrText>
+              <w:instrText xml:space="preserve"> PAGEREF _Toc232666448 \h </w:instrText>
             </w:r>
             <w:r>
               <w:rPr>
@@ -1186,7 +1169,7 @@
               <w14:ligatures w14:val="standardContextual"/>
             </w:rPr>
           </w:pPr>
-          <w:hyperlink w:anchor="_Toc232614414" w:history="1">
+          <w:hyperlink w:anchor="_Toc232666449" w:history="1">
             <w:r>
               <w:rPr>
                 <w:rStyle w:val="Hyperlink"/>
@@ -1231,7 +1214,7 @@
                 <w:noProof/>
                 <w:webHidden/>
               </w:rPr>
-              <w:instrText xml:space="preserve"> PAGEREF _Toc232614414 \h </w:instrText>
+              <w:instrText xml:space="preserve"> PAGEREF _Toc232666449 \h </w:instrText>
             </w:r>
             <w:r>
               <w:rPr>
@@ -1274,7 +1257,7 @@
               <w14:ligatures w14:val="standardContextual"/>
             </w:rPr>
           </w:pPr>
-          <w:hyperlink w:anchor="_Toc232614415" w:history="1">
+          <w:hyperlink w:anchor="_Toc232666450" w:history="1">
             <w:r>
               <w:rPr>
                 <w:rStyle w:val="Hyperlink"/>
@@ -1319,7 +1302,7 @@
                 <w:noProof/>
                 <w:webHidden/>
               </w:rPr>
-              <w:instrText xml:space="preserve"> PAGEREF _Toc232614415 \h </w:instrText>
+              <w:instrText xml:space="preserve"> PAGEREF _Toc232666450 \h </w:instrText>
             </w:r>
             <w:r>
               <w:rPr>
@@ -1365,7 +1348,7 @@
               <w14:ligatures w14:val="standardContextual"/>
             </w:rPr>
           </w:pPr>
-          <w:hyperlink w:anchor="_Toc232614416" w:history="1">
+          <w:hyperlink w:anchor="_Toc232666451" w:history="1">
             <w:r>
               <w:rPr>
                 <w:rStyle w:val="Hyperlink"/>
@@ -1410,7 +1393,7 @@
                 <w:noProof/>
                 <w:webHidden/>
               </w:rPr>
-              <w:instrText xml:space="preserve"> PAGEREF _Toc232614416 \h </w:instrText>
+              <w:instrText xml:space="preserve"> PAGEREF _Toc232666451 \h </w:instrText>
             </w:r>
             <w:r>
               <w:rPr>
@@ -1456,7 +1439,7 @@
               <w14:ligatures w14:val="standardContextual"/>
             </w:rPr>
           </w:pPr>
-          <w:hyperlink w:anchor="_Toc232614417" w:history="1">
+          <w:hyperlink w:anchor="_Toc232666452" w:history="1">
             <w:r>
               <w:rPr>
                 <w:rStyle w:val="Hyperlink"/>
@@ -1501,7 +1484,7 @@
                 <w:noProof/>
                 <w:webHidden/>
               </w:rPr>
-              <w:instrText xml:space="preserve"> PAGEREF _Toc232614417 \h </w:instrText>
+              <w:instrText xml:space="preserve"> PAGEREF _Toc232666452 \h </w:instrText>
             </w:r>
             <w:r>
               <w:rPr>
@@ -1547,7 +1530,7 @@
               <w14:ligatures w14:val="standardContextual"/>
             </w:rPr>
           </w:pPr>
-          <w:hyperlink w:anchor="_Toc232614418" w:history="1">
+          <w:hyperlink w:anchor="_Toc232666453" w:history="1">
             <w:r>
               <w:rPr>
                 <w:rStyle w:val="Hyperlink"/>
@@ -1592,7 +1575,7 @@
                 <w:noProof/>
                 <w:webHidden/>
               </w:rPr>
-              <w:instrText xml:space="preserve"> PAGEREF _Toc232614418 \h </w:instrText>
+              <w:instrText xml:space="preserve"> PAGEREF _Toc232666453 \h </w:instrText>
             </w:r>
             <w:r>
               <w:rPr>
@@ -1637,7 +1620,7 @@
               <w14:ligatures w14:val="standardContextual"/>
             </w:rPr>
           </w:pPr>
-          <w:hyperlink w:anchor="_Toc232614419" w:history="1">
+          <w:hyperlink w:anchor="_Toc232666454" w:history="1">
             <w:r>
               <w:rPr>
                 <w:rStyle w:val="Hyperlink"/>
@@ -1684,7 +1667,7 @@
                 <w:noProof/>
                 <w:webHidden/>
               </w:rPr>
-              <w:instrText xml:space="preserve"> PAGEREF _Toc232614419 \h </w:instrText>
+              <w:instrText xml:space="preserve"> PAGEREF _Toc232666454 \h </w:instrText>
             </w:r>
             <w:r>
               <w:rPr>
@@ -1727,7 +1710,7 @@
               <w14:ligatures w14:val="standardContextual"/>
             </w:rPr>
           </w:pPr>
-          <w:hyperlink w:anchor="_Toc232614420" w:history="1">
+          <w:hyperlink w:anchor="_Toc232666455" w:history="1">
             <w:r>
               <w:rPr>
                 <w:rStyle w:val="Hyperlink"/>
@@ -1772,7 +1755,7 @@
                 <w:noProof/>
                 <w:webHidden/>
               </w:rPr>
-              <w:instrText xml:space="preserve"> PAGEREF _Toc232614420 \h </w:instrText>
+              <w:instrText xml:space="preserve"> PAGEREF _Toc232666455 \h </w:instrText>
             </w:r>
             <w:r>
               <w:rPr>
@@ -1815,7 +1798,7 @@
               <w14:ligatures w14:val="standardContextual"/>
             </w:rPr>
           </w:pPr>
-          <w:hyperlink w:anchor="_Toc232614421" w:history="1">
+          <w:hyperlink w:anchor="_Toc232666456" w:history="1">
             <w:r>
               <w:rPr>
                 <w:rStyle w:val="Hyperlink"/>
@@ -1860,7 +1843,7 @@
                 <w:noProof/>
                 <w:webHidden/>
               </w:rPr>
-              <w:instrText xml:space="preserve"> PAGEREF _Toc232614421 \h </w:instrText>
+              <w:instrText xml:space="preserve"> PAGEREF _Toc232666456 \h </w:instrText>
             </w:r>
             <w:r>
               <w:rPr>
@@ -1903,7 +1886,7 @@
               <w14:ligatures w14:val="standardContextual"/>
             </w:rPr>
           </w:pPr>
-          <w:hyperlink w:anchor="_Toc232614422" w:history="1">
+          <w:hyperlink w:anchor="_Toc232666457" w:history="1">
             <w:r>
               <w:rPr>
                 <w:rStyle w:val="Hyperlink"/>
@@ -1948,7 +1931,7 @@
                 <w:noProof/>
                 <w:webHidden/>
               </w:rPr>
-              <w:instrText xml:space="preserve"> PAGEREF _Toc232614422 \h </w:instrText>
+              <w:instrText xml:space="preserve"> PAGEREF _Toc232666457 \h </w:instrText>
             </w:r>
             <w:r>
               <w:rPr>
@@ -1991,7 +1974,7 @@
               <w14:ligatures w14:val="standardContextual"/>
             </w:rPr>
           </w:pPr>
-          <w:hyperlink w:anchor="_Toc232614423" w:history="1">
+          <w:hyperlink w:anchor="_Toc232666458" w:history="1">
             <w:r>
               <w:rPr>
                 <w:rStyle w:val="Hyperlink"/>
@@ -2036,7 +2019,7 @@
                 <w:noProof/>
                 <w:webHidden/>
               </w:rPr>
-              <w:instrText xml:space="preserve"> PAGEREF _Toc232614423 \h </w:instrText>
+              <w:instrText xml:space="preserve"> PAGEREF _Toc232666458 \h </w:instrText>
             </w:r>
             <w:r>
               <w:rPr>
@@ -2081,7 +2064,7 @@
               <w14:ligatures w14:val="standardContextual"/>
             </w:rPr>
           </w:pPr>
-          <w:hyperlink w:anchor="_Toc232614424" w:history="1">
+          <w:hyperlink w:anchor="_Toc232666459" w:history="1">
             <w:r>
               <w:rPr>
                 <w:rStyle w:val="Hyperlink"/>
@@ -2128,7 +2111,7 @@
                 <w:noProof/>
                 <w:webHidden/>
               </w:rPr>
-              <w:instrText xml:space="preserve"> PAGEREF _Toc232614424 \h </w:instrText>
+              <w:instrText xml:space="preserve"> PAGEREF _Toc232666459 \h </w:instrText>
             </w:r>
             <w:r>
               <w:rPr>
@@ -2171,7 +2154,7 @@
               <w14:ligatures w14:val="standardContextual"/>
             </w:rPr>
           </w:pPr>
-          <w:hyperlink w:anchor="_Toc232614425" w:history="1">
+          <w:hyperlink w:anchor="_Toc232666460" w:history="1">
             <w:r>
               <w:rPr>
                 <w:rStyle w:val="Hyperlink"/>
@@ -2216,7 +2199,7 @@
                 <w:noProof/>
                 <w:webHidden/>
               </w:rPr>
-              <w:instrText xml:space="preserve"> PAGEREF _Toc232614425 \h </w:instrText>
+              <w:instrText xml:space="preserve"> PAGEREF _Toc232666460 \h </w:instrText>
             </w:r>
             <w:r>
               <w:rPr>
@@ -2259,7 +2242,7 @@
               <w14:ligatures w14:val="standardContextual"/>
             </w:rPr>
           </w:pPr>
-          <w:hyperlink w:anchor="_Toc232614426" w:history="1">
+          <w:hyperlink w:anchor="_Toc232666461" w:history="1">
             <w:r>
               <w:rPr>
                 <w:rStyle w:val="Hyperlink"/>
@@ -2304,7 +2287,7 @@
                 <w:noProof/>
                 <w:webHidden/>
               </w:rPr>
-              <w:instrText xml:space="preserve"> PAGEREF _Toc232614426 \h </w:instrText>
+              <w:instrText xml:space="preserve"> PAGEREF _Toc232666461 \h </w:instrText>
             </w:r>
             <w:r>
               <w:rPr>
@@ -2347,7 +2330,7 @@
               <w14:ligatures w14:val="standardContextual"/>
             </w:rPr>
           </w:pPr>
-          <w:hyperlink w:anchor="_Toc232614427" w:history="1">
+          <w:hyperlink w:anchor="_Toc232666462" w:history="1">
             <w:r>
               <w:rPr>
                 <w:rStyle w:val="Hyperlink"/>
@@ -2392,7 +2375,7 @@
                 <w:noProof/>
                 <w:webHidden/>
               </w:rPr>
-              <w:instrText xml:space="preserve"> PAGEREF _Toc232614427 \h </w:instrText>
+              <w:instrText xml:space="preserve"> PAGEREF _Toc232666462 \h </w:instrText>
             </w:r>
             <w:r>
               <w:rPr>
@@ -2435,7 +2418,7 @@
               <w14:ligatures w14:val="standardContextual"/>
             </w:rPr>
           </w:pPr>
-          <w:hyperlink w:anchor="_Toc232614428" w:history="1">
+          <w:hyperlink w:anchor="_Toc232666463" w:history="1">
             <w:r>
               <w:rPr>
                 <w:rStyle w:val="Hyperlink"/>
@@ -2480,7 +2463,7 @@
                 <w:noProof/>
                 <w:webHidden/>
               </w:rPr>
-              <w:instrText xml:space="preserve"> PAGEREF _Toc232614428 \h </w:instrText>
+              <w:instrText xml:space="preserve"> PAGEREF _Toc232666463 \h </w:instrText>
             </w:r>
             <w:r>
               <w:rPr>
@@ -2523,7 +2506,7 @@
               <w14:ligatures w14:val="standardContextual"/>
             </w:rPr>
           </w:pPr>
-          <w:hyperlink w:anchor="_Toc232614429" w:history="1">
+          <w:hyperlink w:anchor="_Toc232666464" w:history="1">
             <w:r>
               <w:rPr>
                 <w:rStyle w:val="Hyperlink"/>
@@ -2568,7 +2551,7 @@
                 <w:noProof/>
                 <w:webHidden/>
               </w:rPr>
-              <w:instrText xml:space="preserve"> PAGEREF _Toc232614429 \h </w:instrText>
+              <w:instrText xml:space="preserve"> PAGEREF _Toc232666464 \h </w:instrText>
             </w:r>
             <w:r>
               <w:rPr>
@@ -2611,7 +2594,7 @@
               <w14:ligatures w14:val="standardContextual"/>
             </w:rPr>
           </w:pPr>
-          <w:hyperlink w:anchor="_Toc232614430" w:history="1">
+          <w:hyperlink w:anchor="_Toc232666465" w:history="1">
             <w:r>
               <w:rPr>
                 <w:rStyle w:val="Hyperlink"/>
@@ -2656,7 +2639,7 @@
                 <w:noProof/>
                 <w:webHidden/>
               </w:rPr>
-              <w:instrText xml:space="preserve"> PAGEREF _Toc232614430 \h </w:instrText>
+              <w:instrText xml:space="preserve"> PAGEREF _Toc232666465 \h </w:instrText>
             </w:r>
             <w:r>
               <w:rPr>
@@ -2701,7 +2684,7 @@
               <w14:ligatures w14:val="standardContextual"/>
             </w:rPr>
           </w:pPr>
-          <w:hyperlink w:anchor="_Toc232614431" w:history="1">
+          <w:hyperlink w:anchor="_Toc232666466" w:history="1">
             <w:r>
               <w:rPr>
                 <w:rStyle w:val="Hyperlink"/>
@@ -2728,7 +2711,7 @@
                 <w:noProof/>
                 <w:webHidden/>
               </w:rPr>
-              <w:instrText xml:space="preserve"> PAGEREF _Toc232614431 \h </w:instrText>
+              <w:instrText xml:space="preserve"> PAGEREF _Toc232666466 \h </w:instrText>
             </w:r>
             <w:r>
               <w:rPr>
@@ -2773,7 +2756,7 @@
               <w14:ligatures w14:val="standardContextual"/>
             </w:rPr>
           </w:pPr>
-          <w:hyperlink w:anchor="_Toc232614432" w:history="1">
+          <w:hyperlink w:anchor="_Toc232666467" w:history="1">
             <w:r>
               <w:rPr>
                 <w:rStyle w:val="Hyperlink"/>
@@ -2800,7 +2783,7 @@
                 <w:noProof/>
                 <w:webHidden/>
               </w:rPr>
-              <w:instrText xml:space="preserve"> PAGEREF _Toc232614432 \h </w:instrText>
+              <w:instrText xml:space="preserve"> PAGEREF _Toc232666467 \h </w:instrText>
             </w:r>
             <w:r>
               <w:rPr>
@@ -2861,7 +2844,7 @@
           <w:b w:val="0"/>
         </w:rPr>
       </w:pPr>
-      <w:bookmarkStart w:id="0" w:name="_Toc232614411"/>
+      <w:bookmarkStart w:id="0" w:name="_Toc232666446"/>
       <w:r>
         <w:rPr>
           <w:b w:val="0"/>
@@ -3464,7 +3447,7 @@
       <w:pPr>
         <w:pStyle w:val="Heading1"/>
       </w:pPr>
-      <w:bookmarkStart w:id="1" w:name="_Toc232614412"/>
+      <w:bookmarkStart w:id="1" w:name="_Toc232666447"/>
       <w:r>
         <w:lastRenderedPageBreak/>
         <w:t>Постановка задачи и методология</w:t>
@@ -3478,7 +3461,7 @@
       <w:pPr>
         <w:pStyle w:val="Heading2"/>
       </w:pPr>
-      <w:bookmarkStart w:id="2" w:name="_Toc232614413"/>
+      <w:bookmarkStart w:id="2" w:name="_Toc232666448"/>
       <w:r>
         <w:t>Формальная постановка задачи аэродинамической оптимизации</w:t>
       </w:r>
@@ -3864,7 +3847,6 @@
       <w:r>
         <w:rPr>
           <w:noProof/>
-          <w:lang w:val="en-US"/>
         </w:rPr>
         <w:t>1</w:t>
       </w:r>
@@ -4450,7 +4432,7 @@
       <w:pPr>
         <w:pStyle w:val="Heading2"/>
       </w:pPr>
-      <w:bookmarkStart w:id="4" w:name="_Toc232614414"/>
+      <w:bookmarkStart w:id="4" w:name="_Toc232666449"/>
       <w:r>
         <w:t>Геометрическая параметризация аэродинамического профиля</w:t>
       </w:r>
@@ -4892,7 +4874,6 @@
       <w:r>
         <w:rPr>
           <w:noProof/>
-          <w:lang w:val="en-US"/>
         </w:rPr>
         <w:t>2</w:t>
       </w:r>
@@ -5968,7 +5949,6 @@
       <w:r>
         <w:rPr>
           <w:noProof/>
-          <w:lang w:val="en-US"/>
         </w:rPr>
         <w:t>3</w:t>
       </w:r>
@@ -6846,7 +6826,6 @@
       <w:r>
         <w:rPr>
           <w:noProof/>
-          <w:lang w:val="en-US"/>
         </w:rPr>
         <w:t>5</w:t>
       </w:r>
@@ -7906,7 +7885,6 @@
             </m:r>
           </m:e>
           <m:sub>
-            <w:proofErr w:type="spellStart"/>
             <m:r>
               <m:rPr>
                 <m:nor/>
@@ -7916,7 +7894,6 @@
               </w:rPr>
               <m:t>bound</m:t>
             </m:r>
-            <w:proofErr w:type="spellEnd"/>
           </m:sub>
         </m:sSub>
       </m:oMath>
@@ -7931,7 +7908,6 @@
       <w:r>
         <w:rPr>
           <w:rFonts w:eastAsiaTheme="minorEastAsia"/>
-          <w:lang w:val="en-US"/>
         </w:rPr>
         <w:tab/>
       </w:r>
@@ -7948,7 +7924,7 @@
       <w:pPr>
         <w:pStyle w:val="Heading2"/>
       </w:pPr>
-      <w:bookmarkStart w:id="8" w:name="_Toc232614415"/>
+      <w:bookmarkStart w:id="8" w:name="_Toc232666450"/>
       <w:r>
         <w:lastRenderedPageBreak/>
         <w:t>Численное моделирование обтекания</w:t>
@@ -7962,7 +7938,7 @@
       <w:pPr>
         <w:pStyle w:val="Heading3"/>
       </w:pPr>
-      <w:bookmarkStart w:id="9" w:name="_Toc232614416"/>
+      <w:bookmarkStart w:id="9" w:name="_Toc232666451"/>
       <w:r>
         <w:t>Топология и автоматизированная генерация расчетной сетки</w:t>
       </w:r>
@@ -8463,7 +8439,7 @@
       <w:r>
         <w:t xml:space="preserve"> </w:t>
       </w:r>
-      <w:bookmarkStart w:id="14" w:name="_Toc232614417"/>
+      <w:bookmarkStart w:id="14" w:name="_Toc232666452"/>
       <w:r>
         <w:t xml:space="preserve">Проведение </w:t>
       </w:r>
@@ -8822,7 +8798,6 @@
       <w:r>
         <w:rPr>
           <w:noProof/>
-          <w:lang w:val="en-US"/>
         </w:rPr>
         <w:t>7</w:t>
       </w:r>
@@ -11529,10 +11504,7 @@
       </w:r>
       <w:hyperlink w:anchor="LeDoux_9" w:history="1">
         <w:r>
-          <w:t>[9</w:t>
-        </w:r>
-        <w:r>
-          <w:t>]</w:t>
+          <w:t>[9]</w:t>
         </w:r>
       </w:hyperlink>
       <w:r>
@@ -12435,7 +12407,6 @@
       <w:r>
         <w:rPr>
           <w:noProof/>
-          <w:lang w:val="en-US"/>
         </w:rPr>
         <w:t>11</w:t>
       </w:r>
@@ -12972,7 +12943,6 @@
       <w:r>
         <w:rPr>
           <w:noProof/>
-          <w:lang w:val="en-US"/>
         </w:rPr>
         <w:t>12</w:t>
       </w:r>
@@ -13381,7 +13351,7 @@
       <w:pPr>
         <w:pStyle w:val="Heading3"/>
       </w:pPr>
-      <w:bookmarkStart w:id="16" w:name="_Toc232614418"/>
+      <w:bookmarkStart w:id="16" w:name="_Toc232666453"/>
       <w:bookmarkEnd w:id="15"/>
       <w:r>
         <w:t>Валидация расчетного метода</w:t>
@@ -13404,7 +13374,6 @@
         <w:pStyle w:val="Normtext"/>
         <w:rPr>
           <w:rFonts w:eastAsiaTheme="minorEastAsia"/>
-          <w:lang w:val="en-US"/>
         </w:rPr>
       </w:pPr>
       <w:r>
@@ -13493,7 +13462,6 @@
         <w:pStyle w:val="Normtext"/>
         <w:rPr>
           <w:iCs/>
-          <w:lang w:val="en-US"/>
         </w:rPr>
       </w:pPr>
       <w:r>
@@ -13601,13 +13569,7 @@
       </w:r>
       <w:hyperlink w:anchor="AGARD_11" w:history="1">
         <w:r>
-          <w:t>[1</w:t>
-        </w:r>
-        <w:r>
-          <w:t>1</w:t>
-        </w:r>
-        <w:r>
-          <w:t>]</w:t>
+          <w:t>[11]</w:t>
         </w:r>
         <w:r>
           <w:t>.</w:t>
@@ -13625,7 +13587,6 @@
         <w:pStyle w:val="Normtext"/>
         <w:rPr>
           <w:iCs/>
-          <w:lang w:val="en-US"/>
         </w:rPr>
       </w:pPr>
       <w:r>
@@ -13728,7 +13689,6 @@
       <w:r>
         <w:rPr>
           <w:iCs/>
-          <w:lang w:val="en-US"/>
         </w:rPr>
         <w:t>.</w:t>
       </w:r>
@@ -14763,21 +14723,11 @@
       <w:r>
         <w:t xml:space="preserve"> и </w:t>
       </w:r>
-      <w:r>
-        <w:fldChar w:fldCharType="begin"/>
-      </w:r>
-      <w:r>
-        <w:instrText>HYPERLINK  \l "fig_9"</w:instrText>
-      </w:r>
-      <w:r>
-        <w:fldChar w:fldCharType="separate"/>
-      </w:r>
-      <w:r>
-        <w:t>9</w:t>
-      </w:r>
-      <w:r>
-        <w:fldChar w:fldCharType="end"/>
-      </w:r>
+      <w:hyperlink w:anchor="fig_9" w:history="1">
+        <w:r>
+          <w:t>9</w:t>
+        </w:r>
+      </w:hyperlink>
       <w:r>
         <w:rPr>
           <w:rFonts w:eastAsiaTheme="minorEastAsia"/>
@@ -14855,6 +14805,9 @@
         <w:pStyle w:val="Picture"/>
       </w:pPr>
       <w:r>
+        <w:rPr>
+          <w:noProof/>
+        </w:rPr>
         <w:drawing>
           <wp:inline distT="0" distB="0" distL="0" distR="0" wp14:anchorId="2BD26082" wp14:editId="5DC1067E">
             <wp:extent cx="5939790" cy="3543300"/>
@@ -15064,7 +15017,7 @@
       <w:pPr>
         <w:pStyle w:val="Heading1"/>
       </w:pPr>
-      <w:bookmarkStart w:id="21" w:name="_Toc232614419"/>
+      <w:bookmarkStart w:id="21" w:name="_Toc232666454"/>
       <w:r>
         <w:lastRenderedPageBreak/>
         <w:t>Используемые методы оптимизации</w:t>
@@ -15186,7 +15139,7 @@
       <w:pPr>
         <w:pStyle w:val="Heading2"/>
       </w:pPr>
-      <w:bookmarkStart w:id="22" w:name="_Toc232614420"/>
+      <w:bookmarkStart w:id="22" w:name="_Toc232666455"/>
       <w:r>
         <w:lastRenderedPageBreak/>
         <w:t>Метод сопряженных градиентов Флетчера-</w:t>
@@ -16690,7 +16643,6 @@
       <w:r>
         <w:rPr>
           <w:noProof/>
-          <w:lang w:val="en-US"/>
         </w:rPr>
         <w:t>15</w:t>
       </w:r>
@@ -17583,7 +17535,6 @@
       <w:r>
         <w:rPr>
           <w:noProof/>
-          <w:lang w:val="en-US"/>
         </w:rPr>
         <w:t>17</w:t>
       </w:r>
@@ -18017,7 +17968,6 @@
       <w:r>
         <w:rPr>
           <w:noProof/>
-          <w:lang w:val="en-US"/>
         </w:rPr>
         <w:t>18</w:t>
       </w:r>
@@ -18221,21 +18171,7 @@
             <w:rFonts w:ascii="Cambria Math" w:hAnsi="Cambria Math"/>
             <w:snapToGrid w:val="0"/>
           </w:rPr>
-          <m:t xml:space="preserve"> </m:t>
-        </m:r>
-        <m:r>
-          <w:rPr>
-            <w:rFonts w:ascii="Cambria Math" w:hAnsi="Cambria Math"/>
-            <w:snapToGrid w:val="0"/>
-          </w:rPr>
-          <m:t>и</m:t>
-        </m:r>
-        <m:r>
-          <w:rPr>
-            <w:rFonts w:ascii="Cambria Math" w:hAnsi="Cambria Math"/>
-            <w:snapToGrid w:val="0"/>
-          </w:rPr>
-          <m:t xml:space="preserve"> </m:t>
+          <m:t xml:space="preserve"> и </m:t>
         </m:r>
         <m:sSub>
           <m:sSubPr>
@@ -18290,7 +18226,7 @@
           <w:lang w:val="en-US"/>
         </w:rPr>
       </w:pPr>
-      <w:bookmarkStart w:id="23" w:name="_Toc232614421"/>
+      <w:bookmarkStart w:id="23" w:name="_Toc232666456"/>
       <w:r>
         <w:rPr>
           <w:lang w:val="en-US"/>
@@ -18305,7 +18241,6 @@
         <w:pStyle w:val="Normtext"/>
         <w:rPr>
           <w:iCs/>
-          <w:lang w:val="en-US"/>
         </w:rPr>
       </w:pPr>
       <w:r>
@@ -18406,13 +18341,7 @@
         <w:rPr>
           <w:iCs/>
         </w:rPr>
-        <w:t>В основе математического аппарата MADS лежит дискретизация пространства проектных параметров посредством построения адаптивной расчетной сетки</w:t>
-      </w:r>
-      <w:r>
-        <w:rPr>
-          <w:iCs/>
-        </w:rPr>
-        <w:t xml:space="preserve"> </w:t>
+        <w:t xml:space="preserve">В основе математического аппарата MADS лежит дискретизация пространства проектных параметров посредством построения адаптивной расчетной сетки </w:t>
       </w:r>
       <m:oMath>
         <m:sSub>
@@ -20211,7 +20140,7 @@
       <w:pPr>
         <w:pStyle w:val="Heading2"/>
       </w:pPr>
-      <w:bookmarkStart w:id="24" w:name="_Toc232614422"/>
+      <w:bookmarkStart w:id="24" w:name="_Toc232666457"/>
       <w:r>
         <w:rPr>
           <w:lang w:val="en-US"/>
@@ -20323,20 +20252,11 @@
       </w:r>
       <w:hyperlink w:anchor="forrester_6" w:history="1">
         <w:r>
-          <w:t>[</w:t>
-        </w:r>
-        <w:r>
-          <w:t>6</w:t>
-        </w:r>
-        <w:r>
-          <w:t>]</w:t>
+          <w:t>[6]</w:t>
         </w:r>
       </w:hyperlink>
       <w:r>
-        <w:t>.</w:t>
-      </w:r>
-      <w:r>
-        <w:t xml:space="preserve"> </w:t>
+        <w:t xml:space="preserve">. </w:t>
       </w:r>
       <w:r>
         <w:t>А</w:t>
@@ -20861,13 +20781,7 @@
           <w:rPr>
             <w:rFonts w:ascii="Cambria Math" w:hAnsi="Cambria Math"/>
           </w:rPr>
-          <m:t>E</m:t>
-        </m:r>
-        <m:r>
-          <w:rPr>
-            <w:rFonts w:ascii="Cambria Math" w:hAnsi="Cambria Math"/>
-          </w:rPr>
-          <m:t>[</m:t>
+          <m:t>E[</m:t>
         </m:r>
         <m:r>
           <w:rPr>
@@ -20903,16 +20817,7 @@
           <w:rPr>
             <w:rFonts w:ascii="Cambria Math" w:hAnsi="Cambria Math"/>
           </w:rPr>
-          <m:t>]</m:t>
-        </m:r>
-        <m:r>
-          <m:rPr>
-            <m:sty m:val="p"/>
-          </m:rPr>
-          <w:rPr>
-            <w:rFonts w:ascii="Cambria Math" w:hAnsi="Cambria Math"/>
-          </w:rPr>
-          <m:t>=</m:t>
+          <m:t>]=</m:t>
         </m:r>
         <m:d>
           <m:dPr>
@@ -21337,7 +21242,6 @@
       <w:r>
         <w:rPr>
           <w:noProof/>
-          <w:lang w:val="en-US"/>
         </w:rPr>
         <w:t>22</w:t>
       </w:r>
@@ -21673,7 +21577,7 @@
       <w:pPr>
         <w:pStyle w:val="Heading2"/>
       </w:pPr>
-      <w:bookmarkStart w:id="25" w:name="_Toc232614423"/>
+      <w:bookmarkStart w:id="25" w:name="_Toc232666458"/>
       <w:r>
         <w:t>Вычисление</w:t>
       </w:r>
@@ -22072,25 +21976,7 @@
               <w:rPr>
                 <w:rFonts w:ascii="Cambria Math" w:hAnsi="Cambria Math"/>
               </w:rPr>
-              <m:t>,</m:t>
-            </m:r>
-            <m:r>
-              <m:rPr>
-                <m:sty m:val="p"/>
-              </m:rPr>
-              <w:rPr>
-                <w:rFonts w:ascii="Cambria Math" w:hAnsi="Cambria Math"/>
-              </w:rPr>
-              <m:t>…</m:t>
-            </m:r>
-            <m:r>
-              <m:rPr>
-                <m:sty m:val="p"/>
-              </m:rPr>
-              <w:rPr>
-                <w:rFonts w:ascii="Cambria Math" w:hAnsi="Cambria Math"/>
-              </w:rPr>
-              <m:t>,</m:t>
+              <m:t>,…,</m:t>
             </m:r>
             <m:sSub>
               <m:sSubPr>
@@ -23103,7 +22989,6 @@
       <w:r>
         <w:rPr>
           <w:noProof/>
-          <w:lang w:val="en-US"/>
         </w:rPr>
         <w:t>24</w:t>
       </w:r>
@@ -23283,7 +23168,7 @@
       <w:pPr>
         <w:pStyle w:val="Heading1"/>
       </w:pPr>
-      <w:bookmarkStart w:id="27" w:name="_Toc232614424"/>
+      <w:bookmarkStart w:id="27" w:name="_Toc232666459"/>
       <w:r>
         <w:t>Получение и анализ решений оптимизационной задачи</w:t>
       </w:r>
@@ -23299,7 +23184,7 @@
           <w:lang w:val="en-US"/>
         </w:rPr>
       </w:pPr>
-      <w:bookmarkStart w:id="28" w:name="_Toc232614425"/>
+      <w:bookmarkStart w:id="28" w:name="_Toc232666460"/>
       <w:r>
         <w:t>Рассматриваемый случай</w:t>
       </w:r>
@@ -23323,16 +23208,7 @@
       </w:r>
       <w:hyperlink w:anchor="eq_1" w:history="1">
         <w:r>
-          <w:t>(</w:t>
-        </w:r>
-        <w:r>
-          <w:t>1</w:t>
-        </w:r>
-        <w:r>
-          <w:t>)</w:t>
-        </w:r>
-        <w:r>
-          <w:t>,</w:t>
+          <w:t>(1),</w:t>
         </w:r>
       </w:hyperlink>
       <w:r>
@@ -23416,7 +23292,6 @@
             <m:r>
               <w:rPr>
                 <w:rFonts w:ascii="Cambria Math" w:eastAsiaTheme="minorEastAsia" w:hAnsi="Cambria Math"/>
-                <w:lang w:val="en-US"/>
               </w:rPr>
               <m:t xml:space="preserve"> </m:t>
             </m:r>
@@ -23425,7 +23300,6 @@
         <m:r>
           <w:rPr>
             <w:rFonts w:ascii="Cambria Math" w:eastAsiaTheme="minorEastAsia" w:hAnsi="Cambria Math"/>
-            <w:lang w:val="en-US"/>
           </w:rPr>
           <m:t xml:space="preserve">= 0.007, </m:t>
         </m:r>
@@ -23461,7 +23335,6 @@
         <m:r>
           <w:rPr>
             <w:rFonts w:ascii="Cambria Math" w:eastAsiaTheme="minorEastAsia" w:hAnsi="Cambria Math"/>
-            <w:lang w:val="en-US"/>
           </w:rPr>
           <m:t xml:space="preserve"> = 12%. </m:t>
         </m:r>
@@ -23470,9 +23343,6 @@
     <w:p>
       <w:pPr>
         <w:pStyle w:val="Normtext"/>
-        <w:rPr>
-          <w:lang w:val="en-US"/>
-        </w:rPr>
       </w:pPr>
       <w:r>
         <w:rPr>
@@ -23562,7 +23432,6 @@
         <w:rPr>
           <w:rFonts w:eastAsiaTheme="minorEastAsia"/>
           <w:iCs/>
-          <w:lang w:val="en-US"/>
         </w:rPr>
         <w:t>.0107</w:t>
       </w:r>
@@ -23603,13 +23472,7 @@
               <w:rPr>
                 <w:rFonts w:ascii="Cambria Math" w:hAnsi="Cambria Math"/>
               </w:rPr>
-              <m:t>0</m:t>
-            </m:r>
-            <m:r>
-              <w:rPr>
-                <w:rFonts w:ascii="Cambria Math" w:hAnsi="Cambria Math"/>
-              </w:rPr>
-              <m:t xml:space="preserve"> </m:t>
+              <m:t xml:space="preserve">0 </m:t>
             </m:r>
           </m:sub>
         </m:sSub>
@@ -23662,13 +23525,7 @@
               <w:rPr>
                 <w:rFonts w:ascii="Cambria Math" w:hAnsi="Cambria Math"/>
               </w:rPr>
-              <m:t xml:space="preserve"> </m:t>
-            </m:r>
-            <m:r>
-              <w:rPr>
-                <w:rFonts w:ascii="Cambria Math" w:hAnsi="Cambria Math"/>
-              </w:rPr>
-              <m:t>R</m:t>
+              <m:t xml:space="preserve"> R</m:t>
             </m:r>
             <m:ctrlPr>
               <w:rPr>
@@ -23681,13 +23538,7 @@
               <w:rPr>
                 <w:rFonts w:ascii="Cambria Math" w:hAnsi="Cambria Math"/>
               </w:rPr>
-              <m:t>bound</m:t>
-            </m:r>
-            <m:r>
-              <w:rPr>
-                <w:rFonts w:ascii="Cambria Math" w:hAnsi="Cambria Math"/>
-              </w:rPr>
-              <m:t xml:space="preserve"> </m:t>
+              <m:t xml:space="preserve">bound </m:t>
             </m:r>
           </m:sub>
         </m:sSub>
@@ -23695,13 +23546,7 @@
           <w:rPr>
             <w:rFonts w:ascii="Cambria Math" w:hAnsi="Cambria Math"/>
           </w:rPr>
-          <m:t>=</m:t>
-        </m:r>
-        <m:r>
-          <w:rPr>
-            <w:rFonts w:ascii="Cambria Math" w:hAnsi="Cambria Math"/>
-          </w:rPr>
-          <m:t xml:space="preserve"> </m:t>
+          <m:t xml:space="preserve">= </m:t>
         </m:r>
         <m:sSub>
           <m:sSubPr>
@@ -23717,25 +23562,7 @@
               <w:rPr>
                 <w:rFonts w:ascii="Cambria Math" w:hAnsi="Cambria Math"/>
               </w:rPr>
-              <m:t xml:space="preserve"> </m:t>
-            </m:r>
-            <m:r>
-              <w:rPr>
-                <w:rFonts w:ascii="Cambria Math" w:hAnsi="Cambria Math"/>
-              </w:rPr>
-              <m:t>1</m:t>
-            </m:r>
-            <m:r>
-              <w:rPr>
-                <w:rFonts w:ascii="Cambria Math" w:hAnsi="Cambria Math"/>
-              </w:rPr>
-              <m:t>0</m:t>
-            </m:r>
-            <m:r>
-              <w:rPr>
-                <w:rFonts w:ascii="Cambria Math" w:hAnsi="Cambria Math"/>
-              </w:rPr>
-              <m:t>R</m:t>
+              <m:t xml:space="preserve"> 10R</m:t>
             </m:r>
             <m:ctrlPr>
               <w:rPr>
@@ -23882,13 +23709,7 @@
               <w:rPr>
                 <w:rFonts w:ascii="Cambria Math" w:hAnsi="Cambria Math"/>
               </w:rPr>
-              <m:t>co</m:t>
-            </m:r>
-            <m:r>
-              <w:rPr>
-                <w:rFonts w:ascii="Cambria Math" w:hAnsi="Cambria Math"/>
-              </w:rPr>
-              <m:t>r</m:t>
+              <m:t>cor</m:t>
             </m:r>
             <m:r>
               <w:rPr>
@@ -24013,7 +23834,6 @@
       <w:r>
         <w:rPr>
           <w:noProof/>
-          <w:lang w:val="en-US"/>
         </w:rPr>
         <w:t>25</w:t>
       </w:r>
@@ -24348,25 +24168,13 @@
         <w:t>.</w:t>
       </w:r>
       <w:r>
-        <w:t xml:space="preserve"> </w:t>
-      </w:r>
-      <w:r>
-        <w:t xml:space="preserve">Если для выдерживания толщины </w:t>
-      </w:r>
-      <w:r>
-        <w:t xml:space="preserve">варьируемая </w:t>
-      </w:r>
-      <w:r>
-        <w:t>координата точки у</w:t>
+        <w:t xml:space="preserve"> Если для выдерживания толщины варьируемая координата точки у</w:t>
       </w:r>
       <w:r>
         <w:t>ходит</w:t>
       </w:r>
       <w:r>
-        <w:t xml:space="preserve"> за пределы</w:t>
-      </w:r>
-      <w:r>
-        <w:t xml:space="preserve"> </w:t>
+        <w:t xml:space="preserve"> за пределы </w:t>
       </w:r>
       <m:oMath>
         <m:sSub>
@@ -24423,7 +24231,7 @@
       <w:pPr>
         <w:pStyle w:val="Heading2"/>
       </w:pPr>
-      <w:bookmarkStart w:id="29" w:name="_Toc232614426"/>
+      <w:bookmarkStart w:id="29" w:name="_Toc232666461"/>
       <w:r>
         <w:t>Влияние числа параметров</w:t>
       </w:r>
@@ -24805,6 +24613,9 @@
         <w:pStyle w:val="Picture"/>
       </w:pPr>
       <w:r>
+        <w:rPr>
+          <w:noProof/>
+        </w:rPr>
         <w:lastRenderedPageBreak/>
         <w:drawing>
           <wp:inline distT="0" distB="0" distL="0" distR="0" wp14:anchorId="1122A4C1" wp14:editId="5DB7D4D9">
@@ -24896,7 +24707,7 @@
           <w:lang w:val="en-US"/>
         </w:rPr>
       </w:pPr>
-      <w:bookmarkStart w:id="32" w:name="_Toc232614427"/>
+      <w:bookmarkStart w:id="32" w:name="_Toc232666462"/>
       <w:r>
         <w:t>Р</w:t>
       </w:r>
@@ -25098,9 +24909,6 @@
     <w:p>
       <w:pPr>
         <w:pStyle w:val="Normtext"/>
-        <w:rPr>
-          <w:lang w:val="en-US"/>
-        </w:rPr>
       </w:pPr>
       <w:r>
         <w:t xml:space="preserve"> Критерием остановки для обоих случаев стало исчерпание бюджета вычислений. Можно видеть, что на качество результата существенно влияет качество первоначальной суррогатной модели. Условие достаточности первоначальной выборки должно выполняться для корректно рассчитанных точек.</w:t>
@@ -25491,7 +25299,7 @@
       <w:pPr>
         <w:pStyle w:val="Heading2"/>
       </w:pPr>
-      <w:bookmarkStart w:id="37" w:name="_Toc232614428"/>
+      <w:bookmarkStart w:id="37" w:name="_Toc232666463"/>
       <w:r>
         <w:rPr>
           <w:lang w:val="en-US"/>
@@ -25869,13 +25677,7 @@
         <w:t>.</w:t>
       </w:r>
       <w:r>
-        <w:t xml:space="preserve"> </w:t>
-      </w:r>
-      <w:r>
-        <w:t>Сравнение распределения</w:t>
-      </w:r>
-      <w:r>
-        <w:t xml:space="preserve"> </w:t>
+        <w:t xml:space="preserve"> Сравнение распределения </w:t>
       </w:r>
       <m:oMath>
         <m:sSub>
@@ -25924,27 +25726,24 @@
         </m:d>
       </m:oMath>
       <w:r>
+        <w:t xml:space="preserve"> для </w:t>
+      </w:r>
+      <w:r>
+        <w:rPr>
+          <w:lang w:val="en-US"/>
+        </w:rPr>
+        <w:t>EGO</w:t>
+      </w:r>
+      <w:r>
         <w:t xml:space="preserve"> </w:t>
       </w:r>
       <w:r>
-        <w:t xml:space="preserve">для </w:t>
+        <w:t xml:space="preserve">и </w:t>
       </w:r>
       <w:r>
         <w:rPr>
           <w:lang w:val="en-US"/>
         </w:rPr>
-        <w:t>EGO</w:t>
-      </w:r>
-      <w:r>
-        <w:t xml:space="preserve"> </w:t>
-      </w:r>
-      <w:r>
-        <w:t xml:space="preserve">и </w:t>
-      </w:r>
-      <w:r>
-        <w:rPr>
-          <w:lang w:val="en-US"/>
-        </w:rPr>
         <w:t>RAE</w:t>
       </w:r>
       <w:r>
@@ -25961,7 +25760,7 @@
       <w:pPr>
         <w:pStyle w:val="Heading2"/>
       </w:pPr>
-      <w:bookmarkStart w:id="41" w:name="_Toc232614429"/>
+      <w:bookmarkStart w:id="41" w:name="_Toc232666464"/>
       <w:r>
         <w:t>Влияние постановки ограничений на результат</w:t>
       </w:r>
@@ -26069,20 +25868,13 @@
           <w:rFonts w:eastAsiaTheme="minorEastAsia"/>
           <w:iCs/>
         </w:rPr>
-        <w:t xml:space="preserve"> = 0.0098</w:t>
+        <w:t xml:space="preserve"> = 0.00982. Влияние небольшое, но все равно можно сделать вывод, что использование аддитивной штрафной функции негативно сказывается на качестве работы алгоритма вблизи зон ограничений. Опыт показал, что оптимальным как с точки зрения конечного результата, так и с так и по скорости работы алгоритма является </w:t>
       </w:r>
       <w:r>
         <w:rPr>
           <w:rFonts w:eastAsiaTheme="minorEastAsia"/>
           <w:iCs/>
         </w:rPr>
-        <w:t xml:space="preserve">2. Влияние небольшое, но все равно можно сделать вывод, что использование аддитивной штрафной функции негативно сказывается на качестве работы алгоритма вблизи зон ограничений. Опыт показал, что оптимальным как с точки зрения конечного результата, так и с так и по скорости работы алгоритма является </w:t>
-      </w:r>
-      <w:r>
-        <w:rPr>
-          <w:rFonts w:eastAsiaTheme="minorEastAsia"/>
-          <w:iCs/>
-        </w:rPr>
         <w:t xml:space="preserve">соблюдение конструкционных ограничений через параметризацию. </w:t>
       </w:r>
     </w:p>
@@ -26090,7 +25882,7 @@
       <w:pPr>
         <w:pStyle w:val="Heading2"/>
       </w:pPr>
-      <w:bookmarkStart w:id="42" w:name="_Toc232614430"/>
+      <w:bookmarkStart w:id="42" w:name="_Toc232666465"/>
       <w:proofErr w:type="spellStart"/>
       <w:r>
         <w:t>Мультимодальность</w:t>
@@ -26288,13 +26080,8 @@
         <w:pStyle w:val="Piccapt"/>
       </w:pPr>
       <w:bookmarkStart w:id="43" w:name="fig_18"/>
-      <w:proofErr w:type="spellStart"/>
-      <w:r>
-        <w:t>Рисунок</w:t>
-      </w:r>
-      <w:proofErr w:type="spellEnd"/>
-      <w:r>
-        <w:t xml:space="preserve"> 1</w:t>
+      <w:r>
+        <w:t>Рисунок 1</w:t>
       </w:r>
       <w:r>
         <w:fldChar w:fldCharType="begin"/>
@@ -26464,9 +26251,6 @@
         <w:t xml:space="preserve">Рисунок </w:t>
       </w:r>
       <w:r>
-        <w:rPr>
-          <w:lang w:val="en-US"/>
-        </w:rPr>
         <w:t>1</w:t>
       </w:r>
       <w:r>
@@ -26564,37 +26348,10 @@
       </w:pPr>
       <w:bookmarkStart w:id="45" w:name="fig_20"/>
       <w:r>
-        <w:t xml:space="preserve">Рисунок </w:t>
-      </w:r>
-      <w:r>
-        <w:fldChar w:fldCharType="begin"/>
-      </w:r>
-      <w:r>
-        <w:instrText xml:space="preserve"> </w:instrText>
-      </w:r>
-      <w:r>
-        <w:instrText>SEQ</w:instrText>
-      </w:r>
-      <w:r>
-        <w:instrText xml:space="preserve"> Рисунок \* </w:instrText>
-      </w:r>
-      <w:r>
-        <w:instrText>ARABIC</w:instrText>
-      </w:r>
-      <w:r>
-        <w:instrText xml:space="preserve"> </w:instrText>
-      </w:r>
-      <w:r>
-        <w:fldChar w:fldCharType="separate"/>
-      </w:r>
-      <w:r>
-        <w:rPr>
-          <w:noProof/>
-        </w:rPr>
-        <w:t>10</w:t>
-      </w:r>
-      <w:r>
-        <w:fldChar w:fldCharType="end"/>
+        <w:t>Рисунок</w:t>
+      </w:r>
+      <w:r>
+        <w:t xml:space="preserve"> 20</w:t>
       </w:r>
       <w:r>
         <w:t>. Найденные локальные оптимумы с наименьшим сопротивлением</w:t>
@@ -26669,15 +26426,7 @@
         </m:d>
       </m:oMath>
       <w:r>
-        <w:t xml:space="preserve"> пр</w:t>
-      </w:r>
-      <w:proofErr w:type="spellStart"/>
-      <w:r>
-        <w:t>едложенных</w:t>
-      </w:r>
-      <w:proofErr w:type="spellEnd"/>
-      <w:r>
-        <w:t xml:space="preserve"> двух оптимумов</w:t>
+        <w:t xml:space="preserve"> предложенных двух оптимумов</w:t>
       </w:r>
       <w:r>
         <w:t xml:space="preserve"> в сравнении с RAE2822.</w:t>
@@ -26823,34 +26572,16 @@
       </w:pPr>
       <w:bookmarkStart w:id="46" w:name="fig_21"/>
       <w:r>
-        <w:t xml:space="preserve">Рисунок </w:t>
-      </w:r>
-      <w:r>
-        <w:fldChar w:fldCharType="begin"/>
-      </w:r>
-      <w:r>
-        <w:instrText xml:space="preserve"> SEQ Рисунок \* ARABIC </w:instrText>
-      </w:r>
-      <w:r>
-        <w:fldChar w:fldCharType="separate"/>
-      </w:r>
-      <w:r>
-        <w:rPr>
-          <w:noProof/>
-        </w:rPr>
-        <w:t>11</w:t>
-      </w:r>
-      <w:r>
-        <w:fldChar w:fldCharType="end"/>
+        <w:t>Рисунок</w:t>
+      </w:r>
+      <w:r>
+        <w:t xml:space="preserve"> 21</w:t>
       </w:r>
       <w:r>
         <w:t xml:space="preserve">. </w:t>
       </w:r>
       <w:r>
-        <w:t>Р</w:t>
-      </w:r>
-      <w:r>
-        <w:t xml:space="preserve">аспределения </w:t>
+        <w:t xml:space="preserve">Распределения </w:t>
       </w:r>
       <m:oMath>
         <m:sSub>
@@ -26899,15 +26630,12 @@
         </m:d>
       </m:oMath>
       <w:r>
+        <w:t xml:space="preserve"> оптимумов</w:t>
+      </w:r>
+      <w:r>
         <w:t xml:space="preserve"> </w:t>
       </w:r>
       <w:r>
-        <w:t>оптимумов</w:t>
-      </w:r>
-      <w:r>
-        <w:t xml:space="preserve"> </w:t>
-      </w:r>
-      <w:r>
         <w:t xml:space="preserve">и </w:t>
       </w:r>
       <w:r>
@@ -26926,6 +26654,9 @@
         <w:pStyle w:val="Picture"/>
       </w:pPr>
       <w:r>
+        <w:rPr>
+          <w:noProof/>
+        </w:rPr>
         <w:lastRenderedPageBreak/>
         <w:drawing>
           <wp:inline distT="0" distB="0" distL="0" distR="0" wp14:anchorId="39CD00FA" wp14:editId="7BF26DAB">
@@ -26977,36 +26708,27 @@
       </w:pPr>
       <w:bookmarkStart w:id="47" w:name="fig_22"/>
       <w:r>
-        <w:t xml:space="preserve">Рисунок </w:t>
-      </w:r>
-      <w:r>
-        <w:fldChar w:fldCharType="begin"/>
-      </w:r>
-      <w:r>
-        <w:instrText xml:space="preserve"> SEQ Рисунок \* ARABIC </w:instrText>
-      </w:r>
-      <w:r>
-        <w:fldChar w:fldCharType="separate"/>
-      </w:r>
+        <w:t>Рисунок</w:t>
+      </w:r>
+      <w:r>
+        <w:t xml:space="preserve"> 22</w:t>
+      </w:r>
+      <w:r>
+        <w:t>. Поле числа Маха около оптимального профиля</w:t>
+      </w:r>
+      <w:bookmarkEnd w:id="31"/>
+      <w:r>
+        <w:t xml:space="preserve"> на исследуемом режиме</w:t>
+      </w:r>
+    </w:p>
+    <w:p>
+      <w:pPr>
+        <w:pStyle w:val="Picture"/>
+      </w:pPr>
       <w:r>
         <w:rPr>
           <w:noProof/>
         </w:rPr>
-        <w:t>12</w:t>
-      </w:r>
-      <w:r>
-        <w:fldChar w:fldCharType="end"/>
-      </w:r>
-      <w:r>
-        <w:t>. Поле числа Маха около оптимального профиля</w:t>
-      </w:r>
-      <w:bookmarkEnd w:id="31"/>
-    </w:p>
-    <w:p>
-      <w:pPr>
-        <w:pStyle w:val="Picture"/>
-      </w:pPr>
-      <w:r>
         <w:drawing>
           <wp:inline distT="0" distB="0" distL="0" distR="0" wp14:anchorId="2CE9EC1B" wp14:editId="2B2C58A8">
             <wp:extent cx="5939790" cy="2687320"/>
@@ -27050,25 +26772,10 @@
       </w:pPr>
       <w:bookmarkStart w:id="48" w:name="fig_23"/>
       <w:r>
-        <w:t xml:space="preserve">Рисунок </w:t>
-      </w:r>
-      <w:r>
-        <w:fldChar w:fldCharType="begin"/>
-      </w:r>
-      <w:r>
-        <w:instrText xml:space="preserve"> SEQ Рисунок \* ARABIC </w:instrText>
-      </w:r>
-      <w:r>
-        <w:fldChar w:fldCharType="separate"/>
-      </w:r>
-      <w:r>
-        <w:rPr>
-          <w:noProof/>
-        </w:rPr>
-        <w:t>13</w:t>
-      </w:r>
-      <w:r>
-        <w:fldChar w:fldCharType="end"/>
+        <w:t>Рисунок</w:t>
+      </w:r>
+      <w:r>
+        <w:t xml:space="preserve"> 23</w:t>
       </w:r>
       <w:r>
         <w:t>. Интегральные характеристики полученного профиля</w:t>
@@ -27098,7 +26805,7 @@
           <w:b w:val="0"/>
         </w:rPr>
       </w:pPr>
-      <w:bookmarkStart w:id="49" w:name="_Toc232614431"/>
+      <w:bookmarkStart w:id="49" w:name="_Toc232666466"/>
       <w:bookmarkEnd w:id="47"/>
       <w:r>
         <w:rPr>
@@ -27357,6 +27064,9 @@
         </w:rPr>
       </w:pPr>
       <w:r>
+        <w:rPr>
+          <w:lang w:val="ru-RU"/>
+        </w:rPr>
         <w:br w:type="page"/>
       </w:r>
     </w:p>
@@ -27368,7 +27078,7 @@
         </w:rPr>
       </w:pPr>
       <w:bookmarkStart w:id="50" w:name="_Toc75966596"/>
-      <w:bookmarkStart w:id="51" w:name="_Toc232614432"/>
+      <w:bookmarkStart w:id="51" w:name="_Toc232666467"/>
       <w:r>
         <w:rPr>
           <w:b w:val="0"/>
@@ -32107,6 +31817,7 @@
   <w:style w:type="character" w:default="1" w:styleId="DefaultParagraphFont">
     <w:name w:val="Default Paragraph Font"/>
     <w:uiPriority w:val="1"/>
+    <w:semiHidden/>
     <w:unhideWhenUsed/>
   </w:style>
   <w:style w:type="table" w:default="1" w:styleId="TableNormal">
